--- a/docs/quarto/index.docx
+++ b/docs/quarto/index.docx
@@ -8258,31 +8258,31 @@
                 <w:rFonts w:ascii="Calibri" w:hAnsi="Calibri"/>
                 <w:sz w:val="20"/>
               </w:rPr>
-              <w:t xml:space="default">0.97, 1.01</w:t>
-            </w:r>
-          </w:p>
-        </w:tc>
-        <w:tc>
-          <w:tcPr>
-            <w:tcBorders>
-              <w:top w:val="single" w:space="0" w:color="D3D3D3"/>
-              <w:bottom w:val="single" w:space="0" w:color="D3D3D3"/>
-              <w:start w:val="single" w:space="0" w:color="D3D3D3"/>
-              <w:end w:val="single" w:space="0" w:color="D3D3D3"/>
-            </w:tcBorders>
-          </w:tcPr>
-          <w:p>
-            <w:pPr>
-              <w:spacing w:before="0" w:after="60"/>
-              <w:keepNext/>
-              <w:jc w:val="center"/>
-            </w:pPr>
-            <w:r>
-              <w:rPr>
-                <w:rFonts w:ascii="Calibri" w:hAnsi="Calibri"/>
-                <w:sz w:val="20"/>
-              </w:rPr>
-              <w:t xml:space="default">0.3</w:t>
+              <w:t xml:space="default">0.98, 1.01</w:t>
+            </w:r>
+          </w:p>
+        </w:tc>
+        <w:tc>
+          <w:tcPr>
+            <w:tcBorders>
+              <w:top w:val="single" w:space="0" w:color="D3D3D3"/>
+              <w:bottom w:val="single" w:space="0" w:color="D3D3D3"/>
+              <w:start w:val="single" w:space="0" w:color="D3D3D3"/>
+              <w:end w:val="single" w:space="0" w:color="D3D3D3"/>
+            </w:tcBorders>
+          </w:tcPr>
+          <w:p>
+            <w:pPr>
+              <w:spacing w:before="0" w:after="60"/>
+              <w:keepNext/>
+              <w:jc w:val="center"/>
+            </w:pPr>
+            <w:r>
+              <w:rPr>
+                <w:rFonts w:ascii="Calibri" w:hAnsi="Calibri"/>
+                <w:sz w:val="20"/>
+              </w:rPr>
+              <w:t xml:space="default">0.6</w:t>
             </w:r>
           </w:p>
         </w:tc>
@@ -8537,55 +8537,55 @@
                 <w:rFonts w:ascii="Calibri" w:hAnsi="Calibri"/>
                 <w:sz w:val="20"/>
               </w:rPr>
-              <w:t xml:space="default">1.23</w:t>
-            </w:r>
-          </w:p>
-        </w:tc>
-        <w:tc>
-          <w:tcPr>
-            <w:tcBorders>
-              <w:top w:val="single" w:space="0" w:color="D3D3D3"/>
-              <w:bottom w:val="single" w:space="0" w:color="D3D3D3"/>
-              <w:start w:val="single" w:space="0" w:color="D3D3D3"/>
-              <w:end w:val="single" w:space="0" w:color="D3D3D3"/>
-            </w:tcBorders>
-          </w:tcPr>
-          <w:p>
-            <w:pPr>
-              <w:spacing w:before="0" w:after="60"/>
-              <w:keepNext/>
-              <w:jc w:val="center"/>
-            </w:pPr>
-            <w:r>
-              <w:rPr>
-                <w:rFonts w:ascii="Calibri" w:hAnsi="Calibri"/>
-                <w:sz w:val="20"/>
-              </w:rPr>
-              <w:t xml:space="default">0.78, 1.94</w:t>
-            </w:r>
-          </w:p>
-        </w:tc>
-        <w:tc>
-          <w:tcPr>
-            <w:tcBorders>
-              <w:top w:val="single" w:space="0" w:color="D3D3D3"/>
-              <w:bottom w:val="single" w:space="0" w:color="D3D3D3"/>
-              <w:start w:val="single" w:space="0" w:color="D3D3D3"/>
-              <w:end w:val="single" w:space="0" w:color="D3D3D3"/>
-            </w:tcBorders>
-          </w:tcPr>
-          <w:p>
-            <w:pPr>
-              <w:spacing w:before="0" w:after="60"/>
-              <w:keepNext/>
-              <w:jc w:val="center"/>
-            </w:pPr>
-            <w:r>
-              <w:rPr>
-                <w:rFonts w:ascii="Calibri" w:hAnsi="Calibri"/>
-                <w:sz w:val="20"/>
-              </w:rPr>
-              <w:t xml:space="default">0.4</w:t>
+              <w:t xml:space="default">1.17</w:t>
+            </w:r>
+          </w:p>
+        </w:tc>
+        <w:tc>
+          <w:tcPr>
+            <w:tcBorders>
+              <w:top w:val="single" w:space="0" w:color="D3D3D3"/>
+              <w:bottom w:val="single" w:space="0" w:color="D3D3D3"/>
+              <w:start w:val="single" w:space="0" w:color="D3D3D3"/>
+              <w:end w:val="single" w:space="0" w:color="D3D3D3"/>
+            </w:tcBorders>
+          </w:tcPr>
+          <w:p>
+            <w:pPr>
+              <w:spacing w:before="0" w:after="60"/>
+              <w:keepNext/>
+              <w:jc w:val="center"/>
+            </w:pPr>
+            <w:r>
+              <w:rPr>
+                <w:rFonts w:ascii="Calibri" w:hAnsi="Calibri"/>
+                <w:sz w:val="20"/>
+              </w:rPr>
+              <w:t xml:space="default">0.76, 1.81</w:t>
+            </w:r>
+          </w:p>
+        </w:tc>
+        <w:tc>
+          <w:tcPr>
+            <w:tcBorders>
+              <w:top w:val="single" w:space="0" w:color="D3D3D3"/>
+              <w:bottom w:val="single" w:space="0" w:color="D3D3D3"/>
+              <w:start w:val="single" w:space="0" w:color="D3D3D3"/>
+              <w:end w:val="single" w:space="0" w:color="D3D3D3"/>
+            </w:tcBorders>
+          </w:tcPr>
+          <w:p>
+            <w:pPr>
+              <w:spacing w:before="0" w:after="60"/>
+              <w:keepNext/>
+              <w:jc w:val="center"/>
+            </w:pPr>
+            <w:r>
+              <w:rPr>
+                <w:rFonts w:ascii="Calibri" w:hAnsi="Calibri"/>
+                <w:sz w:val="20"/>
+              </w:rPr>
+              <w:t xml:space="default">0.5</w:t>
             </w:r>
           </w:p>
         </w:tc>
@@ -8840,55 +8840,55 @@
                 <w:rFonts w:ascii="Calibri" w:hAnsi="Calibri"/>
                 <w:sz w:val="20"/>
               </w:rPr>
-              <w:t xml:space="default">2.91</w:t>
-            </w:r>
-          </w:p>
-        </w:tc>
-        <w:tc>
-          <w:tcPr>
-            <w:tcBorders>
-              <w:top w:val="single" w:space="0" w:color="D3D3D3"/>
-              <w:bottom w:val="single" w:space="0" w:color="D3D3D3"/>
-              <w:start w:val="single" w:space="0" w:color="D3D3D3"/>
-              <w:end w:val="single" w:space="0" w:color="D3D3D3"/>
-            </w:tcBorders>
-          </w:tcPr>
-          <w:p>
-            <w:pPr>
-              <w:spacing w:before="0" w:after="60"/>
-              <w:keepNext/>
-              <w:jc w:val="center"/>
-            </w:pPr>
-            <w:r>
-              <w:rPr>
-                <w:rFonts w:ascii="Calibri" w:hAnsi="Calibri"/>
-                <w:sz w:val="20"/>
-              </w:rPr>
-              <w:t xml:space="default">1.03, 8.25</w:t>
-            </w:r>
-          </w:p>
-        </w:tc>
-        <w:tc>
-          <w:tcPr>
-            <w:tcBorders>
-              <w:top w:val="single" w:space="0" w:color="D3D3D3"/>
-              <w:bottom w:val="single" w:space="0" w:color="D3D3D3"/>
-              <w:start w:val="single" w:space="0" w:color="D3D3D3"/>
-              <w:end w:val="single" w:space="0" w:color="D3D3D3"/>
-            </w:tcBorders>
-          </w:tcPr>
-          <w:p>
-            <w:pPr>
-              <w:spacing w:before="0" w:after="60"/>
-              <w:keepNext/>
-              <w:jc w:val="center"/>
-            </w:pPr>
-            <w:r>
-              <w:rPr>
-                <w:rFonts w:ascii="Calibri" w:hAnsi="Calibri"/>
-                <w:sz w:val="20"/>
-              </w:rPr>
-              <w:t xml:space="default">0.044</w:t>
+              <w:t xml:space="default">2.67</w:t>
+            </w:r>
+          </w:p>
+        </w:tc>
+        <w:tc>
+          <w:tcPr>
+            <w:tcBorders>
+              <w:top w:val="single" w:space="0" w:color="D3D3D3"/>
+              <w:bottom w:val="single" w:space="0" w:color="D3D3D3"/>
+              <w:start w:val="single" w:space="0" w:color="D3D3D3"/>
+              <w:end w:val="single" w:space="0" w:color="D3D3D3"/>
+            </w:tcBorders>
+          </w:tcPr>
+          <w:p>
+            <w:pPr>
+              <w:spacing w:before="0" w:after="60"/>
+              <w:keepNext/>
+              <w:jc w:val="center"/>
+            </w:pPr>
+            <w:r>
+              <w:rPr>
+                <w:rFonts w:ascii="Calibri" w:hAnsi="Calibri"/>
+                <w:sz w:val="20"/>
+              </w:rPr>
+              <w:t xml:space="default">0.96, 7.43</w:t>
+            </w:r>
+          </w:p>
+        </w:tc>
+        <w:tc>
+          <w:tcPr>
+            <w:tcBorders>
+              <w:top w:val="single" w:space="0" w:color="D3D3D3"/>
+              <w:bottom w:val="single" w:space="0" w:color="D3D3D3"/>
+              <w:start w:val="single" w:space="0" w:color="D3D3D3"/>
+              <w:end w:val="single" w:space="0" w:color="D3D3D3"/>
+            </w:tcBorders>
+          </w:tcPr>
+          <w:p>
+            <w:pPr>
+              <w:spacing w:before="0" w:after="60"/>
+              <w:keepNext/>
+              <w:jc w:val="center"/>
+            </w:pPr>
+            <w:r>
+              <w:rPr>
+                <w:rFonts w:ascii="Calibri" w:hAnsi="Calibri"/>
+                <w:sz w:val="20"/>
+              </w:rPr>
+              <w:t xml:space="default">0.060</w:t>
             </w:r>
           </w:p>
         </w:tc>
@@ -8941,31 +8941,31 @@
                 <w:rFonts w:ascii="Calibri" w:hAnsi="Calibri"/>
                 <w:sz w:val="20"/>
               </w:rPr>
-              <w:t xml:space="default">1.48</w:t>
-            </w:r>
-          </w:p>
-        </w:tc>
-        <w:tc>
-          <w:tcPr>
-            <w:tcBorders>
-              <w:top w:val="single" w:space="0" w:color="D3D3D3"/>
-              <w:bottom w:val="single" w:space="0" w:color="D3D3D3"/>
-              <w:start w:val="single" w:space="0" w:color="D3D3D3"/>
-              <w:end w:val="single" w:space="0" w:color="D3D3D3"/>
-            </w:tcBorders>
-          </w:tcPr>
-          <w:p>
-            <w:pPr>
-              <w:spacing w:before="0" w:after="60"/>
-              <w:keepNext/>
-              <w:jc w:val="center"/>
-            </w:pPr>
-            <w:r>
-              <w:rPr>
-                <w:rFonts w:ascii="Calibri" w:hAnsi="Calibri"/>
-                <w:sz w:val="20"/>
-              </w:rPr>
-              <w:t xml:space="default">0.66, 3.33</w:t>
+              <w:t xml:space="default">1.50</w:t>
+            </w:r>
+          </w:p>
+        </w:tc>
+        <w:tc>
+          <w:tcPr>
+            <w:tcBorders>
+              <w:top w:val="single" w:space="0" w:color="D3D3D3"/>
+              <w:bottom w:val="single" w:space="0" w:color="D3D3D3"/>
+              <w:start w:val="single" w:space="0" w:color="D3D3D3"/>
+              <w:end w:val="single" w:space="0" w:color="D3D3D3"/>
+            </w:tcBorders>
+          </w:tcPr>
+          <w:p>
+            <w:pPr>
+              <w:spacing w:before="0" w:after="60"/>
+              <w:keepNext/>
+              <w:jc w:val="center"/>
+            </w:pPr>
+            <w:r>
+              <w:rPr>
+                <w:rFonts w:ascii="Calibri" w:hAnsi="Calibri"/>
+                <w:sz w:val="20"/>
+              </w:rPr>
+              <w:t xml:space="default">0.67, 3.36</w:t>
             </w:r>
           </w:p>
         </w:tc>
@@ -9143,55 +9143,55 @@
                 <w:rFonts w:ascii="Calibri" w:hAnsi="Calibri"/>
                 <w:sz w:val="20"/>
               </w:rPr>
-              <w:t xml:space="default">1.41</w:t>
-            </w:r>
-          </w:p>
-        </w:tc>
-        <w:tc>
-          <w:tcPr>
-            <w:tcBorders>
-              <w:top w:val="single" w:space="0" w:color="D3D3D3"/>
-              <w:bottom w:val="single" w:space="0" w:color="D3D3D3"/>
-              <w:start w:val="single" w:space="0" w:color="D3D3D3"/>
-              <w:end w:val="single" w:space="0" w:color="D3D3D3"/>
-            </w:tcBorders>
-          </w:tcPr>
-          <w:p>
-            <w:pPr>
-              <w:spacing w:before="0" w:after="60"/>
-              <w:keepNext/>
-              <w:jc w:val="center"/>
-            </w:pPr>
-            <w:r>
-              <w:rPr>
-                <w:rFonts w:ascii="Calibri" w:hAnsi="Calibri"/>
-                <w:sz w:val="20"/>
-              </w:rPr>
-              <w:t xml:space="default">0.07, 30.3</w:t>
-            </w:r>
-          </w:p>
-        </w:tc>
-        <w:tc>
-          <w:tcPr>
-            <w:tcBorders>
-              <w:top w:val="single" w:space="0" w:color="D3D3D3"/>
-              <w:bottom w:val="single" w:space="0" w:color="D3D3D3"/>
-              <w:start w:val="single" w:space="0" w:color="D3D3D3"/>
-              <w:end w:val="single" w:space="0" w:color="D3D3D3"/>
-            </w:tcBorders>
-          </w:tcPr>
-          <w:p>
-            <w:pPr>
-              <w:spacing w:before="0" w:after="60"/>
-              <w:keepNext/>
-              <w:jc w:val="center"/>
-            </w:pPr>
-            <w:r>
-              <w:rPr>
-                <w:rFonts w:ascii="Calibri" w:hAnsi="Calibri"/>
-                <w:sz w:val="20"/>
-              </w:rPr>
-              <w:t xml:space="default">0.8</w:t>
+              <w:t xml:space="default">2.18</w:t>
+            </w:r>
+          </w:p>
+        </w:tc>
+        <w:tc>
+          <w:tcPr>
+            <w:tcBorders>
+              <w:top w:val="single" w:space="0" w:color="D3D3D3"/>
+              <w:bottom w:val="single" w:space="0" w:color="D3D3D3"/>
+              <w:start w:val="single" w:space="0" w:color="D3D3D3"/>
+              <w:end w:val="single" w:space="0" w:color="D3D3D3"/>
+            </w:tcBorders>
+          </w:tcPr>
+          <w:p>
+            <w:pPr>
+              <w:spacing w:before="0" w:after="60"/>
+              <w:keepNext/>
+              <w:jc w:val="center"/>
+            </w:pPr>
+            <w:r>
+              <w:rPr>
+                <w:rFonts w:ascii="Calibri" w:hAnsi="Calibri"/>
+                <w:sz w:val="20"/>
+              </w:rPr>
+              <w:t xml:space="default">0.16, 29.6</w:t>
+            </w:r>
+          </w:p>
+        </w:tc>
+        <w:tc>
+          <w:tcPr>
+            <w:tcBorders>
+              <w:top w:val="single" w:space="0" w:color="D3D3D3"/>
+              <w:bottom w:val="single" w:space="0" w:color="D3D3D3"/>
+              <w:start w:val="single" w:space="0" w:color="D3D3D3"/>
+              <w:end w:val="single" w:space="0" w:color="D3D3D3"/>
+            </w:tcBorders>
+          </w:tcPr>
+          <w:p>
+            <w:pPr>
+              <w:spacing w:before="0" w:after="60"/>
+              <w:keepNext/>
+              <w:jc w:val="center"/>
+            </w:pPr>
+            <w:r>
+              <w:rPr>
+                <w:rFonts w:ascii="Calibri" w:hAnsi="Calibri"/>
+                <w:sz w:val="20"/>
+              </w:rPr>
+              <w:t xml:space="default">0.6</w:t>
             </w:r>
           </w:p>
         </w:tc>
@@ -9446,55 +9446,55 @@
                 <w:rFonts w:ascii="Calibri" w:hAnsi="Calibri"/>
                 <w:sz w:val="20"/>
               </w:rPr>
-              <w:t xml:space="default">1.01</w:t>
-            </w:r>
-          </w:p>
-        </w:tc>
-        <w:tc>
-          <w:tcPr>
-            <w:tcBorders>
-              <w:top w:val="single" w:space="0" w:color="D3D3D3"/>
-              <w:bottom w:val="single" w:space="0" w:color="D3D3D3"/>
-              <w:start w:val="single" w:space="0" w:color="D3D3D3"/>
-              <w:end w:val="single" w:space="0" w:color="D3D3D3"/>
-            </w:tcBorders>
-          </w:tcPr>
-          <w:p>
-            <w:pPr>
-              <w:spacing w:before="0" w:after="60"/>
-              <w:keepNext/>
-              <w:jc w:val="center"/>
-            </w:pPr>
-            <w:r>
-              <w:rPr>
-                <w:rFonts w:ascii="Calibri" w:hAnsi="Calibri"/>
-                <w:sz w:val="20"/>
-              </w:rPr>
-              <w:t xml:space="default">0.57, 1.78</w:t>
-            </w:r>
-          </w:p>
-        </w:tc>
-        <w:tc>
-          <w:tcPr>
-            <w:tcBorders>
-              <w:top w:val="single" w:space="0" w:color="D3D3D3"/>
-              <w:bottom w:val="single" w:space="0" w:color="D3D3D3"/>
-              <w:start w:val="single" w:space="0" w:color="D3D3D3"/>
-              <w:end w:val="single" w:space="0" w:color="D3D3D3"/>
-            </w:tcBorders>
-          </w:tcPr>
-          <w:p>
-            <w:pPr>
-              <w:spacing w:before="0" w:after="60"/>
-              <w:keepNext/>
-              <w:jc w:val="center"/>
-            </w:pPr>
-            <w:r>
-              <w:rPr>
-                <w:rFonts w:ascii="Calibri" w:hAnsi="Calibri"/>
-                <w:sz w:val="20"/>
-              </w:rPr>
-              <w:t xml:space="default">&gt;0.9</w:t>
+              <w:t xml:space="default">1.06</w:t>
+            </w:r>
+          </w:p>
+        </w:tc>
+        <w:tc>
+          <w:tcPr>
+            <w:tcBorders>
+              <w:top w:val="single" w:space="0" w:color="D3D3D3"/>
+              <w:bottom w:val="single" w:space="0" w:color="D3D3D3"/>
+              <w:start w:val="single" w:space="0" w:color="D3D3D3"/>
+              <w:end w:val="single" w:space="0" w:color="D3D3D3"/>
+            </w:tcBorders>
+          </w:tcPr>
+          <w:p>
+            <w:pPr>
+              <w:spacing w:before="0" w:after="60"/>
+              <w:keepNext/>
+              <w:jc w:val="center"/>
+            </w:pPr>
+            <w:r>
+              <w:rPr>
+                <w:rFonts w:ascii="Calibri" w:hAnsi="Calibri"/>
+                <w:sz w:val="20"/>
+              </w:rPr>
+              <w:t xml:space="default">0.61, 1.85</w:t>
+            </w:r>
+          </w:p>
+        </w:tc>
+        <w:tc>
+          <w:tcPr>
+            <w:tcBorders>
+              <w:top w:val="single" w:space="0" w:color="D3D3D3"/>
+              <w:bottom w:val="single" w:space="0" w:color="D3D3D3"/>
+              <w:start w:val="single" w:space="0" w:color="D3D3D3"/>
+              <w:end w:val="single" w:space="0" w:color="D3D3D3"/>
+            </w:tcBorders>
+          </w:tcPr>
+          <w:p>
+            <w:pPr>
+              <w:spacing w:before="0" w:after="60"/>
+              <w:keepNext/>
+              <w:jc w:val="center"/>
+            </w:pPr>
+            <w:r>
+              <w:rPr>
+                <w:rFonts w:ascii="Calibri" w:hAnsi="Calibri"/>
+                <w:sz w:val="20"/>
+              </w:rPr>
+              <w:t xml:space="default">0.8</w:t>
             </w:r>
           </w:p>
         </w:tc>
@@ -9547,55 +9547,55 @@
                 <w:rFonts w:ascii="Calibri" w:hAnsi="Calibri"/>
                 <w:sz w:val="20"/>
               </w:rPr>
-              <w:t xml:space="default">0.50</w:t>
-            </w:r>
-          </w:p>
-        </w:tc>
-        <w:tc>
-          <w:tcPr>
-            <w:tcBorders>
-              <w:top w:val="single" w:space="0" w:color="D3D3D3"/>
-              <w:bottom w:val="single" w:space="0" w:color="D3D3D3"/>
-              <w:start w:val="single" w:space="0" w:color="D3D3D3"/>
-              <w:end w:val="single" w:space="0" w:color="D3D3D3"/>
-            </w:tcBorders>
-          </w:tcPr>
-          <w:p>
-            <w:pPr>
-              <w:spacing w:before="0" w:after="60"/>
-              <w:keepNext/>
-              <w:jc w:val="center"/>
-            </w:pPr>
-            <w:r>
-              <w:rPr>
-                <w:rFonts w:ascii="Calibri" w:hAnsi="Calibri"/>
-                <w:sz w:val="20"/>
-              </w:rPr>
-              <w:t xml:space="default">0.26, 0.95</w:t>
-            </w:r>
-          </w:p>
-        </w:tc>
-        <w:tc>
-          <w:tcPr>
-            <w:tcBorders>
-              <w:top w:val="single" w:space="0" w:color="D3D3D3"/>
-              <w:bottom w:val="single" w:space="0" w:color="D3D3D3"/>
-              <w:start w:val="single" w:space="0" w:color="D3D3D3"/>
-              <w:end w:val="single" w:space="0" w:color="D3D3D3"/>
-            </w:tcBorders>
-          </w:tcPr>
-          <w:p>
-            <w:pPr>
-              <w:spacing w:before="0" w:after="60"/>
-              <w:keepNext/>
-              <w:jc w:val="center"/>
-            </w:pPr>
-            <w:r>
-              <w:rPr>
-                <w:rFonts w:ascii="Calibri" w:hAnsi="Calibri"/>
-                <w:sz w:val="20"/>
-              </w:rPr>
-              <w:t xml:space="default">0.034</w:t>
+              <w:t xml:space="default">0.55</w:t>
+            </w:r>
+          </w:p>
+        </w:tc>
+        <w:tc>
+          <w:tcPr>
+            <w:tcBorders>
+              <w:top w:val="single" w:space="0" w:color="D3D3D3"/>
+              <w:bottom w:val="single" w:space="0" w:color="D3D3D3"/>
+              <w:start w:val="single" w:space="0" w:color="D3D3D3"/>
+              <w:end w:val="single" w:space="0" w:color="D3D3D3"/>
+            </w:tcBorders>
+          </w:tcPr>
+          <w:p>
+            <w:pPr>
+              <w:spacing w:before="0" w:after="60"/>
+              <w:keepNext/>
+              <w:jc w:val="center"/>
+            </w:pPr>
+            <w:r>
+              <w:rPr>
+                <w:rFonts w:ascii="Calibri" w:hAnsi="Calibri"/>
+                <w:sz w:val="20"/>
+              </w:rPr>
+              <w:t xml:space="default">0.30, 1.03</w:t>
+            </w:r>
+          </w:p>
+        </w:tc>
+        <w:tc>
+          <w:tcPr>
+            <w:tcBorders>
+              <w:top w:val="single" w:space="0" w:color="D3D3D3"/>
+              <w:bottom w:val="single" w:space="0" w:color="D3D3D3"/>
+              <w:start w:val="single" w:space="0" w:color="D3D3D3"/>
+              <w:end w:val="single" w:space="0" w:color="D3D3D3"/>
+            </w:tcBorders>
+          </w:tcPr>
+          <w:p>
+            <w:pPr>
+              <w:spacing w:before="0" w:after="60"/>
+              <w:keepNext/>
+              <w:jc w:val="center"/>
+            </w:pPr>
+            <w:r>
+              <w:rPr>
+                <w:rFonts w:ascii="Calibri" w:hAnsi="Calibri"/>
+                <w:sz w:val="20"/>
+              </w:rPr>
+              <w:t xml:space="default">0.061</w:t>
             </w:r>
           </w:p>
         </w:tc>
@@ -9648,55 +9648,55 @@
                 <w:rFonts w:ascii="Calibri" w:hAnsi="Calibri"/>
                 <w:sz w:val="20"/>
               </w:rPr>
-              <w:t xml:space="default">1.36</w:t>
-            </w:r>
-          </w:p>
-        </w:tc>
-        <w:tc>
-          <w:tcPr>
-            <w:tcBorders>
-              <w:top w:val="single" w:space="0" w:color="D3D3D3"/>
-              <w:bottom w:val="single" w:space="0" w:color="D3D3D3"/>
-              <w:start w:val="single" w:space="0" w:color="D3D3D3"/>
-              <w:end w:val="single" w:space="0" w:color="D3D3D3"/>
-            </w:tcBorders>
-          </w:tcPr>
-          <w:p>
-            <w:pPr>
-              <w:spacing w:before="0" w:after="60"/>
-              <w:keepNext/>
-              <w:jc w:val="center"/>
-            </w:pPr>
-            <w:r>
-              <w:rPr>
-                <w:rFonts w:ascii="Calibri" w:hAnsi="Calibri"/>
-                <w:sz w:val="20"/>
-              </w:rPr>
-              <w:t xml:space="default">0.73, 2.55</w:t>
-            </w:r>
-          </w:p>
-        </w:tc>
-        <w:tc>
-          <w:tcPr>
-            <w:tcBorders>
-              <w:top w:val="single" w:space="0" w:color="D3D3D3"/>
-              <w:bottom w:val="single" w:space="0" w:color="D3D3D3"/>
-              <w:start w:val="single" w:space="0" w:color="D3D3D3"/>
-              <w:end w:val="single" w:space="0" w:color="D3D3D3"/>
-            </w:tcBorders>
-          </w:tcPr>
-          <w:p>
-            <w:pPr>
-              <w:spacing w:before="0" w:after="60"/>
-              <w:keepNext/>
-              <w:jc w:val="center"/>
-            </w:pPr>
-            <w:r>
-              <w:rPr>
-                <w:rFonts w:ascii="Calibri" w:hAnsi="Calibri"/>
-                <w:sz w:val="20"/>
-              </w:rPr>
-              <w:t xml:space="default">0.3</w:t>
+              <w:t xml:space="default">1.31</w:t>
+            </w:r>
+          </w:p>
+        </w:tc>
+        <w:tc>
+          <w:tcPr>
+            <w:tcBorders>
+              <w:top w:val="single" w:space="0" w:color="D3D3D3"/>
+              <w:bottom w:val="single" w:space="0" w:color="D3D3D3"/>
+              <w:start w:val="single" w:space="0" w:color="D3D3D3"/>
+              <w:end w:val="single" w:space="0" w:color="D3D3D3"/>
+            </w:tcBorders>
+          </w:tcPr>
+          <w:p>
+            <w:pPr>
+              <w:spacing w:before="0" w:after="60"/>
+              <w:keepNext/>
+              <w:jc w:val="center"/>
+            </w:pPr>
+            <w:r>
+              <w:rPr>
+                <w:rFonts w:ascii="Calibri" w:hAnsi="Calibri"/>
+                <w:sz w:val="20"/>
+              </w:rPr>
+              <w:t xml:space="default">0.70, 2.44</w:t>
+            </w:r>
+          </w:p>
+        </w:tc>
+        <w:tc>
+          <w:tcPr>
+            <w:tcBorders>
+              <w:top w:val="single" w:space="0" w:color="D3D3D3"/>
+              <w:bottom w:val="single" w:space="0" w:color="D3D3D3"/>
+              <w:start w:val="single" w:space="0" w:color="D3D3D3"/>
+              <w:end w:val="single" w:space="0" w:color="D3D3D3"/>
+            </w:tcBorders>
+          </w:tcPr>
+          <w:p>
+            <w:pPr>
+              <w:spacing w:before="0" w:after="60"/>
+              <w:keepNext/>
+              <w:jc w:val="center"/>
+            </w:pPr>
+            <w:r>
+              <w:rPr>
+                <w:rFonts w:ascii="Calibri" w:hAnsi="Calibri"/>
+                <w:sz w:val="20"/>
+              </w:rPr>
+              <w:t xml:space="default">0.4</w:t>
             </w:r>
           </w:p>
         </w:tc>
@@ -9749,55 +9749,55 @@
                 <w:rFonts w:ascii="Calibri" w:hAnsi="Calibri"/>
                 <w:sz w:val="20"/>
               </w:rPr>
-              <w:t xml:space="default">0.47</w:t>
-            </w:r>
-          </w:p>
-        </w:tc>
-        <w:tc>
-          <w:tcPr>
-            <w:tcBorders>
-              <w:top w:val="single" w:space="0" w:color="D3D3D3"/>
-              <w:bottom w:val="single" w:space="0" w:color="D3D3D3"/>
-              <w:start w:val="single" w:space="0" w:color="D3D3D3"/>
-              <w:end w:val="single" w:space="0" w:color="D3D3D3"/>
-            </w:tcBorders>
-          </w:tcPr>
-          <w:p>
-            <w:pPr>
-              <w:spacing w:before="0" w:after="60"/>
-              <w:keepNext/>
-              <w:jc w:val="center"/>
-            </w:pPr>
-            <w:r>
-              <w:rPr>
-                <w:rFonts w:ascii="Calibri" w:hAnsi="Calibri"/>
-                <w:sz w:val="20"/>
-              </w:rPr>
-              <w:t xml:space="default">0.05, 4.16</w:t>
-            </w:r>
-          </w:p>
-        </w:tc>
-        <w:tc>
-          <w:tcPr>
-            <w:tcBorders>
-              <w:top w:val="single" w:space="0" w:color="D3D3D3"/>
-              <w:bottom w:val="single" w:space="0" w:color="D3D3D3"/>
-              <w:start w:val="single" w:space="0" w:color="D3D3D3"/>
-              <w:end w:val="single" w:space="0" w:color="D3D3D3"/>
-            </w:tcBorders>
-          </w:tcPr>
-          <w:p>
-            <w:pPr>
-              <w:spacing w:before="0" w:after="60"/>
-              <w:keepNext/>
-              <w:jc w:val="center"/>
-            </w:pPr>
-            <w:r>
-              <w:rPr>
-                <w:rFonts w:ascii="Calibri" w:hAnsi="Calibri"/>
-                <w:sz w:val="20"/>
-              </w:rPr>
-              <w:t xml:space="default">0.5</w:t>
+              <w:t xml:space="default">0.55</w:t>
+            </w:r>
+          </w:p>
+        </w:tc>
+        <w:tc>
+          <w:tcPr>
+            <w:tcBorders>
+              <w:top w:val="single" w:space="0" w:color="D3D3D3"/>
+              <w:bottom w:val="single" w:space="0" w:color="D3D3D3"/>
+              <w:start w:val="single" w:space="0" w:color="D3D3D3"/>
+              <w:end w:val="single" w:space="0" w:color="D3D3D3"/>
+            </w:tcBorders>
+          </w:tcPr>
+          <w:p>
+            <w:pPr>
+              <w:spacing w:before="0" w:after="60"/>
+              <w:keepNext/>
+              <w:jc w:val="center"/>
+            </w:pPr>
+            <w:r>
+              <w:rPr>
+                <w:rFonts w:ascii="Calibri" w:hAnsi="Calibri"/>
+                <w:sz w:val="20"/>
+              </w:rPr>
+              <w:t xml:space="default">0.06, 5.00</w:t>
+            </w:r>
+          </w:p>
+        </w:tc>
+        <w:tc>
+          <w:tcPr>
+            <w:tcBorders>
+              <w:top w:val="single" w:space="0" w:color="D3D3D3"/>
+              <w:bottom w:val="single" w:space="0" w:color="D3D3D3"/>
+              <w:start w:val="single" w:space="0" w:color="D3D3D3"/>
+              <w:end w:val="single" w:space="0" w:color="D3D3D3"/>
+            </w:tcBorders>
+          </w:tcPr>
+          <w:p>
+            <w:pPr>
+              <w:spacing w:before="0" w:after="60"/>
+              <w:keepNext/>
+              <w:jc w:val="center"/>
+            </w:pPr>
+            <w:r>
+              <w:rPr>
+                <w:rFonts w:ascii="Calibri" w:hAnsi="Calibri"/>
+                <w:sz w:val="20"/>
+              </w:rPr>
+              <w:t xml:space="default">0.6</w:t>
             </w:r>
           </w:p>
         </w:tc>
@@ -9826,7 +9826,7 @@
                 <w:rFonts w:ascii="Calibri" w:hAnsi="Calibri"/>
                 <w:sz w:val="20"/>
               </w:rPr>
-              <w:t xml:space="default">Admission Day</w:t>
+              <w:t xml:space="default">Hospital Bed Size</w:t>
             </w:r>
           </w:p>
         </w:tc>
@@ -9927,7 +9927,7 @@
                 <w:rFonts w:ascii="Calibri" w:hAnsi="Calibri"/>
                 <w:sz w:val="20"/>
               </w:rPr>
-              <w:t xml:space="default">    Weekday (Mon-Fri)</w:t>
+              <w:t xml:space="default">    Small</w:t>
             </w:r>
           </w:p>
         </w:tc>
@@ -10028,79 +10028,79 @@
                 <w:rFonts w:ascii="Calibri" w:hAnsi="Calibri"/>
                 <w:sz w:val="20"/>
               </w:rPr>
-              <w:t xml:space="default">    Weekend (Sat-Sun)</w:t>
-            </w:r>
-          </w:p>
-        </w:tc>
-        <w:tc>
-          <w:tcPr>
-            <w:tcBorders>
-              <w:top w:val="single" w:space="0" w:color="D3D3D3"/>
-              <w:bottom w:val="single" w:space="0" w:color="D3D3D3"/>
-              <w:start w:val="single" w:space="0" w:color="D3D3D3"/>
-              <w:end w:val="single" w:space="0" w:color="D3D3D3"/>
-            </w:tcBorders>
-          </w:tcPr>
-          <w:p>
-            <w:pPr>
-              <w:spacing w:before="0" w:after="60"/>
-              <w:keepNext/>
-              <w:jc w:val="center"/>
-            </w:pPr>
-            <w:r>
-              <w:rPr>
-                <w:rFonts w:ascii="Calibri" w:hAnsi="Calibri"/>
-                <w:sz w:val="20"/>
-              </w:rPr>
-              <w:t xml:space="default">0.80</w:t>
-            </w:r>
-          </w:p>
-        </w:tc>
-        <w:tc>
-          <w:tcPr>
-            <w:tcBorders>
-              <w:top w:val="single" w:space="0" w:color="D3D3D3"/>
-              <w:bottom w:val="single" w:space="0" w:color="D3D3D3"/>
-              <w:start w:val="single" w:space="0" w:color="D3D3D3"/>
-              <w:end w:val="single" w:space="0" w:color="D3D3D3"/>
-            </w:tcBorders>
-          </w:tcPr>
-          <w:p>
-            <w:pPr>
-              <w:spacing w:before="0" w:after="60"/>
-              <w:keepNext/>
-              <w:jc w:val="center"/>
-            </w:pPr>
-            <w:r>
-              <w:rPr>
-                <w:rFonts w:ascii="Calibri" w:hAnsi="Calibri"/>
-                <w:sz w:val="20"/>
-              </w:rPr>
-              <w:t xml:space="default">0.49, 1.33</w:t>
-            </w:r>
-          </w:p>
-        </w:tc>
-        <w:tc>
-          <w:tcPr>
-            <w:tcBorders>
-              <w:top w:val="single" w:space="0" w:color="D3D3D3"/>
-              <w:bottom w:val="single" w:space="0" w:color="D3D3D3"/>
-              <w:start w:val="single" w:space="0" w:color="D3D3D3"/>
-              <w:end w:val="single" w:space="0" w:color="D3D3D3"/>
-            </w:tcBorders>
-          </w:tcPr>
-          <w:p>
-            <w:pPr>
-              <w:spacing w:before="0" w:after="60"/>
-              <w:keepNext/>
-              <w:jc w:val="center"/>
-            </w:pPr>
-            <w:r>
-              <w:rPr>
-                <w:rFonts w:ascii="Calibri" w:hAnsi="Calibri"/>
-                <w:sz w:val="20"/>
-              </w:rPr>
-              <w:t xml:space="default">0.4</w:t>
+              <w:t xml:space="default">    Large</w:t>
+            </w:r>
+          </w:p>
+        </w:tc>
+        <w:tc>
+          <w:tcPr>
+            <w:tcBorders>
+              <w:top w:val="single" w:space="0" w:color="D3D3D3"/>
+              <w:bottom w:val="single" w:space="0" w:color="D3D3D3"/>
+              <w:start w:val="single" w:space="0" w:color="D3D3D3"/>
+              <w:end w:val="single" w:space="0" w:color="D3D3D3"/>
+            </w:tcBorders>
+          </w:tcPr>
+          <w:p>
+            <w:pPr>
+              <w:spacing w:before="0" w:after="60"/>
+              <w:keepNext/>
+              <w:jc w:val="center"/>
+            </w:pPr>
+            <w:r>
+              <w:rPr>
+                <w:rFonts w:ascii="Calibri" w:hAnsi="Calibri"/>
+                <w:sz w:val="20"/>
+              </w:rPr>
+              <w:t xml:space="default">0.58</w:t>
+            </w:r>
+          </w:p>
+        </w:tc>
+        <w:tc>
+          <w:tcPr>
+            <w:tcBorders>
+              <w:top w:val="single" w:space="0" w:color="D3D3D3"/>
+              <w:bottom w:val="single" w:space="0" w:color="D3D3D3"/>
+              <w:start w:val="single" w:space="0" w:color="D3D3D3"/>
+              <w:end w:val="single" w:space="0" w:color="D3D3D3"/>
+            </w:tcBorders>
+          </w:tcPr>
+          <w:p>
+            <w:pPr>
+              <w:spacing w:before="0" w:after="60"/>
+              <w:keepNext/>
+              <w:jc w:val="center"/>
+            </w:pPr>
+            <w:r>
+              <w:rPr>
+                <w:rFonts w:ascii="Calibri" w:hAnsi="Calibri"/>
+                <w:sz w:val="20"/>
+              </w:rPr>
+              <w:t xml:space="default">0.21, 1.58</w:t>
+            </w:r>
+          </w:p>
+        </w:tc>
+        <w:tc>
+          <w:tcPr>
+            <w:tcBorders>
+              <w:top w:val="single" w:space="0" w:color="D3D3D3"/>
+              <w:bottom w:val="single" w:space="0" w:color="D3D3D3"/>
+              <w:start w:val="single" w:space="0" w:color="D3D3D3"/>
+              <w:end w:val="single" w:space="0" w:color="D3D3D3"/>
+            </w:tcBorders>
+          </w:tcPr>
+          <w:p>
+            <w:pPr>
+              <w:spacing w:before="0" w:after="60"/>
+              <w:keepNext/>
+              <w:jc w:val="center"/>
+            </w:pPr>
+            <w:r>
+              <w:rPr>
+                <w:rFonts w:ascii="Calibri" w:hAnsi="Calibri"/>
+                <w:sz w:val="20"/>
+              </w:rPr>
+              <w:t xml:space="default">0.3</w:t>
             </w:r>
           </w:p>
         </w:tc>
@@ -10129,79 +10129,79 @@
                 <w:rFonts w:ascii="Calibri" w:hAnsi="Calibri"/>
                 <w:sz w:val="20"/>
               </w:rPr>
-              <w:t xml:space="default">Discharge Year</w:t>
-            </w:r>
-          </w:p>
-        </w:tc>
-        <w:tc>
-          <w:tcPr>
-            <w:tcBorders>
-              <w:top w:val="single" w:space="0" w:color="D3D3D3"/>
-              <w:bottom w:val="single" w:space="0" w:color="D3D3D3"/>
-              <w:start w:val="single" w:space="0" w:color="D3D3D3"/>
-              <w:end w:val="single" w:space="0" w:color="D3D3D3"/>
-            </w:tcBorders>
-          </w:tcPr>
-          <w:p>
-            <w:pPr>
-              <w:spacing w:before="0" w:after="60"/>
-              <w:keepNext/>
-              <w:jc w:val="center"/>
-            </w:pPr>
-            <w:r>
-              <w:rPr>
-                <w:rFonts w:ascii="Calibri" w:hAnsi="Calibri"/>
-                <w:sz w:val="20"/>
-              </w:rPr>
-              <w:t xml:space="default"/>
-            </w:r>
-          </w:p>
-        </w:tc>
-        <w:tc>
-          <w:tcPr>
-            <w:tcBorders>
-              <w:top w:val="single" w:space="0" w:color="D3D3D3"/>
-              <w:bottom w:val="single" w:space="0" w:color="D3D3D3"/>
-              <w:start w:val="single" w:space="0" w:color="D3D3D3"/>
-              <w:end w:val="single" w:space="0" w:color="D3D3D3"/>
-            </w:tcBorders>
-          </w:tcPr>
-          <w:p>
-            <w:pPr>
-              <w:spacing w:before="0" w:after="60"/>
-              <w:keepNext/>
-              <w:jc w:val="center"/>
-            </w:pPr>
-            <w:r>
-              <w:rPr>
-                <w:rFonts w:ascii="Calibri" w:hAnsi="Calibri"/>
-                <w:sz w:val="20"/>
-              </w:rPr>
-              <w:t xml:space="default"/>
-            </w:r>
-          </w:p>
-        </w:tc>
-        <w:tc>
-          <w:tcPr>
-            <w:tcBorders>
-              <w:top w:val="single" w:space="0" w:color="D3D3D3"/>
-              <w:bottom w:val="single" w:space="0" w:color="D3D3D3"/>
-              <w:start w:val="single" w:space="0" w:color="D3D3D3"/>
-              <w:end w:val="single" w:space="0" w:color="D3D3D3"/>
-            </w:tcBorders>
-          </w:tcPr>
-          <w:p>
-            <w:pPr>
-              <w:spacing w:before="0" w:after="60"/>
-              <w:keepNext/>
-              <w:jc w:val="center"/>
-            </w:pPr>
-            <w:r>
-              <w:rPr>
-                <w:rFonts w:ascii="Calibri" w:hAnsi="Calibri"/>
-                <w:sz w:val="20"/>
-              </w:rPr>
-              <w:t xml:space="default"/>
+              <w:t xml:space="default">    Medium</w:t>
+            </w:r>
+          </w:p>
+        </w:tc>
+        <w:tc>
+          <w:tcPr>
+            <w:tcBorders>
+              <w:top w:val="single" w:space="0" w:color="D3D3D3"/>
+              <w:bottom w:val="single" w:space="0" w:color="D3D3D3"/>
+              <w:start w:val="single" w:space="0" w:color="D3D3D3"/>
+              <w:end w:val="single" w:space="0" w:color="D3D3D3"/>
+            </w:tcBorders>
+          </w:tcPr>
+          <w:p>
+            <w:pPr>
+              <w:spacing w:before="0" w:after="60"/>
+              <w:keepNext/>
+              <w:jc w:val="center"/>
+            </w:pPr>
+            <w:r>
+              <w:rPr>
+                <w:rFonts w:ascii="Calibri" w:hAnsi="Calibri"/>
+                <w:sz w:val="20"/>
+              </w:rPr>
+              <w:t xml:space="default">0.55</w:t>
+            </w:r>
+          </w:p>
+        </w:tc>
+        <w:tc>
+          <w:tcPr>
+            <w:tcBorders>
+              <w:top w:val="single" w:space="0" w:color="D3D3D3"/>
+              <w:bottom w:val="single" w:space="0" w:color="D3D3D3"/>
+              <w:start w:val="single" w:space="0" w:color="D3D3D3"/>
+              <w:end w:val="single" w:space="0" w:color="D3D3D3"/>
+            </w:tcBorders>
+          </w:tcPr>
+          <w:p>
+            <w:pPr>
+              <w:spacing w:before="0" w:after="60"/>
+              <w:keepNext/>
+              <w:jc w:val="center"/>
+            </w:pPr>
+            <w:r>
+              <w:rPr>
+                <w:rFonts w:ascii="Calibri" w:hAnsi="Calibri"/>
+                <w:sz w:val="20"/>
+              </w:rPr>
+              <w:t xml:space="default">0.19, 1.56</w:t>
+            </w:r>
+          </w:p>
+        </w:tc>
+        <w:tc>
+          <w:tcPr>
+            <w:tcBorders>
+              <w:top w:val="single" w:space="0" w:color="D3D3D3"/>
+              <w:bottom w:val="single" w:space="0" w:color="D3D3D3"/>
+              <w:start w:val="single" w:space="0" w:color="D3D3D3"/>
+              <w:end w:val="single" w:space="0" w:color="D3D3D3"/>
+            </w:tcBorders>
+          </w:tcPr>
+          <w:p>
+            <w:pPr>
+              <w:spacing w:before="0" w:after="60"/>
+              <w:keepNext/>
+              <w:jc w:val="center"/>
+            </w:pPr>
+            <w:r>
+              <w:rPr>
+                <w:rFonts w:ascii="Calibri" w:hAnsi="Calibri"/>
+                <w:sz w:val="20"/>
+              </w:rPr>
+              <w:t xml:space="default">0.3</w:t>
             </w:r>
           </w:p>
         </w:tc>
@@ -10230,55 +10230,55 @@
                 <w:rFonts w:ascii="Calibri" w:hAnsi="Calibri"/>
                 <w:sz w:val="20"/>
               </w:rPr>
-              <w:t xml:space="default">    2016</w:t>
-            </w:r>
-          </w:p>
-        </w:tc>
-        <w:tc>
-          <w:tcPr>
-            <w:tcBorders>
-              <w:top w:val="single" w:space="0" w:color="D3D3D3"/>
-              <w:bottom w:val="single" w:space="0" w:color="D3D3D3"/>
-              <w:start w:val="single" w:space="0" w:color="D3D3D3"/>
-              <w:end w:val="single" w:space="0" w:color="D3D3D3"/>
-            </w:tcBorders>
-          </w:tcPr>
-          <w:p>
-            <w:pPr>
-              <w:spacing w:before="0" w:after="60"/>
-              <w:keepNext/>
-              <w:jc w:val="center"/>
-            </w:pPr>
-            <w:r>
-              <w:rPr>
-                <w:rFonts w:ascii="Calibri" w:hAnsi="Calibri"/>
-                <w:sz w:val="20"/>
-              </w:rPr>
-              <w:t xml:space="default">—</w:t>
-            </w:r>
-          </w:p>
-        </w:tc>
-        <w:tc>
-          <w:tcPr>
-            <w:tcBorders>
-              <w:top w:val="single" w:space="0" w:color="D3D3D3"/>
-              <w:bottom w:val="single" w:space="0" w:color="D3D3D3"/>
-              <w:start w:val="single" w:space="0" w:color="D3D3D3"/>
-              <w:end w:val="single" w:space="0" w:color="D3D3D3"/>
-            </w:tcBorders>
-          </w:tcPr>
-          <w:p>
-            <w:pPr>
-              <w:spacing w:before="0" w:after="60"/>
-              <w:keepNext/>
-              <w:jc w:val="center"/>
-            </w:pPr>
-            <w:r>
-              <w:rPr>
-                <w:rFonts w:ascii="Calibri" w:hAnsi="Calibri"/>
-                <w:sz w:val="20"/>
-              </w:rPr>
-              <w:t xml:space="default">—</w:t>
+              <w:t xml:space="default">Hospital Location / Teaching Status</w:t>
+            </w:r>
+          </w:p>
+        </w:tc>
+        <w:tc>
+          <w:tcPr>
+            <w:tcBorders>
+              <w:top w:val="single" w:space="0" w:color="D3D3D3"/>
+              <w:bottom w:val="single" w:space="0" w:color="D3D3D3"/>
+              <w:start w:val="single" w:space="0" w:color="D3D3D3"/>
+              <w:end w:val="single" w:space="0" w:color="D3D3D3"/>
+            </w:tcBorders>
+          </w:tcPr>
+          <w:p>
+            <w:pPr>
+              <w:spacing w:before="0" w:after="60"/>
+              <w:keepNext/>
+              <w:jc w:val="center"/>
+            </w:pPr>
+            <w:r>
+              <w:rPr>
+                <w:rFonts w:ascii="Calibri" w:hAnsi="Calibri"/>
+                <w:sz w:val="20"/>
+              </w:rPr>
+              <w:t xml:space="default"/>
+            </w:r>
+          </w:p>
+        </w:tc>
+        <w:tc>
+          <w:tcPr>
+            <w:tcBorders>
+              <w:top w:val="single" w:space="0" w:color="D3D3D3"/>
+              <w:bottom w:val="single" w:space="0" w:color="D3D3D3"/>
+              <w:start w:val="single" w:space="0" w:color="D3D3D3"/>
+              <w:end w:val="single" w:space="0" w:color="D3D3D3"/>
+            </w:tcBorders>
+          </w:tcPr>
+          <w:p>
+            <w:pPr>
+              <w:spacing w:before="0" w:after="60"/>
+              <w:keepNext/>
+              <w:jc w:val="center"/>
+            </w:pPr>
+            <w:r>
+              <w:rPr>
+                <w:rFonts w:ascii="Calibri" w:hAnsi="Calibri"/>
+                <w:sz w:val="20"/>
+              </w:rPr>
+              <w:t xml:space="default"/>
             </w:r>
           </w:p>
         </w:tc>
@@ -10331,79 +10331,79 @@
                 <w:rFonts w:ascii="Calibri" w:hAnsi="Calibri"/>
                 <w:sz w:val="20"/>
               </w:rPr>
-              <w:t xml:space="default">    2017</w:t>
-            </w:r>
-          </w:p>
-        </w:tc>
-        <w:tc>
-          <w:tcPr>
-            <w:tcBorders>
-              <w:top w:val="single" w:space="0" w:color="D3D3D3"/>
-              <w:bottom w:val="single" w:space="0" w:color="D3D3D3"/>
-              <w:start w:val="single" w:space="0" w:color="D3D3D3"/>
-              <w:end w:val="single" w:space="0" w:color="D3D3D3"/>
-            </w:tcBorders>
-          </w:tcPr>
-          <w:p>
-            <w:pPr>
-              <w:spacing w:before="0" w:after="60"/>
-              <w:keepNext/>
-              <w:jc w:val="center"/>
-            </w:pPr>
-            <w:r>
-              <w:rPr>
-                <w:rFonts w:ascii="Calibri" w:hAnsi="Calibri"/>
-                <w:sz w:val="20"/>
-              </w:rPr>
-              <w:t xml:space="default">1.18</w:t>
-            </w:r>
-          </w:p>
-        </w:tc>
-        <w:tc>
-          <w:tcPr>
-            <w:tcBorders>
-              <w:top w:val="single" w:space="0" w:color="D3D3D3"/>
-              <w:bottom w:val="single" w:space="0" w:color="D3D3D3"/>
-              <w:start w:val="single" w:space="0" w:color="D3D3D3"/>
-              <w:end w:val="single" w:space="0" w:color="D3D3D3"/>
-            </w:tcBorders>
-          </w:tcPr>
-          <w:p>
-            <w:pPr>
-              <w:spacing w:before="0" w:after="60"/>
-              <w:keepNext/>
-              <w:jc w:val="center"/>
-            </w:pPr>
-            <w:r>
-              <w:rPr>
-                <w:rFonts w:ascii="Calibri" w:hAnsi="Calibri"/>
-                <w:sz w:val="20"/>
-              </w:rPr>
-              <w:t xml:space="default">0.36, 3.84</w:t>
-            </w:r>
-          </w:p>
-        </w:tc>
-        <w:tc>
-          <w:tcPr>
-            <w:tcBorders>
-              <w:top w:val="single" w:space="0" w:color="D3D3D3"/>
-              <w:bottom w:val="single" w:space="0" w:color="D3D3D3"/>
-              <w:start w:val="single" w:space="0" w:color="D3D3D3"/>
-              <w:end w:val="single" w:space="0" w:color="D3D3D3"/>
-            </w:tcBorders>
-          </w:tcPr>
-          <w:p>
-            <w:pPr>
-              <w:spacing w:before="0" w:after="60"/>
-              <w:keepNext/>
-              <w:jc w:val="center"/>
-            </w:pPr>
-            <w:r>
-              <w:rPr>
-                <w:rFonts w:ascii="Calibri" w:hAnsi="Calibri"/>
-                <w:sz w:val="20"/>
-              </w:rPr>
-              <w:t xml:space="default">0.8</w:t>
+              <w:t xml:space="default">    Metropolitan, non-teaching</w:t>
+            </w:r>
+          </w:p>
+        </w:tc>
+        <w:tc>
+          <w:tcPr>
+            <w:tcBorders>
+              <w:top w:val="single" w:space="0" w:color="D3D3D3"/>
+              <w:bottom w:val="single" w:space="0" w:color="D3D3D3"/>
+              <w:start w:val="single" w:space="0" w:color="D3D3D3"/>
+              <w:end w:val="single" w:space="0" w:color="D3D3D3"/>
+            </w:tcBorders>
+          </w:tcPr>
+          <w:p>
+            <w:pPr>
+              <w:spacing w:before="0" w:after="60"/>
+              <w:keepNext/>
+              <w:jc w:val="center"/>
+            </w:pPr>
+            <w:r>
+              <w:rPr>
+                <w:rFonts w:ascii="Calibri" w:hAnsi="Calibri"/>
+                <w:sz w:val="20"/>
+              </w:rPr>
+              <w:t xml:space="default">—</w:t>
+            </w:r>
+          </w:p>
+        </w:tc>
+        <w:tc>
+          <w:tcPr>
+            <w:tcBorders>
+              <w:top w:val="single" w:space="0" w:color="D3D3D3"/>
+              <w:bottom w:val="single" w:space="0" w:color="D3D3D3"/>
+              <w:start w:val="single" w:space="0" w:color="D3D3D3"/>
+              <w:end w:val="single" w:space="0" w:color="D3D3D3"/>
+            </w:tcBorders>
+          </w:tcPr>
+          <w:p>
+            <w:pPr>
+              <w:spacing w:before="0" w:after="60"/>
+              <w:keepNext/>
+              <w:jc w:val="center"/>
+            </w:pPr>
+            <w:r>
+              <w:rPr>
+                <w:rFonts w:ascii="Calibri" w:hAnsi="Calibri"/>
+                <w:sz w:val="20"/>
+              </w:rPr>
+              <w:t xml:space="default">—</w:t>
+            </w:r>
+          </w:p>
+        </w:tc>
+        <w:tc>
+          <w:tcPr>
+            <w:tcBorders>
+              <w:top w:val="single" w:space="0" w:color="D3D3D3"/>
+              <w:bottom w:val="single" w:space="0" w:color="D3D3D3"/>
+              <w:start w:val="single" w:space="0" w:color="D3D3D3"/>
+              <w:end w:val="single" w:space="0" w:color="D3D3D3"/>
+            </w:tcBorders>
+          </w:tcPr>
+          <w:p>
+            <w:pPr>
+              <w:spacing w:before="0" w:after="60"/>
+              <w:keepNext/>
+              <w:jc w:val="center"/>
+            </w:pPr>
+            <w:r>
+              <w:rPr>
+                <w:rFonts w:ascii="Calibri" w:hAnsi="Calibri"/>
+                <w:sz w:val="20"/>
+              </w:rPr>
+              <w:t xml:space="default"/>
             </w:r>
           </w:p>
         </w:tc>
@@ -10432,79 +10432,79 @@
                 <w:rFonts w:ascii="Calibri" w:hAnsi="Calibri"/>
                 <w:sz w:val="20"/>
               </w:rPr>
-              <w:t xml:space="default">    2018</w:t>
-            </w:r>
-          </w:p>
-        </w:tc>
-        <w:tc>
-          <w:tcPr>
-            <w:tcBorders>
-              <w:top w:val="single" w:space="0" w:color="D3D3D3"/>
-              <w:bottom w:val="single" w:space="0" w:color="D3D3D3"/>
-              <w:start w:val="single" w:space="0" w:color="D3D3D3"/>
-              <w:end w:val="single" w:space="0" w:color="D3D3D3"/>
-            </w:tcBorders>
-          </w:tcPr>
-          <w:p>
-            <w:pPr>
-              <w:spacing w:before="0" w:after="60"/>
-              <w:keepNext/>
-              <w:jc w:val="center"/>
-            </w:pPr>
-            <w:r>
-              <w:rPr>
-                <w:rFonts w:ascii="Calibri" w:hAnsi="Calibri"/>
-                <w:sz w:val="20"/>
-              </w:rPr>
-              <w:t xml:space="default">1.04</w:t>
-            </w:r>
-          </w:p>
-        </w:tc>
-        <w:tc>
-          <w:tcPr>
-            <w:tcBorders>
-              <w:top w:val="single" w:space="0" w:color="D3D3D3"/>
-              <w:bottom w:val="single" w:space="0" w:color="D3D3D3"/>
-              <w:start w:val="single" w:space="0" w:color="D3D3D3"/>
-              <w:end w:val="single" w:space="0" w:color="D3D3D3"/>
-            </w:tcBorders>
-          </w:tcPr>
-          <w:p>
-            <w:pPr>
-              <w:spacing w:before="0" w:after="60"/>
-              <w:keepNext/>
-              <w:jc w:val="center"/>
-            </w:pPr>
-            <w:r>
-              <w:rPr>
-                <w:rFonts w:ascii="Calibri" w:hAnsi="Calibri"/>
-                <w:sz w:val="20"/>
-              </w:rPr>
-              <w:t xml:space="default">0.34, 3.18</w:t>
-            </w:r>
-          </w:p>
-        </w:tc>
-        <w:tc>
-          <w:tcPr>
-            <w:tcBorders>
-              <w:top w:val="single" w:space="0" w:color="D3D3D3"/>
-              <w:bottom w:val="single" w:space="0" w:color="D3D3D3"/>
-              <w:start w:val="single" w:space="0" w:color="D3D3D3"/>
-              <w:end w:val="single" w:space="0" w:color="D3D3D3"/>
-            </w:tcBorders>
-          </w:tcPr>
-          <w:p>
-            <w:pPr>
-              <w:spacing w:before="0" w:after="60"/>
-              <w:keepNext/>
-              <w:jc w:val="center"/>
-            </w:pPr>
-            <w:r>
-              <w:rPr>
-                <w:rFonts w:ascii="Calibri" w:hAnsi="Calibri"/>
-                <w:sz w:val="20"/>
-              </w:rPr>
-              <w:t xml:space="default">&gt;0.9</w:t>
+              <w:t xml:space="default">    Metropolitan, teaching</w:t>
+            </w:r>
+          </w:p>
+        </w:tc>
+        <w:tc>
+          <w:tcPr>
+            <w:tcBorders>
+              <w:top w:val="single" w:space="0" w:color="D3D3D3"/>
+              <w:bottom w:val="single" w:space="0" w:color="D3D3D3"/>
+              <w:start w:val="single" w:space="0" w:color="D3D3D3"/>
+              <w:end w:val="single" w:space="0" w:color="D3D3D3"/>
+            </w:tcBorders>
+          </w:tcPr>
+          <w:p>
+            <w:pPr>
+              <w:spacing w:before="0" w:after="60"/>
+              <w:keepNext/>
+              <w:jc w:val="center"/>
+            </w:pPr>
+            <w:r>
+              <w:rPr>
+                <w:rFonts w:ascii="Calibri" w:hAnsi="Calibri"/>
+                <w:sz w:val="20"/>
+              </w:rPr>
+              <w:t xml:space="default">0.56</w:t>
+            </w:r>
+          </w:p>
+        </w:tc>
+        <w:tc>
+          <w:tcPr>
+            <w:tcBorders>
+              <w:top w:val="single" w:space="0" w:color="D3D3D3"/>
+              <w:bottom w:val="single" w:space="0" w:color="D3D3D3"/>
+              <w:start w:val="single" w:space="0" w:color="D3D3D3"/>
+              <w:end w:val="single" w:space="0" w:color="D3D3D3"/>
+            </w:tcBorders>
+          </w:tcPr>
+          <w:p>
+            <w:pPr>
+              <w:spacing w:before="0" w:after="60"/>
+              <w:keepNext/>
+              <w:jc w:val="center"/>
+            </w:pPr>
+            <w:r>
+              <w:rPr>
+                <w:rFonts w:ascii="Calibri" w:hAnsi="Calibri"/>
+                <w:sz w:val="20"/>
+              </w:rPr>
+              <w:t xml:space="default">0.24, 1.28</w:t>
+            </w:r>
+          </w:p>
+        </w:tc>
+        <w:tc>
+          <w:tcPr>
+            <w:tcBorders>
+              <w:top w:val="single" w:space="0" w:color="D3D3D3"/>
+              <w:bottom w:val="single" w:space="0" w:color="D3D3D3"/>
+              <w:start w:val="single" w:space="0" w:color="D3D3D3"/>
+              <w:end w:val="single" w:space="0" w:color="D3D3D3"/>
+            </w:tcBorders>
+          </w:tcPr>
+          <w:p>
+            <w:pPr>
+              <w:spacing w:before="0" w:after="60"/>
+              <w:keepNext/>
+              <w:jc w:val="center"/>
+            </w:pPr>
+            <w:r>
+              <w:rPr>
+                <w:rFonts w:ascii="Calibri" w:hAnsi="Calibri"/>
+                <w:sz w:val="20"/>
+              </w:rPr>
+              <w:t xml:space="default">0.2</w:t>
             </w:r>
           </w:p>
         </w:tc>
@@ -10533,79 +10533,79 @@
                 <w:rFonts w:ascii="Calibri" w:hAnsi="Calibri"/>
                 <w:sz w:val="20"/>
               </w:rPr>
-              <w:t xml:space="default">    2019</w:t>
-            </w:r>
-          </w:p>
-        </w:tc>
-        <w:tc>
-          <w:tcPr>
-            <w:tcBorders>
-              <w:top w:val="single" w:space="0" w:color="D3D3D3"/>
-              <w:bottom w:val="single" w:space="0" w:color="D3D3D3"/>
-              <w:start w:val="single" w:space="0" w:color="D3D3D3"/>
-              <w:end w:val="single" w:space="0" w:color="D3D3D3"/>
-            </w:tcBorders>
-          </w:tcPr>
-          <w:p>
-            <w:pPr>
-              <w:spacing w:before="0" w:after="60"/>
-              <w:keepNext/>
-              <w:jc w:val="center"/>
-            </w:pPr>
-            <w:r>
-              <w:rPr>
-                <w:rFonts w:ascii="Calibri" w:hAnsi="Calibri"/>
-                <w:sz w:val="20"/>
-              </w:rPr>
-              <w:t xml:space="default">1.25</w:t>
-            </w:r>
-          </w:p>
-        </w:tc>
-        <w:tc>
-          <w:tcPr>
-            <w:tcBorders>
-              <w:top w:val="single" w:space="0" w:color="D3D3D3"/>
-              <w:bottom w:val="single" w:space="0" w:color="D3D3D3"/>
-              <w:start w:val="single" w:space="0" w:color="D3D3D3"/>
-              <w:end w:val="single" w:space="0" w:color="D3D3D3"/>
-            </w:tcBorders>
-          </w:tcPr>
-          <w:p>
-            <w:pPr>
-              <w:spacing w:before="0" w:after="60"/>
-              <w:keepNext/>
-              <w:jc w:val="center"/>
-            </w:pPr>
-            <w:r>
-              <w:rPr>
-                <w:rFonts w:ascii="Calibri" w:hAnsi="Calibri"/>
-                <w:sz w:val="20"/>
-              </w:rPr>
-              <w:t xml:space="default">0.41, 3.79</w:t>
-            </w:r>
-          </w:p>
-        </w:tc>
-        <w:tc>
-          <w:tcPr>
-            <w:tcBorders>
-              <w:top w:val="single" w:space="0" w:color="D3D3D3"/>
-              <w:bottom w:val="single" w:space="0" w:color="D3D3D3"/>
-              <w:start w:val="single" w:space="0" w:color="D3D3D3"/>
-              <w:end w:val="single" w:space="0" w:color="D3D3D3"/>
-            </w:tcBorders>
-          </w:tcPr>
-          <w:p>
-            <w:pPr>
-              <w:spacing w:before="0" w:after="60"/>
-              <w:keepNext/>
-              <w:jc w:val="center"/>
-            </w:pPr>
-            <w:r>
-              <w:rPr>
-                <w:rFonts w:ascii="Calibri" w:hAnsi="Calibri"/>
-                <w:sz w:val="20"/>
-              </w:rPr>
-              <w:t xml:space="default">0.7</w:t>
+              <w:t xml:space="default">IV Thrombolysis During Index Stay</w:t>
+            </w:r>
+          </w:p>
+        </w:tc>
+        <w:tc>
+          <w:tcPr>
+            <w:tcBorders>
+              <w:top w:val="single" w:space="0" w:color="D3D3D3"/>
+              <w:bottom w:val="single" w:space="0" w:color="D3D3D3"/>
+              <w:start w:val="single" w:space="0" w:color="D3D3D3"/>
+              <w:end w:val="single" w:space="0" w:color="D3D3D3"/>
+            </w:tcBorders>
+          </w:tcPr>
+          <w:p>
+            <w:pPr>
+              <w:spacing w:before="0" w:after="60"/>
+              <w:keepNext/>
+              <w:jc w:val="center"/>
+            </w:pPr>
+            <w:r>
+              <w:rPr>
+                <w:rFonts w:ascii="Calibri" w:hAnsi="Calibri"/>
+                <w:sz w:val="20"/>
+              </w:rPr>
+              <w:t xml:space="default"/>
+            </w:r>
+          </w:p>
+        </w:tc>
+        <w:tc>
+          <w:tcPr>
+            <w:tcBorders>
+              <w:top w:val="single" w:space="0" w:color="D3D3D3"/>
+              <w:bottom w:val="single" w:space="0" w:color="D3D3D3"/>
+              <w:start w:val="single" w:space="0" w:color="D3D3D3"/>
+              <w:end w:val="single" w:space="0" w:color="D3D3D3"/>
+            </w:tcBorders>
+          </w:tcPr>
+          <w:p>
+            <w:pPr>
+              <w:spacing w:before="0" w:after="60"/>
+              <w:keepNext/>
+              <w:jc w:val="center"/>
+            </w:pPr>
+            <w:r>
+              <w:rPr>
+                <w:rFonts w:ascii="Calibri" w:hAnsi="Calibri"/>
+                <w:sz w:val="20"/>
+              </w:rPr>
+              <w:t xml:space="default"/>
+            </w:r>
+          </w:p>
+        </w:tc>
+        <w:tc>
+          <w:tcPr>
+            <w:tcBorders>
+              <w:top w:val="single" w:space="0" w:color="D3D3D3"/>
+              <w:bottom w:val="single" w:space="0" w:color="D3D3D3"/>
+              <w:start w:val="single" w:space="0" w:color="D3D3D3"/>
+              <w:end w:val="single" w:space="0" w:color="D3D3D3"/>
+            </w:tcBorders>
+          </w:tcPr>
+          <w:p>
+            <w:pPr>
+              <w:spacing w:before="0" w:after="60"/>
+              <w:keepNext/>
+              <w:jc w:val="center"/>
+            </w:pPr>
+            <w:r>
+              <w:rPr>
+                <w:rFonts w:ascii="Calibri" w:hAnsi="Calibri"/>
+                <w:sz w:val="20"/>
+              </w:rPr>
+              <w:t xml:space="default"/>
             </w:r>
           </w:p>
         </w:tc>
@@ -10634,79 +10634,79 @@
                 <w:rFonts w:ascii="Calibri" w:hAnsi="Calibri"/>
                 <w:sz w:val="20"/>
               </w:rPr>
-              <w:t xml:space="default">    2020</w:t>
-            </w:r>
-          </w:p>
-        </w:tc>
-        <w:tc>
-          <w:tcPr>
-            <w:tcBorders>
-              <w:top w:val="single" w:space="0" w:color="D3D3D3"/>
-              <w:bottom w:val="single" w:space="0" w:color="D3D3D3"/>
-              <w:start w:val="single" w:space="0" w:color="D3D3D3"/>
-              <w:end w:val="single" w:space="0" w:color="D3D3D3"/>
-            </w:tcBorders>
-          </w:tcPr>
-          <w:p>
-            <w:pPr>
-              <w:spacing w:before="0" w:after="60"/>
-              <w:keepNext/>
-              <w:jc w:val="center"/>
-            </w:pPr>
-            <w:r>
-              <w:rPr>
-                <w:rFonts w:ascii="Calibri" w:hAnsi="Calibri"/>
-                <w:sz w:val="20"/>
-              </w:rPr>
-              <w:t xml:space="default">1.79</w:t>
-            </w:r>
-          </w:p>
-        </w:tc>
-        <w:tc>
-          <w:tcPr>
-            <w:tcBorders>
-              <w:top w:val="single" w:space="0" w:color="D3D3D3"/>
-              <w:bottom w:val="single" w:space="0" w:color="D3D3D3"/>
-              <w:start w:val="single" w:space="0" w:color="D3D3D3"/>
-              <w:end w:val="single" w:space="0" w:color="D3D3D3"/>
-            </w:tcBorders>
-          </w:tcPr>
-          <w:p>
-            <w:pPr>
-              <w:spacing w:before="0" w:after="60"/>
-              <w:keepNext/>
-              <w:jc w:val="center"/>
-            </w:pPr>
-            <w:r>
-              <w:rPr>
-                <w:rFonts w:ascii="Calibri" w:hAnsi="Calibri"/>
-                <w:sz w:val="20"/>
-              </w:rPr>
-              <w:t xml:space="default">0.61, 5.22</w:t>
-            </w:r>
-          </w:p>
-        </w:tc>
-        <w:tc>
-          <w:tcPr>
-            <w:tcBorders>
-              <w:top w:val="single" w:space="0" w:color="D3D3D3"/>
-              <w:bottom w:val="single" w:space="0" w:color="D3D3D3"/>
-              <w:start w:val="single" w:space="0" w:color="D3D3D3"/>
-              <w:end w:val="single" w:space="0" w:color="D3D3D3"/>
-            </w:tcBorders>
-          </w:tcPr>
-          <w:p>
-            <w:pPr>
-              <w:spacing w:before="0" w:after="60"/>
-              <w:keepNext/>
-              <w:jc w:val="center"/>
-            </w:pPr>
-            <w:r>
-              <w:rPr>
-                <w:rFonts w:ascii="Calibri" w:hAnsi="Calibri"/>
-                <w:sz w:val="20"/>
-              </w:rPr>
-              <w:t xml:space="default">0.3</w:t>
+              <w:t xml:space="default">    No</w:t>
+            </w:r>
+          </w:p>
+        </w:tc>
+        <w:tc>
+          <w:tcPr>
+            <w:tcBorders>
+              <w:top w:val="single" w:space="0" w:color="D3D3D3"/>
+              <w:bottom w:val="single" w:space="0" w:color="D3D3D3"/>
+              <w:start w:val="single" w:space="0" w:color="D3D3D3"/>
+              <w:end w:val="single" w:space="0" w:color="D3D3D3"/>
+            </w:tcBorders>
+          </w:tcPr>
+          <w:p>
+            <w:pPr>
+              <w:spacing w:before="0" w:after="60"/>
+              <w:keepNext/>
+              <w:jc w:val="center"/>
+            </w:pPr>
+            <w:r>
+              <w:rPr>
+                <w:rFonts w:ascii="Calibri" w:hAnsi="Calibri"/>
+                <w:sz w:val="20"/>
+              </w:rPr>
+              <w:t xml:space="default">—</w:t>
+            </w:r>
+          </w:p>
+        </w:tc>
+        <w:tc>
+          <w:tcPr>
+            <w:tcBorders>
+              <w:top w:val="single" w:space="0" w:color="D3D3D3"/>
+              <w:bottom w:val="single" w:space="0" w:color="D3D3D3"/>
+              <w:start w:val="single" w:space="0" w:color="D3D3D3"/>
+              <w:end w:val="single" w:space="0" w:color="D3D3D3"/>
+            </w:tcBorders>
+          </w:tcPr>
+          <w:p>
+            <w:pPr>
+              <w:spacing w:before="0" w:after="60"/>
+              <w:keepNext/>
+              <w:jc w:val="center"/>
+            </w:pPr>
+            <w:r>
+              <w:rPr>
+                <w:rFonts w:ascii="Calibri" w:hAnsi="Calibri"/>
+                <w:sz w:val="20"/>
+              </w:rPr>
+              <w:t xml:space="default">—</w:t>
+            </w:r>
+          </w:p>
+        </w:tc>
+        <w:tc>
+          <w:tcPr>
+            <w:tcBorders>
+              <w:top w:val="single" w:space="0" w:color="D3D3D3"/>
+              <w:bottom w:val="single" w:space="0" w:color="D3D3D3"/>
+              <w:start w:val="single" w:space="0" w:color="D3D3D3"/>
+              <w:end w:val="single" w:space="0" w:color="D3D3D3"/>
+            </w:tcBorders>
+          </w:tcPr>
+          <w:p>
+            <w:pPr>
+              <w:spacing w:before="0" w:after="60"/>
+              <w:keepNext/>
+              <w:jc w:val="center"/>
+            </w:pPr>
+            <w:r>
+              <w:rPr>
+                <w:rFonts w:ascii="Calibri" w:hAnsi="Calibri"/>
+                <w:sz w:val="20"/>
+              </w:rPr>
+              <w:t xml:space="default"/>
             </w:r>
           </w:p>
         </w:tc>
@@ -10735,79 +10735,79 @@
                 <w:rFonts w:ascii="Calibri" w:hAnsi="Calibri"/>
                 <w:sz w:val="20"/>
               </w:rPr>
-              <w:t xml:space="default">    2021</w:t>
-            </w:r>
-          </w:p>
-        </w:tc>
-        <w:tc>
-          <w:tcPr>
-            <w:tcBorders>
-              <w:top w:val="single" w:space="0" w:color="D3D3D3"/>
-              <w:bottom w:val="single" w:space="0" w:color="D3D3D3"/>
-              <w:start w:val="single" w:space="0" w:color="D3D3D3"/>
-              <w:end w:val="single" w:space="0" w:color="D3D3D3"/>
-            </w:tcBorders>
-          </w:tcPr>
-          <w:p>
-            <w:pPr>
-              <w:spacing w:before="0" w:after="60"/>
-              <w:keepNext/>
-              <w:jc w:val="center"/>
-            </w:pPr>
-            <w:r>
-              <w:rPr>
-                <w:rFonts w:ascii="Calibri" w:hAnsi="Calibri"/>
-                <w:sz w:val="20"/>
-              </w:rPr>
-              <w:t xml:space="default">0.93</w:t>
-            </w:r>
-          </w:p>
-        </w:tc>
-        <w:tc>
-          <w:tcPr>
-            <w:tcBorders>
-              <w:top w:val="single" w:space="0" w:color="D3D3D3"/>
-              <w:bottom w:val="single" w:space="0" w:color="D3D3D3"/>
-              <w:start w:val="single" w:space="0" w:color="D3D3D3"/>
-              <w:end w:val="single" w:space="0" w:color="D3D3D3"/>
-            </w:tcBorders>
-          </w:tcPr>
-          <w:p>
-            <w:pPr>
-              <w:spacing w:before="0" w:after="60"/>
-              <w:keepNext/>
-              <w:jc w:val="center"/>
-            </w:pPr>
-            <w:r>
-              <w:rPr>
-                <w:rFonts w:ascii="Calibri" w:hAnsi="Calibri"/>
-                <w:sz w:val="20"/>
-              </w:rPr>
-              <w:t xml:space="default">0.30, 2.89</w:t>
-            </w:r>
-          </w:p>
-        </w:tc>
-        <w:tc>
-          <w:tcPr>
-            <w:tcBorders>
-              <w:top w:val="single" w:space="0" w:color="D3D3D3"/>
-              <w:bottom w:val="single" w:space="0" w:color="D3D3D3"/>
-              <w:start w:val="single" w:space="0" w:color="D3D3D3"/>
-              <w:end w:val="single" w:space="0" w:color="D3D3D3"/>
-            </w:tcBorders>
-          </w:tcPr>
-          <w:p>
-            <w:pPr>
-              <w:spacing w:before="0" w:after="60"/>
-              <w:keepNext/>
-              <w:jc w:val="center"/>
-            </w:pPr>
-            <w:r>
-              <w:rPr>
-                <w:rFonts w:ascii="Calibri" w:hAnsi="Calibri"/>
-                <w:sz w:val="20"/>
-              </w:rPr>
-              <w:t xml:space="default">&gt;0.9</w:t>
+              <w:t xml:space="default">    Yes</w:t>
+            </w:r>
+          </w:p>
+        </w:tc>
+        <w:tc>
+          <w:tcPr>
+            <w:tcBorders>
+              <w:top w:val="single" w:space="0" w:color="D3D3D3"/>
+              <w:bottom w:val="single" w:space="0" w:color="D3D3D3"/>
+              <w:start w:val="single" w:space="0" w:color="D3D3D3"/>
+              <w:end w:val="single" w:space="0" w:color="D3D3D3"/>
+            </w:tcBorders>
+          </w:tcPr>
+          <w:p>
+            <w:pPr>
+              <w:spacing w:before="0" w:after="60"/>
+              <w:keepNext/>
+              <w:jc w:val="center"/>
+            </w:pPr>
+            <w:r>
+              <w:rPr>
+                <w:rFonts w:ascii="Calibri" w:hAnsi="Calibri"/>
+                <w:sz w:val="20"/>
+              </w:rPr>
+              <w:t xml:space="default">0.69</w:t>
+            </w:r>
+          </w:p>
+        </w:tc>
+        <w:tc>
+          <w:tcPr>
+            <w:tcBorders>
+              <w:top w:val="single" w:space="0" w:color="D3D3D3"/>
+              <w:bottom w:val="single" w:space="0" w:color="D3D3D3"/>
+              <w:start w:val="single" w:space="0" w:color="D3D3D3"/>
+              <w:end w:val="single" w:space="0" w:color="D3D3D3"/>
+            </w:tcBorders>
+          </w:tcPr>
+          <w:p>
+            <w:pPr>
+              <w:spacing w:before="0" w:after="60"/>
+              <w:keepNext/>
+              <w:jc w:val="center"/>
+            </w:pPr>
+            <w:r>
+              <w:rPr>
+                <w:rFonts w:ascii="Calibri" w:hAnsi="Calibri"/>
+                <w:sz w:val="20"/>
+              </w:rPr>
+              <w:t xml:space="default">0.41, 1.14</w:t>
+            </w:r>
+          </w:p>
+        </w:tc>
+        <w:tc>
+          <w:tcPr>
+            <w:tcBorders>
+              <w:top w:val="single" w:space="0" w:color="D3D3D3"/>
+              <w:bottom w:val="single" w:space="0" w:color="D3D3D3"/>
+              <w:start w:val="single" w:space="0" w:color="D3D3D3"/>
+              <w:end w:val="single" w:space="0" w:color="D3D3D3"/>
+            </w:tcBorders>
+          </w:tcPr>
+          <w:p>
+            <w:pPr>
+              <w:spacing w:before="0" w:after="60"/>
+              <w:keepNext/>
+              <w:jc w:val="center"/>
+            </w:pPr>
+            <w:r>
+              <w:rPr>
+                <w:rFonts w:ascii="Calibri" w:hAnsi="Calibri"/>
+                <w:sz w:val="20"/>
+              </w:rPr>
+              <w:t xml:space="default">0.15</w:t>
             </w:r>
           </w:p>
         </w:tc>
@@ -10836,79 +10836,79 @@
                 <w:rFonts w:ascii="Calibri" w:hAnsi="Calibri"/>
                 <w:sz w:val="20"/>
               </w:rPr>
-              <w:t xml:space="default">    2022</w:t>
-            </w:r>
-          </w:p>
-        </w:tc>
-        <w:tc>
-          <w:tcPr>
-            <w:tcBorders>
-              <w:top w:val="single" w:space="0" w:color="D3D3D3"/>
-              <w:bottom w:val="single" w:space="0" w:color="D3D3D3"/>
-              <w:start w:val="single" w:space="0" w:color="D3D3D3"/>
-              <w:end w:val="single" w:space="0" w:color="D3D3D3"/>
-            </w:tcBorders>
-          </w:tcPr>
-          <w:p>
-            <w:pPr>
-              <w:spacing w:before="0" w:after="60"/>
-              <w:keepNext/>
-              <w:jc w:val="center"/>
-            </w:pPr>
-            <w:r>
-              <w:rPr>
-                <w:rFonts w:ascii="Calibri" w:hAnsi="Calibri"/>
-                <w:sz w:val="20"/>
-              </w:rPr>
-              <w:t xml:space="default">1.05</w:t>
-            </w:r>
-          </w:p>
-        </w:tc>
-        <w:tc>
-          <w:tcPr>
-            <w:tcBorders>
-              <w:top w:val="single" w:space="0" w:color="D3D3D3"/>
-              <w:bottom w:val="single" w:space="0" w:color="D3D3D3"/>
-              <w:start w:val="single" w:space="0" w:color="D3D3D3"/>
-              <w:end w:val="single" w:space="0" w:color="D3D3D3"/>
-            </w:tcBorders>
-          </w:tcPr>
-          <w:p>
-            <w:pPr>
-              <w:spacing w:before="0" w:after="60"/>
-              <w:keepNext/>
-              <w:jc w:val="center"/>
-            </w:pPr>
-            <w:r>
-              <w:rPr>
-                <w:rFonts w:ascii="Calibri" w:hAnsi="Calibri"/>
-                <w:sz w:val="20"/>
-              </w:rPr>
-              <w:t xml:space="default">0.34, 3.29</w:t>
-            </w:r>
-          </w:p>
-        </w:tc>
-        <w:tc>
-          <w:tcPr>
-            <w:tcBorders>
-              <w:top w:val="single" w:space="0" w:color="D3D3D3"/>
-              <w:bottom w:val="single" w:space="0" w:color="D3D3D3"/>
-              <w:start w:val="single" w:space="0" w:color="D3D3D3"/>
-              <w:end w:val="single" w:space="0" w:color="D3D3D3"/>
-            </w:tcBorders>
-          </w:tcPr>
-          <w:p>
-            <w:pPr>
-              <w:spacing w:before="0" w:after="60"/>
-              <w:keepNext/>
-              <w:jc w:val="center"/>
-            </w:pPr>
-            <w:r>
-              <w:rPr>
-                <w:rFonts w:ascii="Calibri" w:hAnsi="Calibri"/>
-                <w:sz w:val="20"/>
-              </w:rPr>
-              <w:t xml:space="default">&gt;0.9</w:t>
+              <w:t xml:space="default">Intracranial Hemorrhage / Hemorrhagic Transformation</w:t>
+            </w:r>
+          </w:p>
+        </w:tc>
+        <w:tc>
+          <w:tcPr>
+            <w:tcBorders>
+              <w:top w:val="single" w:space="0" w:color="D3D3D3"/>
+              <w:bottom w:val="single" w:space="0" w:color="D3D3D3"/>
+              <w:start w:val="single" w:space="0" w:color="D3D3D3"/>
+              <w:end w:val="single" w:space="0" w:color="D3D3D3"/>
+            </w:tcBorders>
+          </w:tcPr>
+          <w:p>
+            <w:pPr>
+              <w:spacing w:before="0" w:after="60"/>
+              <w:keepNext/>
+              <w:jc w:val="center"/>
+            </w:pPr>
+            <w:r>
+              <w:rPr>
+                <w:rFonts w:ascii="Calibri" w:hAnsi="Calibri"/>
+                <w:sz w:val="20"/>
+              </w:rPr>
+              <w:t xml:space="default"/>
+            </w:r>
+          </w:p>
+        </w:tc>
+        <w:tc>
+          <w:tcPr>
+            <w:tcBorders>
+              <w:top w:val="single" w:space="0" w:color="D3D3D3"/>
+              <w:bottom w:val="single" w:space="0" w:color="D3D3D3"/>
+              <w:start w:val="single" w:space="0" w:color="D3D3D3"/>
+              <w:end w:val="single" w:space="0" w:color="D3D3D3"/>
+            </w:tcBorders>
+          </w:tcPr>
+          <w:p>
+            <w:pPr>
+              <w:spacing w:before="0" w:after="60"/>
+              <w:keepNext/>
+              <w:jc w:val="center"/>
+            </w:pPr>
+            <w:r>
+              <w:rPr>
+                <w:rFonts w:ascii="Calibri" w:hAnsi="Calibri"/>
+                <w:sz w:val="20"/>
+              </w:rPr>
+              <w:t xml:space="default"/>
+            </w:r>
+          </w:p>
+        </w:tc>
+        <w:tc>
+          <w:tcPr>
+            <w:tcBorders>
+              <w:top w:val="single" w:space="0" w:color="D3D3D3"/>
+              <w:bottom w:val="single" w:space="0" w:color="D3D3D3"/>
+              <w:start w:val="single" w:space="0" w:color="D3D3D3"/>
+              <w:end w:val="single" w:space="0" w:color="D3D3D3"/>
+            </w:tcBorders>
+          </w:tcPr>
+          <w:p>
+            <w:pPr>
+              <w:spacing w:before="0" w:after="60"/>
+              <w:keepNext/>
+              <w:jc w:val="center"/>
+            </w:pPr>
+            <w:r>
+              <w:rPr>
+                <w:rFonts w:ascii="Calibri" w:hAnsi="Calibri"/>
+                <w:sz w:val="20"/>
+              </w:rPr>
+              <w:t xml:space="default"/>
             </w:r>
           </w:p>
         </w:tc>
@@ -10937,55 +10937,55 @@
                 <w:rFonts w:ascii="Calibri" w:hAnsi="Calibri"/>
                 <w:sz w:val="20"/>
               </w:rPr>
-              <w:t xml:space="default">Hospital Bed Size</w:t>
-            </w:r>
-          </w:p>
-        </w:tc>
-        <w:tc>
-          <w:tcPr>
-            <w:tcBorders>
-              <w:top w:val="single" w:space="0" w:color="D3D3D3"/>
-              <w:bottom w:val="single" w:space="0" w:color="D3D3D3"/>
-              <w:start w:val="single" w:space="0" w:color="D3D3D3"/>
-              <w:end w:val="single" w:space="0" w:color="D3D3D3"/>
-            </w:tcBorders>
-          </w:tcPr>
-          <w:p>
-            <w:pPr>
-              <w:spacing w:before="0" w:after="60"/>
-              <w:keepNext/>
-              <w:jc w:val="center"/>
-            </w:pPr>
-            <w:r>
-              <w:rPr>
-                <w:rFonts w:ascii="Calibri" w:hAnsi="Calibri"/>
-                <w:sz w:val="20"/>
-              </w:rPr>
-              <w:t xml:space="default"/>
-            </w:r>
-          </w:p>
-        </w:tc>
-        <w:tc>
-          <w:tcPr>
-            <w:tcBorders>
-              <w:top w:val="single" w:space="0" w:color="D3D3D3"/>
-              <w:bottom w:val="single" w:space="0" w:color="D3D3D3"/>
-              <w:start w:val="single" w:space="0" w:color="D3D3D3"/>
-              <w:end w:val="single" w:space="0" w:color="D3D3D3"/>
-            </w:tcBorders>
-          </w:tcPr>
-          <w:p>
-            <w:pPr>
-              <w:spacing w:before="0" w:after="60"/>
-              <w:keepNext/>
-              <w:jc w:val="center"/>
-            </w:pPr>
-            <w:r>
-              <w:rPr>
-                <w:rFonts w:ascii="Calibri" w:hAnsi="Calibri"/>
-                <w:sz w:val="20"/>
-              </w:rPr>
-              <w:t xml:space="default"/>
+              <w:t xml:space="default">    No</w:t>
+            </w:r>
+          </w:p>
+        </w:tc>
+        <w:tc>
+          <w:tcPr>
+            <w:tcBorders>
+              <w:top w:val="single" w:space="0" w:color="D3D3D3"/>
+              <w:bottom w:val="single" w:space="0" w:color="D3D3D3"/>
+              <w:start w:val="single" w:space="0" w:color="D3D3D3"/>
+              <w:end w:val="single" w:space="0" w:color="D3D3D3"/>
+            </w:tcBorders>
+          </w:tcPr>
+          <w:p>
+            <w:pPr>
+              <w:spacing w:before="0" w:after="60"/>
+              <w:keepNext/>
+              <w:jc w:val="center"/>
+            </w:pPr>
+            <w:r>
+              <w:rPr>
+                <w:rFonts w:ascii="Calibri" w:hAnsi="Calibri"/>
+                <w:sz w:val="20"/>
+              </w:rPr>
+              <w:t xml:space="default">—</w:t>
+            </w:r>
+          </w:p>
+        </w:tc>
+        <w:tc>
+          <w:tcPr>
+            <w:tcBorders>
+              <w:top w:val="single" w:space="0" w:color="D3D3D3"/>
+              <w:bottom w:val="single" w:space="0" w:color="D3D3D3"/>
+              <w:start w:val="single" w:space="0" w:color="D3D3D3"/>
+              <w:end w:val="single" w:space="0" w:color="D3D3D3"/>
+            </w:tcBorders>
+          </w:tcPr>
+          <w:p>
+            <w:pPr>
+              <w:spacing w:before="0" w:after="60"/>
+              <w:keepNext/>
+              <w:jc w:val="center"/>
+            </w:pPr>
+            <w:r>
+              <w:rPr>
+                <w:rFonts w:ascii="Calibri" w:hAnsi="Calibri"/>
+                <w:sz w:val="20"/>
+              </w:rPr>
+              <w:t xml:space="default">—</w:t>
             </w:r>
           </w:p>
         </w:tc>
@@ -11038,79 +11038,79 @@
                 <w:rFonts w:ascii="Calibri" w:hAnsi="Calibri"/>
                 <w:sz w:val="20"/>
               </w:rPr>
-              <w:t xml:space="default">    Small</w:t>
-            </w:r>
-          </w:p>
-        </w:tc>
-        <w:tc>
-          <w:tcPr>
-            <w:tcBorders>
-              <w:top w:val="single" w:space="0" w:color="D3D3D3"/>
-              <w:bottom w:val="single" w:space="0" w:color="D3D3D3"/>
-              <w:start w:val="single" w:space="0" w:color="D3D3D3"/>
-              <w:end w:val="single" w:space="0" w:color="D3D3D3"/>
-            </w:tcBorders>
-          </w:tcPr>
-          <w:p>
-            <w:pPr>
-              <w:spacing w:before="0" w:after="60"/>
-              <w:keepNext/>
-              <w:jc w:val="center"/>
-            </w:pPr>
-            <w:r>
-              <w:rPr>
-                <w:rFonts w:ascii="Calibri" w:hAnsi="Calibri"/>
-                <w:sz w:val="20"/>
-              </w:rPr>
-              <w:t xml:space="default">—</w:t>
-            </w:r>
-          </w:p>
-        </w:tc>
-        <w:tc>
-          <w:tcPr>
-            <w:tcBorders>
-              <w:top w:val="single" w:space="0" w:color="D3D3D3"/>
-              <w:bottom w:val="single" w:space="0" w:color="D3D3D3"/>
-              <w:start w:val="single" w:space="0" w:color="D3D3D3"/>
-              <w:end w:val="single" w:space="0" w:color="D3D3D3"/>
-            </w:tcBorders>
-          </w:tcPr>
-          <w:p>
-            <w:pPr>
-              <w:spacing w:before="0" w:after="60"/>
-              <w:keepNext/>
-              <w:jc w:val="center"/>
-            </w:pPr>
-            <w:r>
-              <w:rPr>
-                <w:rFonts w:ascii="Calibri" w:hAnsi="Calibri"/>
-                <w:sz w:val="20"/>
-              </w:rPr>
-              <w:t xml:space="default">—</w:t>
-            </w:r>
-          </w:p>
-        </w:tc>
-        <w:tc>
-          <w:tcPr>
-            <w:tcBorders>
-              <w:top w:val="single" w:space="0" w:color="D3D3D3"/>
-              <w:bottom w:val="single" w:space="0" w:color="D3D3D3"/>
-              <w:start w:val="single" w:space="0" w:color="D3D3D3"/>
-              <w:end w:val="single" w:space="0" w:color="D3D3D3"/>
-            </w:tcBorders>
-          </w:tcPr>
-          <w:p>
-            <w:pPr>
-              <w:spacing w:before="0" w:after="60"/>
-              <w:keepNext/>
-              <w:jc w:val="center"/>
-            </w:pPr>
-            <w:r>
-              <w:rPr>
-                <w:rFonts w:ascii="Calibri" w:hAnsi="Calibri"/>
-                <w:sz w:val="20"/>
-              </w:rPr>
-              <w:t xml:space="default"/>
+              <w:t xml:space="default">    Yes</w:t>
+            </w:r>
+          </w:p>
+        </w:tc>
+        <w:tc>
+          <w:tcPr>
+            <w:tcBorders>
+              <w:top w:val="single" w:space="0" w:color="D3D3D3"/>
+              <w:bottom w:val="single" w:space="0" w:color="D3D3D3"/>
+              <w:start w:val="single" w:space="0" w:color="D3D3D3"/>
+              <w:end w:val="single" w:space="0" w:color="D3D3D3"/>
+            </w:tcBorders>
+          </w:tcPr>
+          <w:p>
+            <w:pPr>
+              <w:spacing w:before="0" w:after="60"/>
+              <w:keepNext/>
+              <w:jc w:val="center"/>
+            </w:pPr>
+            <w:r>
+              <w:rPr>
+                <w:rFonts w:ascii="Calibri" w:hAnsi="Calibri"/>
+                <w:sz w:val="20"/>
+              </w:rPr>
+              <w:t xml:space="default">0.86</w:t>
+            </w:r>
+          </w:p>
+        </w:tc>
+        <w:tc>
+          <w:tcPr>
+            <w:tcBorders>
+              <w:top w:val="single" w:space="0" w:color="D3D3D3"/>
+              <w:bottom w:val="single" w:space="0" w:color="D3D3D3"/>
+              <w:start w:val="single" w:space="0" w:color="D3D3D3"/>
+              <w:end w:val="single" w:space="0" w:color="D3D3D3"/>
+            </w:tcBorders>
+          </w:tcPr>
+          <w:p>
+            <w:pPr>
+              <w:spacing w:before="0" w:after="60"/>
+              <w:keepNext/>
+              <w:jc w:val="center"/>
+            </w:pPr>
+            <w:r>
+              <w:rPr>
+                <w:rFonts w:ascii="Calibri" w:hAnsi="Calibri"/>
+                <w:sz w:val="20"/>
+              </w:rPr>
+              <w:t xml:space="default">0.51, 1.45</w:t>
+            </w:r>
+          </w:p>
+        </w:tc>
+        <w:tc>
+          <w:tcPr>
+            <w:tcBorders>
+              <w:top w:val="single" w:space="0" w:color="D3D3D3"/>
+              <w:bottom w:val="single" w:space="0" w:color="D3D3D3"/>
+              <w:start w:val="single" w:space="0" w:color="D3D3D3"/>
+              <w:end w:val="single" w:space="0" w:color="D3D3D3"/>
+            </w:tcBorders>
+          </w:tcPr>
+          <w:p>
+            <w:pPr>
+              <w:spacing w:before="0" w:after="60"/>
+              <w:keepNext/>
+              <w:jc w:val="center"/>
+            </w:pPr>
+            <w:r>
+              <w:rPr>
+                <w:rFonts w:ascii="Calibri" w:hAnsi="Calibri"/>
+                <w:sz w:val="20"/>
+              </w:rPr>
+              <w:t xml:space="default">0.6</w:t>
             </w:r>
           </w:p>
         </w:tc>
@@ -11139,79 +11139,79 @@
                 <w:rFonts w:ascii="Calibri" w:hAnsi="Calibri"/>
                 <w:sz w:val="20"/>
               </w:rPr>
-              <w:t xml:space="default">    Large</w:t>
-            </w:r>
-          </w:p>
-        </w:tc>
-        <w:tc>
-          <w:tcPr>
-            <w:tcBorders>
-              <w:top w:val="single" w:space="0" w:color="D3D3D3"/>
-              <w:bottom w:val="single" w:space="0" w:color="D3D3D3"/>
-              <w:start w:val="single" w:space="0" w:color="D3D3D3"/>
-              <w:end w:val="single" w:space="0" w:color="D3D3D3"/>
-            </w:tcBorders>
-          </w:tcPr>
-          <w:p>
-            <w:pPr>
-              <w:spacing w:before="0" w:after="60"/>
-              <w:keepNext/>
-              <w:jc w:val="center"/>
-            </w:pPr>
-            <w:r>
-              <w:rPr>
-                <w:rFonts w:ascii="Calibri" w:hAnsi="Calibri"/>
-                <w:sz w:val="20"/>
-              </w:rPr>
-              <w:t xml:space="default">0.61</w:t>
-            </w:r>
-          </w:p>
-        </w:tc>
-        <w:tc>
-          <w:tcPr>
-            <w:tcBorders>
-              <w:top w:val="single" w:space="0" w:color="D3D3D3"/>
-              <w:bottom w:val="single" w:space="0" w:color="D3D3D3"/>
-              <w:start w:val="single" w:space="0" w:color="D3D3D3"/>
-              <w:end w:val="single" w:space="0" w:color="D3D3D3"/>
-            </w:tcBorders>
-          </w:tcPr>
-          <w:p>
-            <w:pPr>
-              <w:spacing w:before="0" w:after="60"/>
-              <w:keepNext/>
-              <w:jc w:val="center"/>
-            </w:pPr>
-            <w:r>
-              <w:rPr>
-                <w:rFonts w:ascii="Calibri" w:hAnsi="Calibri"/>
-                <w:sz w:val="20"/>
-              </w:rPr>
-              <w:t xml:space="default">0.24, 1.57</w:t>
-            </w:r>
-          </w:p>
-        </w:tc>
-        <w:tc>
-          <w:tcPr>
-            <w:tcBorders>
-              <w:top w:val="single" w:space="0" w:color="D3D3D3"/>
-              <w:bottom w:val="single" w:space="0" w:color="D3D3D3"/>
-              <w:start w:val="single" w:space="0" w:color="D3D3D3"/>
-              <w:end w:val="single" w:space="0" w:color="D3D3D3"/>
-            </w:tcBorders>
-          </w:tcPr>
-          <w:p>
-            <w:pPr>
-              <w:spacing w:before="0" w:after="60"/>
-              <w:keepNext/>
-              <w:jc w:val="center"/>
-            </w:pPr>
-            <w:r>
-              <w:rPr>
-                <w:rFonts w:ascii="Calibri" w:hAnsi="Calibri"/>
-                <w:sz w:val="20"/>
-              </w:rPr>
-              <w:t xml:space="default">0.3</w:t>
+              <w:t xml:space="default">Diabetes Mellitus</w:t>
+            </w:r>
+          </w:p>
+        </w:tc>
+        <w:tc>
+          <w:tcPr>
+            <w:tcBorders>
+              <w:top w:val="single" w:space="0" w:color="D3D3D3"/>
+              <w:bottom w:val="single" w:space="0" w:color="D3D3D3"/>
+              <w:start w:val="single" w:space="0" w:color="D3D3D3"/>
+              <w:end w:val="single" w:space="0" w:color="D3D3D3"/>
+            </w:tcBorders>
+          </w:tcPr>
+          <w:p>
+            <w:pPr>
+              <w:spacing w:before="0" w:after="60"/>
+              <w:keepNext/>
+              <w:jc w:val="center"/>
+            </w:pPr>
+            <w:r>
+              <w:rPr>
+                <w:rFonts w:ascii="Calibri" w:hAnsi="Calibri"/>
+                <w:sz w:val="20"/>
+              </w:rPr>
+              <w:t xml:space="default"/>
+            </w:r>
+          </w:p>
+        </w:tc>
+        <w:tc>
+          <w:tcPr>
+            <w:tcBorders>
+              <w:top w:val="single" w:space="0" w:color="D3D3D3"/>
+              <w:bottom w:val="single" w:space="0" w:color="D3D3D3"/>
+              <w:start w:val="single" w:space="0" w:color="D3D3D3"/>
+              <w:end w:val="single" w:space="0" w:color="D3D3D3"/>
+            </w:tcBorders>
+          </w:tcPr>
+          <w:p>
+            <w:pPr>
+              <w:spacing w:before="0" w:after="60"/>
+              <w:keepNext/>
+              <w:jc w:val="center"/>
+            </w:pPr>
+            <w:r>
+              <w:rPr>
+                <w:rFonts w:ascii="Calibri" w:hAnsi="Calibri"/>
+                <w:sz w:val="20"/>
+              </w:rPr>
+              <w:t xml:space="default"/>
+            </w:r>
+          </w:p>
+        </w:tc>
+        <w:tc>
+          <w:tcPr>
+            <w:tcBorders>
+              <w:top w:val="single" w:space="0" w:color="D3D3D3"/>
+              <w:bottom w:val="single" w:space="0" w:color="D3D3D3"/>
+              <w:start w:val="single" w:space="0" w:color="D3D3D3"/>
+              <w:end w:val="single" w:space="0" w:color="D3D3D3"/>
+            </w:tcBorders>
+          </w:tcPr>
+          <w:p>
+            <w:pPr>
+              <w:spacing w:before="0" w:after="60"/>
+              <w:keepNext/>
+              <w:jc w:val="center"/>
+            </w:pPr>
+            <w:r>
+              <w:rPr>
+                <w:rFonts w:ascii="Calibri" w:hAnsi="Calibri"/>
+                <w:sz w:val="20"/>
+              </w:rPr>
+              <w:t xml:space="default"/>
             </w:r>
           </w:p>
         </w:tc>
@@ -11240,79 +11240,79 @@
                 <w:rFonts w:ascii="Calibri" w:hAnsi="Calibri"/>
                 <w:sz w:val="20"/>
               </w:rPr>
-              <w:t xml:space="default">    Medium</w:t>
-            </w:r>
-          </w:p>
-        </w:tc>
-        <w:tc>
-          <w:tcPr>
-            <w:tcBorders>
-              <w:top w:val="single" w:space="0" w:color="D3D3D3"/>
-              <w:bottom w:val="single" w:space="0" w:color="D3D3D3"/>
-              <w:start w:val="single" w:space="0" w:color="D3D3D3"/>
-              <w:end w:val="single" w:space="0" w:color="D3D3D3"/>
-            </w:tcBorders>
-          </w:tcPr>
-          <w:p>
-            <w:pPr>
-              <w:spacing w:before="0" w:after="60"/>
-              <w:keepNext/>
-              <w:jc w:val="center"/>
-            </w:pPr>
-            <w:r>
-              <w:rPr>
-                <w:rFonts w:ascii="Calibri" w:hAnsi="Calibri"/>
-                <w:sz w:val="20"/>
-              </w:rPr>
-              <w:t xml:space="default">0.62</w:t>
-            </w:r>
-          </w:p>
-        </w:tc>
-        <w:tc>
-          <w:tcPr>
-            <w:tcBorders>
-              <w:top w:val="single" w:space="0" w:color="D3D3D3"/>
-              <w:bottom w:val="single" w:space="0" w:color="D3D3D3"/>
-              <w:start w:val="single" w:space="0" w:color="D3D3D3"/>
-              <w:end w:val="single" w:space="0" w:color="D3D3D3"/>
-            </w:tcBorders>
-          </w:tcPr>
-          <w:p>
-            <w:pPr>
-              <w:spacing w:before="0" w:after="60"/>
-              <w:keepNext/>
-              <w:jc w:val="center"/>
-            </w:pPr>
-            <w:r>
-              <w:rPr>
-                <w:rFonts w:ascii="Calibri" w:hAnsi="Calibri"/>
-                <w:sz w:val="20"/>
-              </w:rPr>
-              <w:t xml:space="default">0.23, 1.67</w:t>
-            </w:r>
-          </w:p>
-        </w:tc>
-        <w:tc>
-          <w:tcPr>
-            <w:tcBorders>
-              <w:top w:val="single" w:space="0" w:color="D3D3D3"/>
-              <w:bottom w:val="single" w:space="0" w:color="D3D3D3"/>
-              <w:start w:val="single" w:space="0" w:color="D3D3D3"/>
-              <w:end w:val="single" w:space="0" w:color="D3D3D3"/>
-            </w:tcBorders>
-          </w:tcPr>
-          <w:p>
-            <w:pPr>
-              <w:spacing w:before="0" w:after="60"/>
-              <w:keepNext/>
-              <w:jc w:val="center"/>
-            </w:pPr>
-            <w:r>
-              <w:rPr>
-                <w:rFonts w:ascii="Calibri" w:hAnsi="Calibri"/>
-                <w:sz w:val="20"/>
-              </w:rPr>
-              <w:t xml:space="default">0.3</w:t>
+              <w:t xml:space="default">    No</w:t>
+            </w:r>
+          </w:p>
+        </w:tc>
+        <w:tc>
+          <w:tcPr>
+            <w:tcBorders>
+              <w:top w:val="single" w:space="0" w:color="D3D3D3"/>
+              <w:bottom w:val="single" w:space="0" w:color="D3D3D3"/>
+              <w:start w:val="single" w:space="0" w:color="D3D3D3"/>
+              <w:end w:val="single" w:space="0" w:color="D3D3D3"/>
+            </w:tcBorders>
+          </w:tcPr>
+          <w:p>
+            <w:pPr>
+              <w:spacing w:before="0" w:after="60"/>
+              <w:keepNext/>
+              <w:jc w:val="center"/>
+            </w:pPr>
+            <w:r>
+              <w:rPr>
+                <w:rFonts w:ascii="Calibri" w:hAnsi="Calibri"/>
+                <w:sz w:val="20"/>
+              </w:rPr>
+              <w:t xml:space="default">—</w:t>
+            </w:r>
+          </w:p>
+        </w:tc>
+        <w:tc>
+          <w:tcPr>
+            <w:tcBorders>
+              <w:top w:val="single" w:space="0" w:color="D3D3D3"/>
+              <w:bottom w:val="single" w:space="0" w:color="D3D3D3"/>
+              <w:start w:val="single" w:space="0" w:color="D3D3D3"/>
+              <w:end w:val="single" w:space="0" w:color="D3D3D3"/>
+            </w:tcBorders>
+          </w:tcPr>
+          <w:p>
+            <w:pPr>
+              <w:spacing w:before="0" w:after="60"/>
+              <w:keepNext/>
+              <w:jc w:val="center"/>
+            </w:pPr>
+            <w:r>
+              <w:rPr>
+                <w:rFonts w:ascii="Calibri" w:hAnsi="Calibri"/>
+                <w:sz w:val="20"/>
+              </w:rPr>
+              <w:t xml:space="default">—</w:t>
+            </w:r>
+          </w:p>
+        </w:tc>
+        <w:tc>
+          <w:tcPr>
+            <w:tcBorders>
+              <w:top w:val="single" w:space="0" w:color="D3D3D3"/>
+              <w:bottom w:val="single" w:space="0" w:color="D3D3D3"/>
+              <w:start w:val="single" w:space="0" w:color="D3D3D3"/>
+              <w:end w:val="single" w:space="0" w:color="D3D3D3"/>
+            </w:tcBorders>
+          </w:tcPr>
+          <w:p>
+            <w:pPr>
+              <w:spacing w:before="0" w:after="60"/>
+              <w:keepNext/>
+              <w:jc w:val="center"/>
+            </w:pPr>
+            <w:r>
+              <w:rPr>
+                <w:rFonts w:ascii="Calibri" w:hAnsi="Calibri"/>
+                <w:sz w:val="20"/>
+              </w:rPr>
+              <w:t xml:space="default"/>
             </w:r>
           </w:p>
         </w:tc>
@@ -11341,79 +11341,79 @@
                 <w:rFonts w:ascii="Calibri" w:hAnsi="Calibri"/>
                 <w:sz w:val="20"/>
               </w:rPr>
-              <w:t xml:space="default">Hospital Location / Teaching Status</w:t>
-            </w:r>
-          </w:p>
-        </w:tc>
-        <w:tc>
-          <w:tcPr>
-            <w:tcBorders>
-              <w:top w:val="single" w:space="0" w:color="D3D3D3"/>
-              <w:bottom w:val="single" w:space="0" w:color="D3D3D3"/>
-              <w:start w:val="single" w:space="0" w:color="D3D3D3"/>
-              <w:end w:val="single" w:space="0" w:color="D3D3D3"/>
-            </w:tcBorders>
-          </w:tcPr>
-          <w:p>
-            <w:pPr>
-              <w:spacing w:before="0" w:after="60"/>
-              <w:keepNext/>
-              <w:jc w:val="center"/>
-            </w:pPr>
-            <w:r>
-              <w:rPr>
-                <w:rFonts w:ascii="Calibri" w:hAnsi="Calibri"/>
-                <w:sz w:val="20"/>
-              </w:rPr>
-              <w:t xml:space="default"/>
-            </w:r>
-          </w:p>
-        </w:tc>
-        <w:tc>
-          <w:tcPr>
-            <w:tcBorders>
-              <w:top w:val="single" w:space="0" w:color="D3D3D3"/>
-              <w:bottom w:val="single" w:space="0" w:color="D3D3D3"/>
-              <w:start w:val="single" w:space="0" w:color="D3D3D3"/>
-              <w:end w:val="single" w:space="0" w:color="D3D3D3"/>
-            </w:tcBorders>
-          </w:tcPr>
-          <w:p>
-            <w:pPr>
-              <w:spacing w:before="0" w:after="60"/>
-              <w:keepNext/>
-              <w:jc w:val="center"/>
-            </w:pPr>
-            <w:r>
-              <w:rPr>
-                <w:rFonts w:ascii="Calibri" w:hAnsi="Calibri"/>
-                <w:sz w:val="20"/>
-              </w:rPr>
-              <w:t xml:space="default"/>
-            </w:r>
-          </w:p>
-        </w:tc>
-        <w:tc>
-          <w:tcPr>
-            <w:tcBorders>
-              <w:top w:val="single" w:space="0" w:color="D3D3D3"/>
-              <w:bottom w:val="single" w:space="0" w:color="D3D3D3"/>
-              <w:start w:val="single" w:space="0" w:color="D3D3D3"/>
-              <w:end w:val="single" w:space="0" w:color="D3D3D3"/>
-            </w:tcBorders>
-          </w:tcPr>
-          <w:p>
-            <w:pPr>
-              <w:spacing w:before="0" w:after="60"/>
-              <w:keepNext/>
-              <w:jc w:val="center"/>
-            </w:pPr>
-            <w:r>
-              <w:rPr>
-                <w:rFonts w:ascii="Calibri" w:hAnsi="Calibri"/>
-                <w:sz w:val="20"/>
-              </w:rPr>
-              <w:t xml:space="default"/>
+              <w:t xml:space="default">    Yes</w:t>
+            </w:r>
+          </w:p>
+        </w:tc>
+        <w:tc>
+          <w:tcPr>
+            <w:tcBorders>
+              <w:top w:val="single" w:space="0" w:color="D3D3D3"/>
+              <w:bottom w:val="single" w:space="0" w:color="D3D3D3"/>
+              <w:start w:val="single" w:space="0" w:color="D3D3D3"/>
+              <w:end w:val="single" w:space="0" w:color="D3D3D3"/>
+            </w:tcBorders>
+          </w:tcPr>
+          <w:p>
+            <w:pPr>
+              <w:spacing w:before="0" w:after="60"/>
+              <w:keepNext/>
+              <w:jc w:val="center"/>
+            </w:pPr>
+            <w:r>
+              <w:rPr>
+                <w:rFonts w:ascii="Calibri" w:hAnsi="Calibri"/>
+                <w:sz w:val="20"/>
+              </w:rPr>
+              <w:t xml:space="default">0.89</w:t>
+            </w:r>
+          </w:p>
+        </w:tc>
+        <w:tc>
+          <w:tcPr>
+            <w:tcBorders>
+              <w:top w:val="single" w:space="0" w:color="D3D3D3"/>
+              <w:bottom w:val="single" w:space="0" w:color="D3D3D3"/>
+              <w:start w:val="single" w:space="0" w:color="D3D3D3"/>
+              <w:end w:val="single" w:space="0" w:color="D3D3D3"/>
+            </w:tcBorders>
+          </w:tcPr>
+          <w:p>
+            <w:pPr>
+              <w:spacing w:before="0" w:after="60"/>
+              <w:keepNext/>
+              <w:jc w:val="center"/>
+            </w:pPr>
+            <w:r>
+              <w:rPr>
+                <w:rFonts w:ascii="Calibri" w:hAnsi="Calibri"/>
+                <w:sz w:val="20"/>
+              </w:rPr>
+              <w:t xml:space="default">0.58, 1.37</w:t>
+            </w:r>
+          </w:p>
+        </w:tc>
+        <w:tc>
+          <w:tcPr>
+            <w:tcBorders>
+              <w:top w:val="single" w:space="0" w:color="D3D3D3"/>
+              <w:bottom w:val="single" w:space="0" w:color="D3D3D3"/>
+              <w:start w:val="single" w:space="0" w:color="D3D3D3"/>
+              <w:end w:val="single" w:space="0" w:color="D3D3D3"/>
+            </w:tcBorders>
+          </w:tcPr>
+          <w:p>
+            <w:pPr>
+              <w:spacing w:before="0" w:after="60"/>
+              <w:keepNext/>
+              <w:jc w:val="center"/>
+            </w:pPr>
+            <w:r>
+              <w:rPr>
+                <w:rFonts w:ascii="Calibri" w:hAnsi="Calibri"/>
+                <w:sz w:val="20"/>
+              </w:rPr>
+              <w:t xml:space="default">0.6</w:t>
             </w:r>
           </w:p>
         </w:tc>
@@ -11442,55 +11442,55 @@
                 <w:rFonts w:ascii="Calibri" w:hAnsi="Calibri"/>
                 <w:sz w:val="20"/>
               </w:rPr>
-              <w:t xml:space="default">    Metropolitan, non-teaching</w:t>
-            </w:r>
-          </w:p>
-        </w:tc>
-        <w:tc>
-          <w:tcPr>
-            <w:tcBorders>
-              <w:top w:val="single" w:space="0" w:color="D3D3D3"/>
-              <w:bottom w:val="single" w:space="0" w:color="D3D3D3"/>
-              <w:start w:val="single" w:space="0" w:color="D3D3D3"/>
-              <w:end w:val="single" w:space="0" w:color="D3D3D3"/>
-            </w:tcBorders>
-          </w:tcPr>
-          <w:p>
-            <w:pPr>
-              <w:spacing w:before="0" w:after="60"/>
-              <w:keepNext/>
-              <w:jc w:val="center"/>
-            </w:pPr>
-            <w:r>
-              <w:rPr>
-                <w:rFonts w:ascii="Calibri" w:hAnsi="Calibri"/>
-                <w:sz w:val="20"/>
-              </w:rPr>
-              <w:t xml:space="default">—</w:t>
-            </w:r>
-          </w:p>
-        </w:tc>
-        <w:tc>
-          <w:tcPr>
-            <w:tcBorders>
-              <w:top w:val="single" w:space="0" w:color="D3D3D3"/>
-              <w:bottom w:val="single" w:space="0" w:color="D3D3D3"/>
-              <w:start w:val="single" w:space="0" w:color="D3D3D3"/>
-              <w:end w:val="single" w:space="0" w:color="D3D3D3"/>
-            </w:tcBorders>
-          </w:tcPr>
-          <w:p>
-            <w:pPr>
-              <w:spacing w:before="0" w:after="60"/>
-              <w:keepNext/>
-              <w:jc w:val="center"/>
-            </w:pPr>
-            <w:r>
-              <w:rPr>
-                <w:rFonts w:ascii="Calibri" w:hAnsi="Calibri"/>
-                <w:sz w:val="20"/>
-              </w:rPr>
-              <w:t xml:space="default">—</w:t>
+              <w:t xml:space="default">Hypertension</w:t>
+            </w:r>
+          </w:p>
+        </w:tc>
+        <w:tc>
+          <w:tcPr>
+            <w:tcBorders>
+              <w:top w:val="single" w:space="0" w:color="D3D3D3"/>
+              <w:bottom w:val="single" w:space="0" w:color="D3D3D3"/>
+              <w:start w:val="single" w:space="0" w:color="D3D3D3"/>
+              <w:end w:val="single" w:space="0" w:color="D3D3D3"/>
+            </w:tcBorders>
+          </w:tcPr>
+          <w:p>
+            <w:pPr>
+              <w:spacing w:before="0" w:after="60"/>
+              <w:keepNext/>
+              <w:jc w:val="center"/>
+            </w:pPr>
+            <w:r>
+              <w:rPr>
+                <w:rFonts w:ascii="Calibri" w:hAnsi="Calibri"/>
+                <w:sz w:val="20"/>
+              </w:rPr>
+              <w:t xml:space="default"/>
+            </w:r>
+          </w:p>
+        </w:tc>
+        <w:tc>
+          <w:tcPr>
+            <w:tcBorders>
+              <w:top w:val="single" w:space="0" w:color="D3D3D3"/>
+              <w:bottom w:val="single" w:space="0" w:color="D3D3D3"/>
+              <w:start w:val="single" w:space="0" w:color="D3D3D3"/>
+              <w:end w:val="single" w:space="0" w:color="D3D3D3"/>
+            </w:tcBorders>
+          </w:tcPr>
+          <w:p>
+            <w:pPr>
+              <w:spacing w:before="0" w:after="60"/>
+              <w:keepNext/>
+              <w:jc w:val="center"/>
+            </w:pPr>
+            <w:r>
+              <w:rPr>
+                <w:rFonts w:ascii="Calibri" w:hAnsi="Calibri"/>
+                <w:sz w:val="20"/>
+              </w:rPr>
+              <w:t xml:space="default"/>
             </w:r>
           </w:p>
         </w:tc>
@@ -11543,79 +11543,79 @@
                 <w:rFonts w:ascii="Calibri" w:hAnsi="Calibri"/>
                 <w:sz w:val="20"/>
               </w:rPr>
-              <w:t xml:space="default">    Metropolitan, teaching</w:t>
-            </w:r>
-          </w:p>
-        </w:tc>
-        <w:tc>
-          <w:tcPr>
-            <w:tcBorders>
-              <w:top w:val="single" w:space="0" w:color="D3D3D3"/>
-              <w:bottom w:val="single" w:space="0" w:color="D3D3D3"/>
-              <w:start w:val="single" w:space="0" w:color="D3D3D3"/>
-              <w:end w:val="single" w:space="0" w:color="D3D3D3"/>
-            </w:tcBorders>
-          </w:tcPr>
-          <w:p>
-            <w:pPr>
-              <w:spacing w:before="0" w:after="60"/>
-              <w:keepNext/>
-              <w:jc w:val="center"/>
-            </w:pPr>
-            <w:r>
-              <w:rPr>
-                <w:rFonts w:ascii="Calibri" w:hAnsi="Calibri"/>
-                <w:sz w:val="20"/>
-              </w:rPr>
-              <w:t xml:space="default">0.52</w:t>
-            </w:r>
-          </w:p>
-        </w:tc>
-        <w:tc>
-          <w:tcPr>
-            <w:tcBorders>
-              <w:top w:val="single" w:space="0" w:color="D3D3D3"/>
-              <w:bottom w:val="single" w:space="0" w:color="D3D3D3"/>
-              <w:start w:val="single" w:space="0" w:color="D3D3D3"/>
-              <w:end w:val="single" w:space="0" w:color="D3D3D3"/>
-            </w:tcBorders>
-          </w:tcPr>
-          <w:p>
-            <w:pPr>
-              <w:spacing w:before="0" w:after="60"/>
-              <w:keepNext/>
-              <w:jc w:val="center"/>
-            </w:pPr>
-            <w:r>
-              <w:rPr>
-                <w:rFonts w:ascii="Calibri" w:hAnsi="Calibri"/>
-                <w:sz w:val="20"/>
-              </w:rPr>
-              <w:t xml:space="default">0.23, 1.20</w:t>
-            </w:r>
-          </w:p>
-        </w:tc>
-        <w:tc>
-          <w:tcPr>
-            <w:tcBorders>
-              <w:top w:val="single" w:space="0" w:color="D3D3D3"/>
-              <w:bottom w:val="single" w:space="0" w:color="D3D3D3"/>
-              <w:start w:val="single" w:space="0" w:color="D3D3D3"/>
-              <w:end w:val="single" w:space="0" w:color="D3D3D3"/>
-            </w:tcBorders>
-          </w:tcPr>
-          <w:p>
-            <w:pPr>
-              <w:spacing w:before="0" w:after="60"/>
-              <w:keepNext/>
-              <w:jc w:val="center"/>
-            </w:pPr>
-            <w:r>
-              <w:rPr>
-                <w:rFonts w:ascii="Calibri" w:hAnsi="Calibri"/>
-                <w:sz w:val="20"/>
-              </w:rPr>
-              <w:t xml:space="default">0.13</w:t>
+              <w:t xml:space="default">    No</w:t>
+            </w:r>
+          </w:p>
+        </w:tc>
+        <w:tc>
+          <w:tcPr>
+            <w:tcBorders>
+              <w:top w:val="single" w:space="0" w:color="D3D3D3"/>
+              <w:bottom w:val="single" w:space="0" w:color="D3D3D3"/>
+              <w:start w:val="single" w:space="0" w:color="D3D3D3"/>
+              <w:end w:val="single" w:space="0" w:color="D3D3D3"/>
+            </w:tcBorders>
+          </w:tcPr>
+          <w:p>
+            <w:pPr>
+              <w:spacing w:before="0" w:after="60"/>
+              <w:keepNext/>
+              <w:jc w:val="center"/>
+            </w:pPr>
+            <w:r>
+              <w:rPr>
+                <w:rFonts w:ascii="Calibri" w:hAnsi="Calibri"/>
+                <w:sz w:val="20"/>
+              </w:rPr>
+              <w:t xml:space="default">—</w:t>
+            </w:r>
+          </w:p>
+        </w:tc>
+        <w:tc>
+          <w:tcPr>
+            <w:tcBorders>
+              <w:top w:val="single" w:space="0" w:color="D3D3D3"/>
+              <w:bottom w:val="single" w:space="0" w:color="D3D3D3"/>
+              <w:start w:val="single" w:space="0" w:color="D3D3D3"/>
+              <w:end w:val="single" w:space="0" w:color="D3D3D3"/>
+            </w:tcBorders>
+          </w:tcPr>
+          <w:p>
+            <w:pPr>
+              <w:spacing w:before="0" w:after="60"/>
+              <w:keepNext/>
+              <w:jc w:val="center"/>
+            </w:pPr>
+            <w:r>
+              <w:rPr>
+                <w:rFonts w:ascii="Calibri" w:hAnsi="Calibri"/>
+                <w:sz w:val="20"/>
+              </w:rPr>
+              <w:t xml:space="default">—</w:t>
+            </w:r>
+          </w:p>
+        </w:tc>
+        <w:tc>
+          <w:tcPr>
+            <w:tcBorders>
+              <w:top w:val="single" w:space="0" w:color="D3D3D3"/>
+              <w:bottom w:val="single" w:space="0" w:color="D3D3D3"/>
+              <w:start w:val="single" w:space="0" w:color="D3D3D3"/>
+              <w:end w:val="single" w:space="0" w:color="D3D3D3"/>
+            </w:tcBorders>
+          </w:tcPr>
+          <w:p>
+            <w:pPr>
+              <w:spacing w:before="0" w:after="60"/>
+              <w:keepNext/>
+              <w:jc w:val="center"/>
+            </w:pPr>
+            <w:r>
+              <w:rPr>
+                <w:rFonts w:ascii="Calibri" w:hAnsi="Calibri"/>
+                <w:sz w:val="20"/>
+              </w:rPr>
+              <w:t xml:space="default"/>
             </w:r>
           </w:p>
         </w:tc>
@@ -11644,79 +11644,79 @@
                 <w:rFonts w:ascii="Calibri" w:hAnsi="Calibri"/>
                 <w:sz w:val="20"/>
               </w:rPr>
-              <w:t xml:space="default">IV Thrombolysis During Index Stay</w:t>
-            </w:r>
-          </w:p>
-        </w:tc>
-        <w:tc>
-          <w:tcPr>
-            <w:tcBorders>
-              <w:top w:val="single" w:space="0" w:color="D3D3D3"/>
-              <w:bottom w:val="single" w:space="0" w:color="D3D3D3"/>
-              <w:start w:val="single" w:space="0" w:color="D3D3D3"/>
-              <w:end w:val="single" w:space="0" w:color="D3D3D3"/>
-            </w:tcBorders>
-          </w:tcPr>
-          <w:p>
-            <w:pPr>
-              <w:spacing w:before="0" w:after="60"/>
-              <w:keepNext/>
-              <w:jc w:val="center"/>
-            </w:pPr>
-            <w:r>
-              <w:rPr>
-                <w:rFonts w:ascii="Calibri" w:hAnsi="Calibri"/>
-                <w:sz w:val="20"/>
-              </w:rPr>
-              <w:t xml:space="default"/>
-            </w:r>
-          </w:p>
-        </w:tc>
-        <w:tc>
-          <w:tcPr>
-            <w:tcBorders>
-              <w:top w:val="single" w:space="0" w:color="D3D3D3"/>
-              <w:bottom w:val="single" w:space="0" w:color="D3D3D3"/>
-              <w:start w:val="single" w:space="0" w:color="D3D3D3"/>
-              <w:end w:val="single" w:space="0" w:color="D3D3D3"/>
-            </w:tcBorders>
-          </w:tcPr>
-          <w:p>
-            <w:pPr>
-              <w:spacing w:before="0" w:after="60"/>
-              <w:keepNext/>
-              <w:jc w:val="center"/>
-            </w:pPr>
-            <w:r>
-              <w:rPr>
-                <w:rFonts w:ascii="Calibri" w:hAnsi="Calibri"/>
-                <w:sz w:val="20"/>
-              </w:rPr>
-              <w:t xml:space="default"/>
-            </w:r>
-          </w:p>
-        </w:tc>
-        <w:tc>
-          <w:tcPr>
-            <w:tcBorders>
-              <w:top w:val="single" w:space="0" w:color="D3D3D3"/>
-              <w:bottom w:val="single" w:space="0" w:color="D3D3D3"/>
-              <w:start w:val="single" w:space="0" w:color="D3D3D3"/>
-              <w:end w:val="single" w:space="0" w:color="D3D3D3"/>
-            </w:tcBorders>
-          </w:tcPr>
-          <w:p>
-            <w:pPr>
-              <w:spacing w:before="0" w:after="60"/>
-              <w:keepNext/>
-              <w:jc w:val="center"/>
-            </w:pPr>
-            <w:r>
-              <w:rPr>
-                <w:rFonts w:ascii="Calibri" w:hAnsi="Calibri"/>
-                <w:sz w:val="20"/>
-              </w:rPr>
-              <w:t xml:space="default"/>
+              <w:t xml:space="default">    Yes</w:t>
+            </w:r>
+          </w:p>
+        </w:tc>
+        <w:tc>
+          <w:tcPr>
+            <w:tcBorders>
+              <w:top w:val="single" w:space="0" w:color="D3D3D3"/>
+              <w:bottom w:val="single" w:space="0" w:color="D3D3D3"/>
+              <w:start w:val="single" w:space="0" w:color="D3D3D3"/>
+              <w:end w:val="single" w:space="0" w:color="D3D3D3"/>
+            </w:tcBorders>
+          </w:tcPr>
+          <w:p>
+            <w:pPr>
+              <w:spacing w:before="0" w:after="60"/>
+              <w:keepNext/>
+              <w:jc w:val="center"/>
+            </w:pPr>
+            <w:r>
+              <w:rPr>
+                <w:rFonts w:ascii="Calibri" w:hAnsi="Calibri"/>
+                <w:sz w:val="20"/>
+              </w:rPr>
+              <w:t xml:space="default">0.89</w:t>
+            </w:r>
+          </w:p>
+        </w:tc>
+        <w:tc>
+          <w:tcPr>
+            <w:tcBorders>
+              <w:top w:val="single" w:space="0" w:color="D3D3D3"/>
+              <w:bottom w:val="single" w:space="0" w:color="D3D3D3"/>
+              <w:start w:val="single" w:space="0" w:color="D3D3D3"/>
+              <w:end w:val="single" w:space="0" w:color="D3D3D3"/>
+            </w:tcBorders>
+          </w:tcPr>
+          <w:p>
+            <w:pPr>
+              <w:spacing w:before="0" w:after="60"/>
+              <w:keepNext/>
+              <w:jc w:val="center"/>
+            </w:pPr>
+            <w:r>
+              <w:rPr>
+                <w:rFonts w:ascii="Calibri" w:hAnsi="Calibri"/>
+                <w:sz w:val="20"/>
+              </w:rPr>
+              <w:t xml:space="default">0.29, 2.76</w:t>
+            </w:r>
+          </w:p>
+        </w:tc>
+        <w:tc>
+          <w:tcPr>
+            <w:tcBorders>
+              <w:top w:val="single" w:space="0" w:color="D3D3D3"/>
+              <w:bottom w:val="single" w:space="0" w:color="D3D3D3"/>
+              <w:start w:val="single" w:space="0" w:color="D3D3D3"/>
+              <w:end w:val="single" w:space="0" w:color="D3D3D3"/>
+            </w:tcBorders>
+          </w:tcPr>
+          <w:p>
+            <w:pPr>
+              <w:spacing w:before="0" w:after="60"/>
+              <w:keepNext/>
+              <w:jc w:val="center"/>
+            </w:pPr>
+            <w:r>
+              <w:rPr>
+                <w:rFonts w:ascii="Calibri" w:hAnsi="Calibri"/>
+                <w:sz w:val="20"/>
+              </w:rPr>
+              <w:t xml:space="default">0.8</w:t>
             </w:r>
           </w:p>
         </w:tc>
@@ -11745,55 +11745,55 @@
                 <w:rFonts w:ascii="Calibri" w:hAnsi="Calibri"/>
                 <w:sz w:val="20"/>
               </w:rPr>
-              <w:t xml:space="default">    No</w:t>
-            </w:r>
-          </w:p>
-        </w:tc>
-        <w:tc>
-          <w:tcPr>
-            <w:tcBorders>
-              <w:top w:val="single" w:space="0" w:color="D3D3D3"/>
-              <w:bottom w:val="single" w:space="0" w:color="D3D3D3"/>
-              <w:start w:val="single" w:space="0" w:color="D3D3D3"/>
-              <w:end w:val="single" w:space="0" w:color="D3D3D3"/>
-            </w:tcBorders>
-          </w:tcPr>
-          <w:p>
-            <w:pPr>
-              <w:spacing w:before="0" w:after="60"/>
-              <w:keepNext/>
-              <w:jc w:val="center"/>
-            </w:pPr>
-            <w:r>
-              <w:rPr>
-                <w:rFonts w:ascii="Calibri" w:hAnsi="Calibri"/>
-                <w:sz w:val="20"/>
-              </w:rPr>
-              <w:t xml:space="default">—</w:t>
-            </w:r>
-          </w:p>
-        </w:tc>
-        <w:tc>
-          <w:tcPr>
-            <w:tcBorders>
-              <w:top w:val="single" w:space="0" w:color="D3D3D3"/>
-              <w:bottom w:val="single" w:space="0" w:color="D3D3D3"/>
-              <w:start w:val="single" w:space="0" w:color="D3D3D3"/>
-              <w:end w:val="single" w:space="0" w:color="D3D3D3"/>
-            </w:tcBorders>
-          </w:tcPr>
-          <w:p>
-            <w:pPr>
-              <w:spacing w:before="0" w:after="60"/>
-              <w:keepNext/>
-              <w:jc w:val="center"/>
-            </w:pPr>
-            <w:r>
-              <w:rPr>
-                <w:rFonts w:ascii="Calibri" w:hAnsi="Calibri"/>
-                <w:sz w:val="20"/>
-              </w:rPr>
-              <w:t xml:space="default">—</w:t>
+              <w:t xml:space="default">Congestive Heart Failure</w:t>
+            </w:r>
+          </w:p>
+        </w:tc>
+        <w:tc>
+          <w:tcPr>
+            <w:tcBorders>
+              <w:top w:val="single" w:space="0" w:color="D3D3D3"/>
+              <w:bottom w:val="single" w:space="0" w:color="D3D3D3"/>
+              <w:start w:val="single" w:space="0" w:color="D3D3D3"/>
+              <w:end w:val="single" w:space="0" w:color="D3D3D3"/>
+            </w:tcBorders>
+          </w:tcPr>
+          <w:p>
+            <w:pPr>
+              <w:spacing w:before="0" w:after="60"/>
+              <w:keepNext/>
+              <w:jc w:val="center"/>
+            </w:pPr>
+            <w:r>
+              <w:rPr>
+                <w:rFonts w:ascii="Calibri" w:hAnsi="Calibri"/>
+                <w:sz w:val="20"/>
+              </w:rPr>
+              <w:t xml:space="default"/>
+            </w:r>
+          </w:p>
+        </w:tc>
+        <w:tc>
+          <w:tcPr>
+            <w:tcBorders>
+              <w:top w:val="single" w:space="0" w:color="D3D3D3"/>
+              <w:bottom w:val="single" w:space="0" w:color="D3D3D3"/>
+              <w:start w:val="single" w:space="0" w:color="D3D3D3"/>
+              <w:end w:val="single" w:space="0" w:color="D3D3D3"/>
+            </w:tcBorders>
+          </w:tcPr>
+          <w:p>
+            <w:pPr>
+              <w:spacing w:before="0" w:after="60"/>
+              <w:keepNext/>
+              <w:jc w:val="center"/>
+            </w:pPr>
+            <w:r>
+              <w:rPr>
+                <w:rFonts w:ascii="Calibri" w:hAnsi="Calibri"/>
+                <w:sz w:val="20"/>
+              </w:rPr>
+              <w:t xml:space="default"/>
             </w:r>
           </w:p>
         </w:tc>
@@ -11846,79 +11846,79 @@
                 <w:rFonts w:ascii="Calibri" w:hAnsi="Calibri"/>
                 <w:sz w:val="20"/>
               </w:rPr>
-              <w:t xml:space="default">    Yes</w:t>
-            </w:r>
-          </w:p>
-        </w:tc>
-        <w:tc>
-          <w:tcPr>
-            <w:tcBorders>
-              <w:top w:val="single" w:space="0" w:color="D3D3D3"/>
-              <w:bottom w:val="single" w:space="0" w:color="D3D3D3"/>
-              <w:start w:val="single" w:space="0" w:color="D3D3D3"/>
-              <w:end w:val="single" w:space="0" w:color="D3D3D3"/>
-            </w:tcBorders>
-          </w:tcPr>
-          <w:p>
-            <w:pPr>
-              <w:spacing w:before="0" w:after="60"/>
-              <w:keepNext/>
-              <w:jc w:val="center"/>
-            </w:pPr>
-            <w:r>
-              <w:rPr>
-                <w:rFonts w:ascii="Calibri" w:hAnsi="Calibri"/>
-                <w:sz w:val="20"/>
-              </w:rPr>
-              <w:t xml:space="default">0.66</w:t>
-            </w:r>
-          </w:p>
-        </w:tc>
-        <w:tc>
-          <w:tcPr>
-            <w:tcBorders>
-              <w:top w:val="single" w:space="0" w:color="D3D3D3"/>
-              <w:bottom w:val="single" w:space="0" w:color="D3D3D3"/>
-              <w:start w:val="single" w:space="0" w:color="D3D3D3"/>
-              <w:end w:val="single" w:space="0" w:color="D3D3D3"/>
-            </w:tcBorders>
-          </w:tcPr>
-          <w:p>
-            <w:pPr>
-              <w:spacing w:before="0" w:after="60"/>
-              <w:keepNext/>
-              <w:jc w:val="center"/>
-            </w:pPr>
-            <w:r>
-              <w:rPr>
-                <w:rFonts w:ascii="Calibri" w:hAnsi="Calibri"/>
-                <w:sz w:val="20"/>
-              </w:rPr>
-              <w:t xml:space="default">0.39, 1.12</w:t>
-            </w:r>
-          </w:p>
-        </w:tc>
-        <w:tc>
-          <w:tcPr>
-            <w:tcBorders>
-              <w:top w:val="single" w:space="0" w:color="D3D3D3"/>
-              <w:bottom w:val="single" w:space="0" w:color="D3D3D3"/>
-              <w:start w:val="single" w:space="0" w:color="D3D3D3"/>
-              <w:end w:val="single" w:space="0" w:color="D3D3D3"/>
-            </w:tcBorders>
-          </w:tcPr>
-          <w:p>
-            <w:pPr>
-              <w:spacing w:before="0" w:after="60"/>
-              <w:keepNext/>
-              <w:jc w:val="center"/>
-            </w:pPr>
-            <w:r>
-              <w:rPr>
-                <w:rFonts w:ascii="Calibri" w:hAnsi="Calibri"/>
-                <w:sz w:val="20"/>
-              </w:rPr>
-              <w:t xml:space="default">0.12</w:t>
+              <w:t xml:space="default">    No</w:t>
+            </w:r>
+          </w:p>
+        </w:tc>
+        <w:tc>
+          <w:tcPr>
+            <w:tcBorders>
+              <w:top w:val="single" w:space="0" w:color="D3D3D3"/>
+              <w:bottom w:val="single" w:space="0" w:color="D3D3D3"/>
+              <w:start w:val="single" w:space="0" w:color="D3D3D3"/>
+              <w:end w:val="single" w:space="0" w:color="D3D3D3"/>
+            </w:tcBorders>
+          </w:tcPr>
+          <w:p>
+            <w:pPr>
+              <w:spacing w:before="0" w:after="60"/>
+              <w:keepNext/>
+              <w:jc w:val="center"/>
+            </w:pPr>
+            <w:r>
+              <w:rPr>
+                <w:rFonts w:ascii="Calibri" w:hAnsi="Calibri"/>
+                <w:sz w:val="20"/>
+              </w:rPr>
+              <w:t xml:space="default">—</w:t>
+            </w:r>
+          </w:p>
+        </w:tc>
+        <w:tc>
+          <w:tcPr>
+            <w:tcBorders>
+              <w:top w:val="single" w:space="0" w:color="D3D3D3"/>
+              <w:bottom w:val="single" w:space="0" w:color="D3D3D3"/>
+              <w:start w:val="single" w:space="0" w:color="D3D3D3"/>
+              <w:end w:val="single" w:space="0" w:color="D3D3D3"/>
+            </w:tcBorders>
+          </w:tcPr>
+          <w:p>
+            <w:pPr>
+              <w:spacing w:before="0" w:after="60"/>
+              <w:keepNext/>
+              <w:jc w:val="center"/>
+            </w:pPr>
+            <w:r>
+              <w:rPr>
+                <w:rFonts w:ascii="Calibri" w:hAnsi="Calibri"/>
+                <w:sz w:val="20"/>
+              </w:rPr>
+              <w:t xml:space="default">—</w:t>
+            </w:r>
+          </w:p>
+        </w:tc>
+        <w:tc>
+          <w:tcPr>
+            <w:tcBorders>
+              <w:top w:val="single" w:space="0" w:color="D3D3D3"/>
+              <w:bottom w:val="single" w:space="0" w:color="D3D3D3"/>
+              <w:start w:val="single" w:space="0" w:color="D3D3D3"/>
+              <w:end w:val="single" w:space="0" w:color="D3D3D3"/>
+            </w:tcBorders>
+          </w:tcPr>
+          <w:p>
+            <w:pPr>
+              <w:spacing w:before="0" w:after="60"/>
+              <w:keepNext/>
+              <w:jc w:val="center"/>
+            </w:pPr>
+            <w:r>
+              <w:rPr>
+                <w:rFonts w:ascii="Calibri" w:hAnsi="Calibri"/>
+                <w:sz w:val="20"/>
+              </w:rPr>
+              <w:t xml:space="default"/>
             </w:r>
           </w:p>
         </w:tc>
@@ -11947,79 +11947,79 @@
                 <w:rFonts w:ascii="Calibri" w:hAnsi="Calibri"/>
                 <w:sz w:val="20"/>
               </w:rPr>
-              <w:t xml:space="default">Intracranial Hemorrhage / Hemorrhagic Transformation</w:t>
-            </w:r>
-          </w:p>
-        </w:tc>
-        <w:tc>
-          <w:tcPr>
-            <w:tcBorders>
-              <w:top w:val="single" w:space="0" w:color="D3D3D3"/>
-              <w:bottom w:val="single" w:space="0" w:color="D3D3D3"/>
-              <w:start w:val="single" w:space="0" w:color="D3D3D3"/>
-              <w:end w:val="single" w:space="0" w:color="D3D3D3"/>
-            </w:tcBorders>
-          </w:tcPr>
-          <w:p>
-            <w:pPr>
-              <w:spacing w:before="0" w:after="60"/>
-              <w:keepNext/>
-              <w:jc w:val="center"/>
-            </w:pPr>
-            <w:r>
-              <w:rPr>
-                <w:rFonts w:ascii="Calibri" w:hAnsi="Calibri"/>
-                <w:sz w:val="20"/>
-              </w:rPr>
-              <w:t xml:space="default"/>
-            </w:r>
-          </w:p>
-        </w:tc>
-        <w:tc>
-          <w:tcPr>
-            <w:tcBorders>
-              <w:top w:val="single" w:space="0" w:color="D3D3D3"/>
-              <w:bottom w:val="single" w:space="0" w:color="D3D3D3"/>
-              <w:start w:val="single" w:space="0" w:color="D3D3D3"/>
-              <w:end w:val="single" w:space="0" w:color="D3D3D3"/>
-            </w:tcBorders>
-          </w:tcPr>
-          <w:p>
-            <w:pPr>
-              <w:spacing w:before="0" w:after="60"/>
-              <w:keepNext/>
-              <w:jc w:val="center"/>
-            </w:pPr>
-            <w:r>
-              <w:rPr>
-                <w:rFonts w:ascii="Calibri" w:hAnsi="Calibri"/>
-                <w:sz w:val="20"/>
-              </w:rPr>
-              <w:t xml:space="default"/>
-            </w:r>
-          </w:p>
-        </w:tc>
-        <w:tc>
-          <w:tcPr>
-            <w:tcBorders>
-              <w:top w:val="single" w:space="0" w:color="D3D3D3"/>
-              <w:bottom w:val="single" w:space="0" w:color="D3D3D3"/>
-              <w:start w:val="single" w:space="0" w:color="D3D3D3"/>
-              <w:end w:val="single" w:space="0" w:color="D3D3D3"/>
-            </w:tcBorders>
-          </w:tcPr>
-          <w:p>
-            <w:pPr>
-              <w:spacing w:before="0" w:after="60"/>
-              <w:keepNext/>
-              <w:jc w:val="center"/>
-            </w:pPr>
-            <w:r>
-              <w:rPr>
-                <w:rFonts w:ascii="Calibri" w:hAnsi="Calibri"/>
-                <w:sz w:val="20"/>
-              </w:rPr>
-              <w:t xml:space="default"/>
+              <w:t xml:space="default">    Yes</w:t>
+            </w:r>
+          </w:p>
+        </w:tc>
+        <w:tc>
+          <w:tcPr>
+            <w:tcBorders>
+              <w:top w:val="single" w:space="0" w:color="D3D3D3"/>
+              <w:bottom w:val="single" w:space="0" w:color="D3D3D3"/>
+              <w:start w:val="single" w:space="0" w:color="D3D3D3"/>
+              <w:end w:val="single" w:space="0" w:color="D3D3D3"/>
+            </w:tcBorders>
+          </w:tcPr>
+          <w:p>
+            <w:pPr>
+              <w:spacing w:before="0" w:after="60"/>
+              <w:keepNext/>
+              <w:jc w:val="center"/>
+            </w:pPr>
+            <w:r>
+              <w:rPr>
+                <w:rFonts w:ascii="Calibri" w:hAnsi="Calibri"/>
+                <w:sz w:val="20"/>
+              </w:rPr>
+              <w:t xml:space="default">1.20</w:t>
+            </w:r>
+          </w:p>
+        </w:tc>
+        <w:tc>
+          <w:tcPr>
+            <w:tcBorders>
+              <w:top w:val="single" w:space="0" w:color="D3D3D3"/>
+              <w:bottom w:val="single" w:space="0" w:color="D3D3D3"/>
+              <w:start w:val="single" w:space="0" w:color="D3D3D3"/>
+              <w:end w:val="single" w:space="0" w:color="D3D3D3"/>
+            </w:tcBorders>
+          </w:tcPr>
+          <w:p>
+            <w:pPr>
+              <w:spacing w:before="0" w:after="60"/>
+              <w:keepNext/>
+              <w:jc w:val="center"/>
+            </w:pPr>
+            <w:r>
+              <w:rPr>
+                <w:rFonts w:ascii="Calibri" w:hAnsi="Calibri"/>
+                <w:sz w:val="20"/>
+              </w:rPr>
+              <w:t xml:space="default">0.79, 1.81</w:t>
+            </w:r>
+          </w:p>
+        </w:tc>
+        <w:tc>
+          <w:tcPr>
+            <w:tcBorders>
+              <w:top w:val="single" w:space="0" w:color="D3D3D3"/>
+              <w:bottom w:val="single" w:space="0" w:color="D3D3D3"/>
+              <w:start w:val="single" w:space="0" w:color="D3D3D3"/>
+              <w:end w:val="single" w:space="0" w:color="D3D3D3"/>
+            </w:tcBorders>
+          </w:tcPr>
+          <w:p>
+            <w:pPr>
+              <w:spacing w:before="0" w:after="60"/>
+              <w:keepNext/>
+              <w:jc w:val="center"/>
+            </w:pPr>
+            <w:r>
+              <w:rPr>
+                <w:rFonts w:ascii="Calibri" w:hAnsi="Calibri"/>
+                <w:sz w:val="20"/>
+              </w:rPr>
+              <w:t xml:space="default">0.4</w:t>
             </w:r>
           </w:p>
         </w:tc>
@@ -12030,5662 +12030,6 @@
         </w:trPr>
         <w:tc>
           <w:tcPr>
-            <w:tcBorders>
-              <w:top w:val="single" w:space="0" w:color="D3D3D3"/>
-              <w:bottom w:val="single" w:space="0" w:color="D3D3D3"/>
-              <w:start w:val="single" w:space="0" w:color="D3D3D3"/>
-              <w:end w:val="single" w:space="0" w:color="D3D3D3"/>
-            </w:tcBorders>
-          </w:tcPr>
-          <w:p>
-            <w:pPr>
-              <w:spacing w:before="0" w:after="60"/>
-              <w:keepNext/>
-              <w:jc w:val="start"/>
-            </w:pPr>
-            <w:r>
-              <w:rPr>
-                <w:rFonts w:ascii="Calibri" w:hAnsi="Calibri"/>
-                <w:sz w:val="20"/>
-              </w:rPr>
-              <w:t xml:space="default">    No</w:t>
-            </w:r>
-          </w:p>
-        </w:tc>
-        <w:tc>
-          <w:tcPr>
-            <w:tcBorders>
-              <w:top w:val="single" w:space="0" w:color="D3D3D3"/>
-              <w:bottom w:val="single" w:space="0" w:color="D3D3D3"/>
-              <w:start w:val="single" w:space="0" w:color="D3D3D3"/>
-              <w:end w:val="single" w:space="0" w:color="D3D3D3"/>
-            </w:tcBorders>
-          </w:tcPr>
-          <w:p>
-            <w:pPr>
-              <w:spacing w:before="0" w:after="60"/>
-              <w:keepNext/>
-              <w:jc w:val="center"/>
-            </w:pPr>
-            <w:r>
-              <w:rPr>
-                <w:rFonts w:ascii="Calibri" w:hAnsi="Calibri"/>
-                <w:sz w:val="20"/>
-              </w:rPr>
-              <w:t xml:space="default">—</w:t>
-            </w:r>
-          </w:p>
-        </w:tc>
-        <w:tc>
-          <w:tcPr>
-            <w:tcBorders>
-              <w:top w:val="single" w:space="0" w:color="D3D3D3"/>
-              <w:bottom w:val="single" w:space="0" w:color="D3D3D3"/>
-              <w:start w:val="single" w:space="0" w:color="D3D3D3"/>
-              <w:end w:val="single" w:space="0" w:color="D3D3D3"/>
-            </w:tcBorders>
-          </w:tcPr>
-          <w:p>
-            <w:pPr>
-              <w:spacing w:before="0" w:after="60"/>
-              <w:keepNext/>
-              <w:jc w:val="center"/>
-            </w:pPr>
-            <w:r>
-              <w:rPr>
-                <w:rFonts w:ascii="Calibri" w:hAnsi="Calibri"/>
-                <w:sz w:val="20"/>
-              </w:rPr>
-              <w:t xml:space="default">—</w:t>
-            </w:r>
-          </w:p>
-        </w:tc>
-        <w:tc>
-          <w:tcPr>
-            <w:tcBorders>
-              <w:top w:val="single" w:space="0" w:color="D3D3D3"/>
-              <w:bottom w:val="single" w:space="0" w:color="D3D3D3"/>
-              <w:start w:val="single" w:space="0" w:color="D3D3D3"/>
-              <w:end w:val="single" w:space="0" w:color="D3D3D3"/>
-            </w:tcBorders>
-          </w:tcPr>
-          <w:p>
-            <w:pPr>
-              <w:spacing w:before="0" w:after="60"/>
-              <w:keepNext/>
-              <w:jc w:val="center"/>
-            </w:pPr>
-            <w:r>
-              <w:rPr>
-                <w:rFonts w:ascii="Calibri" w:hAnsi="Calibri"/>
-                <w:sz w:val="20"/>
-              </w:rPr>
-              <w:t xml:space="default"/>
-            </w:r>
-          </w:p>
-        </w:tc>
-      </w:tr>
-      <w:tr>
-        <w:trPr>
-          <w:cantSplit/>
-        </w:trPr>
-        <w:tc>
-          <w:tcPr>
-            <w:tcBorders>
-              <w:top w:val="single" w:space="0" w:color="D3D3D3"/>
-              <w:bottom w:val="single" w:space="0" w:color="D3D3D3"/>
-              <w:start w:val="single" w:space="0" w:color="D3D3D3"/>
-              <w:end w:val="single" w:space="0" w:color="D3D3D3"/>
-            </w:tcBorders>
-          </w:tcPr>
-          <w:p>
-            <w:pPr>
-              <w:spacing w:before="0" w:after="60"/>
-              <w:keepNext/>
-              <w:jc w:val="start"/>
-            </w:pPr>
-            <w:r>
-              <w:rPr>
-                <w:rFonts w:ascii="Calibri" w:hAnsi="Calibri"/>
-                <w:sz w:val="20"/>
-              </w:rPr>
-              <w:t xml:space="default">    Yes</w:t>
-            </w:r>
-          </w:p>
-        </w:tc>
-        <w:tc>
-          <w:tcPr>
-            <w:tcBorders>
-              <w:top w:val="single" w:space="0" w:color="D3D3D3"/>
-              <w:bottom w:val="single" w:space="0" w:color="D3D3D3"/>
-              <w:start w:val="single" w:space="0" w:color="D3D3D3"/>
-              <w:end w:val="single" w:space="0" w:color="D3D3D3"/>
-            </w:tcBorders>
-          </w:tcPr>
-          <w:p>
-            <w:pPr>
-              <w:spacing w:before="0" w:after="60"/>
-              <w:keepNext/>
-              <w:jc w:val="center"/>
-            </w:pPr>
-            <w:r>
-              <w:rPr>
-                <w:rFonts w:ascii="Calibri" w:hAnsi="Calibri"/>
-                <w:sz w:val="20"/>
-              </w:rPr>
-              <w:t xml:space="default">0.90</w:t>
-            </w:r>
-          </w:p>
-        </w:tc>
-        <w:tc>
-          <w:tcPr>
-            <w:tcBorders>
-              <w:top w:val="single" w:space="0" w:color="D3D3D3"/>
-              <w:bottom w:val="single" w:space="0" w:color="D3D3D3"/>
-              <w:start w:val="single" w:space="0" w:color="D3D3D3"/>
-              <w:end w:val="single" w:space="0" w:color="D3D3D3"/>
-            </w:tcBorders>
-          </w:tcPr>
-          <w:p>
-            <w:pPr>
-              <w:spacing w:before="0" w:after="60"/>
-              <w:keepNext/>
-              <w:jc w:val="center"/>
-            </w:pPr>
-            <w:r>
-              <w:rPr>
-                <w:rFonts w:ascii="Calibri" w:hAnsi="Calibri"/>
-                <w:sz w:val="20"/>
-              </w:rPr>
-              <w:t xml:space="default">0.53, 1.53</w:t>
-            </w:r>
-          </w:p>
-        </w:tc>
-        <w:tc>
-          <w:tcPr>
-            <w:tcBorders>
-              <w:top w:val="single" w:space="0" w:color="D3D3D3"/>
-              <w:bottom w:val="single" w:space="0" w:color="D3D3D3"/>
-              <w:start w:val="single" w:space="0" w:color="D3D3D3"/>
-              <w:end w:val="single" w:space="0" w:color="D3D3D3"/>
-            </w:tcBorders>
-          </w:tcPr>
-          <w:p>
-            <w:pPr>
-              <w:spacing w:before="0" w:after="60"/>
-              <w:keepNext/>
-              <w:jc w:val="center"/>
-            </w:pPr>
-            <w:r>
-              <w:rPr>
-                <w:rFonts w:ascii="Calibri" w:hAnsi="Calibri"/>
-                <w:sz w:val="20"/>
-              </w:rPr>
-              <w:t xml:space="default">0.7</w:t>
-            </w:r>
-          </w:p>
-        </w:tc>
-      </w:tr>
-      <w:tr>
-        <w:trPr>
-          <w:cantSplit/>
-        </w:trPr>
-        <w:tc>
-          <w:tcPr>
-            <w:tcBorders>
-              <w:top w:val="single" w:space="0" w:color="D3D3D3"/>
-              <w:bottom w:val="single" w:space="0" w:color="D3D3D3"/>
-              <w:start w:val="single" w:space="0" w:color="D3D3D3"/>
-              <w:end w:val="single" w:space="0" w:color="D3D3D3"/>
-            </w:tcBorders>
-          </w:tcPr>
-          <w:p>
-            <w:pPr>
-              <w:spacing w:before="0" w:after="60"/>
-              <w:keepNext/>
-              <w:jc w:val="start"/>
-            </w:pPr>
-            <w:r>
-              <w:rPr>
-                <w:rFonts w:ascii="Calibri" w:hAnsi="Calibri"/>
-                <w:sz w:val="20"/>
-              </w:rPr>
-              <w:t xml:space="default">Coronary Artery Disease / Prior Myocardial Infarction</w:t>
-            </w:r>
-          </w:p>
-        </w:tc>
-        <w:tc>
-          <w:tcPr>
-            <w:tcBorders>
-              <w:top w:val="single" w:space="0" w:color="D3D3D3"/>
-              <w:bottom w:val="single" w:space="0" w:color="D3D3D3"/>
-              <w:start w:val="single" w:space="0" w:color="D3D3D3"/>
-              <w:end w:val="single" w:space="0" w:color="D3D3D3"/>
-            </w:tcBorders>
-          </w:tcPr>
-          <w:p>
-            <w:pPr>
-              <w:spacing w:before="0" w:after="60"/>
-              <w:keepNext/>
-              <w:jc w:val="center"/>
-            </w:pPr>
-            <w:r>
-              <w:rPr>
-                <w:rFonts w:ascii="Calibri" w:hAnsi="Calibri"/>
-                <w:sz w:val="20"/>
-              </w:rPr>
-              <w:t xml:space="default"/>
-            </w:r>
-          </w:p>
-        </w:tc>
-        <w:tc>
-          <w:tcPr>
-            <w:tcBorders>
-              <w:top w:val="single" w:space="0" w:color="D3D3D3"/>
-              <w:bottom w:val="single" w:space="0" w:color="D3D3D3"/>
-              <w:start w:val="single" w:space="0" w:color="D3D3D3"/>
-              <w:end w:val="single" w:space="0" w:color="D3D3D3"/>
-            </w:tcBorders>
-          </w:tcPr>
-          <w:p>
-            <w:pPr>
-              <w:spacing w:before="0" w:after="60"/>
-              <w:keepNext/>
-              <w:jc w:val="center"/>
-            </w:pPr>
-            <w:r>
-              <w:rPr>
-                <w:rFonts w:ascii="Calibri" w:hAnsi="Calibri"/>
-                <w:sz w:val="20"/>
-              </w:rPr>
-              <w:t xml:space="default"/>
-            </w:r>
-          </w:p>
-        </w:tc>
-        <w:tc>
-          <w:tcPr>
-            <w:tcBorders>
-              <w:top w:val="single" w:space="0" w:color="D3D3D3"/>
-              <w:bottom w:val="single" w:space="0" w:color="D3D3D3"/>
-              <w:start w:val="single" w:space="0" w:color="D3D3D3"/>
-              <w:end w:val="single" w:space="0" w:color="D3D3D3"/>
-            </w:tcBorders>
-          </w:tcPr>
-          <w:p>
-            <w:pPr>
-              <w:spacing w:before="0" w:after="60"/>
-              <w:keepNext/>
-              <w:jc w:val="center"/>
-            </w:pPr>
-            <w:r>
-              <w:rPr>
-                <w:rFonts w:ascii="Calibri" w:hAnsi="Calibri"/>
-                <w:sz w:val="20"/>
-              </w:rPr>
-              <w:t xml:space="default"/>
-            </w:r>
-          </w:p>
-        </w:tc>
-      </w:tr>
-      <w:tr>
-        <w:trPr>
-          <w:cantSplit/>
-        </w:trPr>
-        <w:tc>
-          <w:tcPr>
-            <w:tcBorders>
-              <w:top w:val="single" w:space="0" w:color="D3D3D3"/>
-              <w:bottom w:val="single" w:space="0" w:color="D3D3D3"/>
-              <w:start w:val="single" w:space="0" w:color="D3D3D3"/>
-              <w:end w:val="single" w:space="0" w:color="D3D3D3"/>
-            </w:tcBorders>
-          </w:tcPr>
-          <w:p>
-            <w:pPr>
-              <w:spacing w:before="0" w:after="60"/>
-              <w:keepNext/>
-              <w:jc w:val="start"/>
-            </w:pPr>
-            <w:r>
-              <w:rPr>
-                <w:rFonts w:ascii="Calibri" w:hAnsi="Calibri"/>
-                <w:sz w:val="20"/>
-              </w:rPr>
-              <w:t xml:space="default">    No</w:t>
-            </w:r>
-          </w:p>
-        </w:tc>
-        <w:tc>
-          <w:tcPr>
-            <w:tcBorders>
-              <w:top w:val="single" w:space="0" w:color="D3D3D3"/>
-              <w:bottom w:val="single" w:space="0" w:color="D3D3D3"/>
-              <w:start w:val="single" w:space="0" w:color="D3D3D3"/>
-              <w:end w:val="single" w:space="0" w:color="D3D3D3"/>
-            </w:tcBorders>
-          </w:tcPr>
-          <w:p>
-            <w:pPr>
-              <w:spacing w:before="0" w:after="60"/>
-              <w:keepNext/>
-              <w:jc w:val="center"/>
-            </w:pPr>
-            <w:r>
-              <w:rPr>
-                <w:rFonts w:ascii="Calibri" w:hAnsi="Calibri"/>
-                <w:sz w:val="20"/>
-              </w:rPr>
-              <w:t xml:space="default">—</w:t>
-            </w:r>
-          </w:p>
-        </w:tc>
-        <w:tc>
-          <w:tcPr>
-            <w:tcBorders>
-              <w:top w:val="single" w:space="0" w:color="D3D3D3"/>
-              <w:bottom w:val="single" w:space="0" w:color="D3D3D3"/>
-              <w:start w:val="single" w:space="0" w:color="D3D3D3"/>
-              <w:end w:val="single" w:space="0" w:color="D3D3D3"/>
-            </w:tcBorders>
-          </w:tcPr>
-          <w:p>
-            <w:pPr>
-              <w:spacing w:before="0" w:after="60"/>
-              <w:keepNext/>
-              <w:jc w:val="center"/>
-            </w:pPr>
-            <w:r>
-              <w:rPr>
-                <w:rFonts w:ascii="Calibri" w:hAnsi="Calibri"/>
-                <w:sz w:val="20"/>
-              </w:rPr>
-              <w:t xml:space="default">—</w:t>
-            </w:r>
-          </w:p>
-        </w:tc>
-        <w:tc>
-          <w:tcPr>
-            <w:tcBorders>
-              <w:top w:val="single" w:space="0" w:color="D3D3D3"/>
-              <w:bottom w:val="single" w:space="0" w:color="D3D3D3"/>
-              <w:start w:val="single" w:space="0" w:color="D3D3D3"/>
-              <w:end w:val="single" w:space="0" w:color="D3D3D3"/>
-            </w:tcBorders>
-          </w:tcPr>
-          <w:p>
-            <w:pPr>
-              <w:spacing w:before="0" w:after="60"/>
-              <w:keepNext/>
-              <w:jc w:val="center"/>
-            </w:pPr>
-            <w:r>
-              <w:rPr>
-                <w:rFonts w:ascii="Calibri" w:hAnsi="Calibri"/>
-                <w:sz w:val="20"/>
-              </w:rPr>
-              <w:t xml:space="default"/>
-            </w:r>
-          </w:p>
-        </w:tc>
-      </w:tr>
-      <w:tr>
-        <w:trPr>
-          <w:cantSplit/>
-        </w:trPr>
-        <w:tc>
-          <w:tcPr>
-            <w:tcBorders>
-              <w:top w:val="single" w:space="0" w:color="D3D3D3"/>
-              <w:bottom w:val="single" w:space="0" w:color="D3D3D3"/>
-              <w:start w:val="single" w:space="0" w:color="D3D3D3"/>
-              <w:end w:val="single" w:space="0" w:color="D3D3D3"/>
-            </w:tcBorders>
-          </w:tcPr>
-          <w:p>
-            <w:pPr>
-              <w:spacing w:before="0" w:after="60"/>
-              <w:keepNext/>
-              <w:jc w:val="start"/>
-            </w:pPr>
-            <w:r>
-              <w:rPr>
-                <w:rFonts w:ascii="Calibri" w:hAnsi="Calibri"/>
-                <w:sz w:val="20"/>
-              </w:rPr>
-              <w:t xml:space="default">    Yes</w:t>
-            </w:r>
-          </w:p>
-        </w:tc>
-        <w:tc>
-          <w:tcPr>
-            <w:tcBorders>
-              <w:top w:val="single" w:space="0" w:color="D3D3D3"/>
-              <w:bottom w:val="single" w:space="0" w:color="D3D3D3"/>
-              <w:start w:val="single" w:space="0" w:color="D3D3D3"/>
-              <w:end w:val="single" w:space="0" w:color="D3D3D3"/>
-            </w:tcBorders>
-          </w:tcPr>
-          <w:p>
-            <w:pPr>
-              <w:spacing w:before="0" w:after="60"/>
-              <w:keepNext/>
-              <w:jc w:val="center"/>
-            </w:pPr>
-            <w:r>
-              <w:rPr>
-                <w:rFonts w:ascii="Calibri" w:hAnsi="Calibri"/>
-                <w:sz w:val="20"/>
-              </w:rPr>
-              <w:t xml:space="default">0.99</w:t>
-            </w:r>
-          </w:p>
-        </w:tc>
-        <w:tc>
-          <w:tcPr>
-            <w:tcBorders>
-              <w:top w:val="single" w:space="0" w:color="D3D3D3"/>
-              <w:bottom w:val="single" w:space="0" w:color="D3D3D3"/>
-              <w:start w:val="single" w:space="0" w:color="D3D3D3"/>
-              <w:end w:val="single" w:space="0" w:color="D3D3D3"/>
-            </w:tcBorders>
-          </w:tcPr>
-          <w:p>
-            <w:pPr>
-              <w:spacing w:before="0" w:after="60"/>
-              <w:keepNext/>
-              <w:jc w:val="center"/>
-            </w:pPr>
-            <w:r>
-              <w:rPr>
-                <w:rFonts w:ascii="Calibri" w:hAnsi="Calibri"/>
-                <w:sz w:val="20"/>
-              </w:rPr>
-              <w:t xml:space="default">0.64, 1.52</w:t>
-            </w:r>
-          </w:p>
-        </w:tc>
-        <w:tc>
-          <w:tcPr>
-            <w:tcBorders>
-              <w:top w:val="single" w:space="0" w:color="D3D3D3"/>
-              <w:bottom w:val="single" w:space="0" w:color="D3D3D3"/>
-              <w:start w:val="single" w:space="0" w:color="D3D3D3"/>
-              <w:end w:val="single" w:space="0" w:color="D3D3D3"/>
-            </w:tcBorders>
-          </w:tcPr>
-          <w:p>
-            <w:pPr>
-              <w:spacing w:before="0" w:after="60"/>
-              <w:keepNext/>
-              <w:jc w:val="center"/>
-            </w:pPr>
-            <w:r>
-              <w:rPr>
-                <w:rFonts w:ascii="Calibri" w:hAnsi="Calibri"/>
-                <w:sz w:val="20"/>
-              </w:rPr>
-              <w:t xml:space="default">&gt;0.9</w:t>
-            </w:r>
-          </w:p>
-        </w:tc>
-      </w:tr>
-      <w:tr>
-        <w:trPr>
-          <w:cantSplit/>
-        </w:trPr>
-        <w:tc>
-          <w:tcPr>
-            <w:tcBorders>
-              <w:top w:val="single" w:space="0" w:color="D3D3D3"/>
-              <w:bottom w:val="single" w:space="0" w:color="D3D3D3"/>
-              <w:start w:val="single" w:space="0" w:color="D3D3D3"/>
-              <w:end w:val="single" w:space="0" w:color="D3D3D3"/>
-            </w:tcBorders>
-          </w:tcPr>
-          <w:p>
-            <w:pPr>
-              <w:spacing w:before="0" w:after="60"/>
-              <w:keepNext/>
-              <w:jc w:val="start"/>
-            </w:pPr>
-            <w:r>
-              <w:rPr>
-                <w:rFonts w:ascii="Calibri" w:hAnsi="Calibri"/>
-                <w:sz w:val="20"/>
-              </w:rPr>
-              <w:t xml:space="default">Congestive Heart Failure</w:t>
-            </w:r>
-          </w:p>
-        </w:tc>
-        <w:tc>
-          <w:tcPr>
-            <w:tcBorders>
-              <w:top w:val="single" w:space="0" w:color="D3D3D3"/>
-              <w:bottom w:val="single" w:space="0" w:color="D3D3D3"/>
-              <w:start w:val="single" w:space="0" w:color="D3D3D3"/>
-              <w:end w:val="single" w:space="0" w:color="D3D3D3"/>
-            </w:tcBorders>
-          </w:tcPr>
-          <w:p>
-            <w:pPr>
-              <w:spacing w:before="0" w:after="60"/>
-              <w:keepNext/>
-              <w:jc w:val="center"/>
-            </w:pPr>
-            <w:r>
-              <w:rPr>
-                <w:rFonts w:ascii="Calibri" w:hAnsi="Calibri"/>
-                <w:sz w:val="20"/>
-              </w:rPr>
-              <w:t xml:space="default"/>
-            </w:r>
-          </w:p>
-        </w:tc>
-        <w:tc>
-          <w:tcPr>
-            <w:tcBorders>
-              <w:top w:val="single" w:space="0" w:color="D3D3D3"/>
-              <w:bottom w:val="single" w:space="0" w:color="D3D3D3"/>
-              <w:start w:val="single" w:space="0" w:color="D3D3D3"/>
-              <w:end w:val="single" w:space="0" w:color="D3D3D3"/>
-            </w:tcBorders>
-          </w:tcPr>
-          <w:p>
-            <w:pPr>
-              <w:spacing w:before="0" w:after="60"/>
-              <w:keepNext/>
-              <w:jc w:val="center"/>
-            </w:pPr>
-            <w:r>
-              <w:rPr>
-                <w:rFonts w:ascii="Calibri" w:hAnsi="Calibri"/>
-                <w:sz w:val="20"/>
-              </w:rPr>
-              <w:t xml:space="default"/>
-            </w:r>
-          </w:p>
-        </w:tc>
-        <w:tc>
-          <w:tcPr>
-            <w:tcBorders>
-              <w:top w:val="single" w:space="0" w:color="D3D3D3"/>
-              <w:bottom w:val="single" w:space="0" w:color="D3D3D3"/>
-              <w:start w:val="single" w:space="0" w:color="D3D3D3"/>
-              <w:end w:val="single" w:space="0" w:color="D3D3D3"/>
-            </w:tcBorders>
-          </w:tcPr>
-          <w:p>
-            <w:pPr>
-              <w:spacing w:before="0" w:after="60"/>
-              <w:keepNext/>
-              <w:jc w:val="center"/>
-            </w:pPr>
-            <w:r>
-              <w:rPr>
-                <w:rFonts w:ascii="Calibri" w:hAnsi="Calibri"/>
-                <w:sz w:val="20"/>
-              </w:rPr>
-              <w:t xml:space="default"/>
-            </w:r>
-          </w:p>
-        </w:tc>
-      </w:tr>
-      <w:tr>
-        <w:trPr>
-          <w:cantSplit/>
-        </w:trPr>
-        <w:tc>
-          <w:tcPr>
-            <w:tcBorders>
-              <w:top w:val="single" w:space="0" w:color="D3D3D3"/>
-              <w:bottom w:val="single" w:space="0" w:color="D3D3D3"/>
-              <w:start w:val="single" w:space="0" w:color="D3D3D3"/>
-              <w:end w:val="single" w:space="0" w:color="D3D3D3"/>
-            </w:tcBorders>
-          </w:tcPr>
-          <w:p>
-            <w:pPr>
-              <w:spacing w:before="0" w:after="60"/>
-              <w:keepNext/>
-              <w:jc w:val="start"/>
-            </w:pPr>
-            <w:r>
-              <w:rPr>
-                <w:rFonts w:ascii="Calibri" w:hAnsi="Calibri"/>
-                <w:sz w:val="20"/>
-              </w:rPr>
-              <w:t xml:space="default">    No</w:t>
-            </w:r>
-          </w:p>
-        </w:tc>
-        <w:tc>
-          <w:tcPr>
-            <w:tcBorders>
-              <w:top w:val="single" w:space="0" w:color="D3D3D3"/>
-              <w:bottom w:val="single" w:space="0" w:color="D3D3D3"/>
-              <w:start w:val="single" w:space="0" w:color="D3D3D3"/>
-              <w:end w:val="single" w:space="0" w:color="D3D3D3"/>
-            </w:tcBorders>
-          </w:tcPr>
-          <w:p>
-            <w:pPr>
-              <w:spacing w:before="0" w:after="60"/>
-              <w:keepNext/>
-              <w:jc w:val="center"/>
-            </w:pPr>
-            <w:r>
-              <w:rPr>
-                <w:rFonts w:ascii="Calibri" w:hAnsi="Calibri"/>
-                <w:sz w:val="20"/>
-              </w:rPr>
-              <w:t xml:space="default">—</w:t>
-            </w:r>
-          </w:p>
-        </w:tc>
-        <w:tc>
-          <w:tcPr>
-            <w:tcBorders>
-              <w:top w:val="single" w:space="0" w:color="D3D3D3"/>
-              <w:bottom w:val="single" w:space="0" w:color="D3D3D3"/>
-              <w:start w:val="single" w:space="0" w:color="D3D3D3"/>
-              <w:end w:val="single" w:space="0" w:color="D3D3D3"/>
-            </w:tcBorders>
-          </w:tcPr>
-          <w:p>
-            <w:pPr>
-              <w:spacing w:before="0" w:after="60"/>
-              <w:keepNext/>
-              <w:jc w:val="center"/>
-            </w:pPr>
-            <w:r>
-              <w:rPr>
-                <w:rFonts w:ascii="Calibri" w:hAnsi="Calibri"/>
-                <w:sz w:val="20"/>
-              </w:rPr>
-              <w:t xml:space="default">—</w:t>
-            </w:r>
-          </w:p>
-        </w:tc>
-        <w:tc>
-          <w:tcPr>
-            <w:tcBorders>
-              <w:top w:val="single" w:space="0" w:color="D3D3D3"/>
-              <w:bottom w:val="single" w:space="0" w:color="D3D3D3"/>
-              <w:start w:val="single" w:space="0" w:color="D3D3D3"/>
-              <w:end w:val="single" w:space="0" w:color="D3D3D3"/>
-            </w:tcBorders>
-          </w:tcPr>
-          <w:p>
-            <w:pPr>
-              <w:spacing w:before="0" w:after="60"/>
-              <w:keepNext/>
-              <w:jc w:val="center"/>
-            </w:pPr>
-            <w:r>
-              <w:rPr>
-                <w:rFonts w:ascii="Calibri" w:hAnsi="Calibri"/>
-                <w:sz w:val="20"/>
-              </w:rPr>
-              <w:t xml:space="default"/>
-            </w:r>
-          </w:p>
-        </w:tc>
-      </w:tr>
-      <w:tr>
-        <w:trPr>
-          <w:cantSplit/>
-        </w:trPr>
-        <w:tc>
-          <w:tcPr>
-            <w:tcBorders>
-              <w:top w:val="single" w:space="0" w:color="D3D3D3"/>
-              <w:bottom w:val="single" w:space="0" w:color="D3D3D3"/>
-              <w:start w:val="single" w:space="0" w:color="D3D3D3"/>
-              <w:end w:val="single" w:space="0" w:color="D3D3D3"/>
-            </w:tcBorders>
-          </w:tcPr>
-          <w:p>
-            <w:pPr>
-              <w:spacing w:before="0" w:after="60"/>
-              <w:keepNext/>
-              <w:jc w:val="start"/>
-            </w:pPr>
-            <w:r>
-              <w:rPr>
-                <w:rFonts w:ascii="Calibri" w:hAnsi="Calibri"/>
-                <w:sz w:val="20"/>
-              </w:rPr>
-              <w:t xml:space="default">    Yes</w:t>
-            </w:r>
-          </w:p>
-        </w:tc>
-        <w:tc>
-          <w:tcPr>
-            <w:tcBorders>
-              <w:top w:val="single" w:space="0" w:color="D3D3D3"/>
-              <w:bottom w:val="single" w:space="0" w:color="D3D3D3"/>
-              <w:start w:val="single" w:space="0" w:color="D3D3D3"/>
-              <w:end w:val="single" w:space="0" w:color="D3D3D3"/>
-            </w:tcBorders>
-          </w:tcPr>
-          <w:p>
-            <w:pPr>
-              <w:spacing w:before="0" w:after="60"/>
-              <w:keepNext/>
-              <w:jc w:val="center"/>
-            </w:pPr>
-            <w:r>
-              <w:rPr>
-                <w:rFonts w:ascii="Calibri" w:hAnsi="Calibri"/>
-                <w:sz w:val="20"/>
-              </w:rPr>
-              <w:t xml:space="default">1.14</w:t>
-            </w:r>
-          </w:p>
-        </w:tc>
-        <w:tc>
-          <w:tcPr>
-            <w:tcBorders>
-              <w:top w:val="single" w:space="0" w:color="D3D3D3"/>
-              <w:bottom w:val="single" w:space="0" w:color="D3D3D3"/>
-              <w:start w:val="single" w:space="0" w:color="D3D3D3"/>
-              <w:end w:val="single" w:space="0" w:color="D3D3D3"/>
-            </w:tcBorders>
-          </w:tcPr>
-          <w:p>
-            <w:pPr>
-              <w:spacing w:before="0" w:after="60"/>
-              <w:keepNext/>
-              <w:jc w:val="center"/>
-            </w:pPr>
-            <w:r>
-              <w:rPr>
-                <w:rFonts w:ascii="Calibri" w:hAnsi="Calibri"/>
-                <w:sz w:val="20"/>
-              </w:rPr>
-              <w:t xml:space="default">0.73, 1.79</w:t>
-            </w:r>
-          </w:p>
-        </w:tc>
-        <w:tc>
-          <w:tcPr>
-            <w:tcBorders>
-              <w:top w:val="single" w:space="0" w:color="D3D3D3"/>
-              <w:bottom w:val="single" w:space="0" w:color="D3D3D3"/>
-              <w:start w:val="single" w:space="0" w:color="D3D3D3"/>
-              <w:end w:val="single" w:space="0" w:color="D3D3D3"/>
-            </w:tcBorders>
-          </w:tcPr>
-          <w:p>
-            <w:pPr>
-              <w:spacing w:before="0" w:after="60"/>
-              <w:keepNext/>
-              <w:jc w:val="center"/>
-            </w:pPr>
-            <w:r>
-              <w:rPr>
-                <w:rFonts w:ascii="Calibri" w:hAnsi="Calibri"/>
-                <w:sz w:val="20"/>
-              </w:rPr>
-              <w:t xml:space="default">0.6</w:t>
-            </w:r>
-          </w:p>
-        </w:tc>
-      </w:tr>
-      <w:tr>
-        <w:trPr>
-          <w:cantSplit/>
-        </w:trPr>
-        <w:tc>
-          <w:tcPr>
-            <w:tcBorders>
-              <w:top w:val="single" w:space="0" w:color="D3D3D3"/>
-              <w:bottom w:val="single" w:space="0" w:color="D3D3D3"/>
-              <w:start w:val="single" w:space="0" w:color="D3D3D3"/>
-              <w:end w:val="single" w:space="0" w:color="D3D3D3"/>
-            </w:tcBorders>
-          </w:tcPr>
-          <w:p>
-            <w:pPr>
-              <w:spacing w:before="0" w:after="60"/>
-              <w:keepNext/>
-              <w:jc w:val="start"/>
-            </w:pPr>
-            <w:r>
-              <w:rPr>
-                <w:rFonts w:ascii="Calibri" w:hAnsi="Calibri"/>
-                <w:sz w:val="20"/>
-              </w:rPr>
-              <w:t xml:space="default">Atrial Fibrillation / Flutter</w:t>
-            </w:r>
-          </w:p>
-        </w:tc>
-        <w:tc>
-          <w:tcPr>
-            <w:tcBorders>
-              <w:top w:val="single" w:space="0" w:color="D3D3D3"/>
-              <w:bottom w:val="single" w:space="0" w:color="D3D3D3"/>
-              <w:start w:val="single" w:space="0" w:color="D3D3D3"/>
-              <w:end w:val="single" w:space="0" w:color="D3D3D3"/>
-            </w:tcBorders>
-          </w:tcPr>
-          <w:p>
-            <w:pPr>
-              <w:spacing w:before="0" w:after="60"/>
-              <w:keepNext/>
-              <w:jc w:val="center"/>
-            </w:pPr>
-            <w:r>
-              <w:rPr>
-                <w:rFonts w:ascii="Calibri" w:hAnsi="Calibri"/>
-                <w:sz w:val="20"/>
-              </w:rPr>
-              <w:t xml:space="default"/>
-            </w:r>
-          </w:p>
-        </w:tc>
-        <w:tc>
-          <w:tcPr>
-            <w:tcBorders>
-              <w:top w:val="single" w:space="0" w:color="D3D3D3"/>
-              <w:bottom w:val="single" w:space="0" w:color="D3D3D3"/>
-              <w:start w:val="single" w:space="0" w:color="D3D3D3"/>
-              <w:end w:val="single" w:space="0" w:color="D3D3D3"/>
-            </w:tcBorders>
-          </w:tcPr>
-          <w:p>
-            <w:pPr>
-              <w:spacing w:before="0" w:after="60"/>
-              <w:keepNext/>
-              <w:jc w:val="center"/>
-            </w:pPr>
-            <w:r>
-              <w:rPr>
-                <w:rFonts w:ascii="Calibri" w:hAnsi="Calibri"/>
-                <w:sz w:val="20"/>
-              </w:rPr>
-              <w:t xml:space="default"/>
-            </w:r>
-          </w:p>
-        </w:tc>
-        <w:tc>
-          <w:tcPr>
-            <w:tcBorders>
-              <w:top w:val="single" w:space="0" w:color="D3D3D3"/>
-              <w:bottom w:val="single" w:space="0" w:color="D3D3D3"/>
-              <w:start w:val="single" w:space="0" w:color="D3D3D3"/>
-              <w:end w:val="single" w:space="0" w:color="D3D3D3"/>
-            </w:tcBorders>
-          </w:tcPr>
-          <w:p>
-            <w:pPr>
-              <w:spacing w:before="0" w:after="60"/>
-              <w:keepNext/>
-              <w:jc w:val="center"/>
-            </w:pPr>
-            <w:r>
-              <w:rPr>
-                <w:rFonts w:ascii="Calibri" w:hAnsi="Calibri"/>
-                <w:sz w:val="20"/>
-              </w:rPr>
-              <w:t xml:space="default"/>
-            </w:r>
-          </w:p>
-        </w:tc>
-      </w:tr>
-      <w:tr>
-        <w:trPr>
-          <w:cantSplit/>
-        </w:trPr>
-        <w:tc>
-          <w:tcPr>
-            <w:tcBorders>
-              <w:top w:val="single" w:space="0" w:color="D3D3D3"/>
-              <w:bottom w:val="single" w:space="0" w:color="D3D3D3"/>
-              <w:start w:val="single" w:space="0" w:color="D3D3D3"/>
-              <w:end w:val="single" w:space="0" w:color="D3D3D3"/>
-            </w:tcBorders>
-          </w:tcPr>
-          <w:p>
-            <w:pPr>
-              <w:spacing w:before="0" w:after="60"/>
-              <w:keepNext/>
-              <w:jc w:val="start"/>
-            </w:pPr>
-            <w:r>
-              <w:rPr>
-                <w:rFonts w:ascii="Calibri" w:hAnsi="Calibri"/>
-                <w:sz w:val="20"/>
-              </w:rPr>
-              <w:t xml:space="default">    No</w:t>
-            </w:r>
-          </w:p>
-        </w:tc>
-        <w:tc>
-          <w:tcPr>
-            <w:tcBorders>
-              <w:top w:val="single" w:space="0" w:color="D3D3D3"/>
-              <w:bottom w:val="single" w:space="0" w:color="D3D3D3"/>
-              <w:start w:val="single" w:space="0" w:color="D3D3D3"/>
-              <w:end w:val="single" w:space="0" w:color="D3D3D3"/>
-            </w:tcBorders>
-          </w:tcPr>
-          <w:p>
-            <w:pPr>
-              <w:spacing w:before="0" w:after="60"/>
-              <w:keepNext/>
-              <w:jc w:val="center"/>
-            </w:pPr>
-            <w:r>
-              <w:rPr>
-                <w:rFonts w:ascii="Calibri" w:hAnsi="Calibri"/>
-                <w:sz w:val="20"/>
-              </w:rPr>
-              <w:t xml:space="default">—</w:t>
-            </w:r>
-          </w:p>
-        </w:tc>
-        <w:tc>
-          <w:tcPr>
-            <w:tcBorders>
-              <w:top w:val="single" w:space="0" w:color="D3D3D3"/>
-              <w:bottom w:val="single" w:space="0" w:color="D3D3D3"/>
-              <w:start w:val="single" w:space="0" w:color="D3D3D3"/>
-              <w:end w:val="single" w:space="0" w:color="D3D3D3"/>
-            </w:tcBorders>
-          </w:tcPr>
-          <w:p>
-            <w:pPr>
-              <w:spacing w:before="0" w:after="60"/>
-              <w:keepNext/>
-              <w:jc w:val="center"/>
-            </w:pPr>
-            <w:r>
-              <w:rPr>
-                <w:rFonts w:ascii="Calibri" w:hAnsi="Calibri"/>
-                <w:sz w:val="20"/>
-              </w:rPr>
-              <w:t xml:space="default">—</w:t>
-            </w:r>
-          </w:p>
-        </w:tc>
-        <w:tc>
-          <w:tcPr>
-            <w:tcBorders>
-              <w:top w:val="single" w:space="0" w:color="D3D3D3"/>
-              <w:bottom w:val="single" w:space="0" w:color="D3D3D3"/>
-              <w:start w:val="single" w:space="0" w:color="D3D3D3"/>
-              <w:end w:val="single" w:space="0" w:color="D3D3D3"/>
-            </w:tcBorders>
-          </w:tcPr>
-          <w:p>
-            <w:pPr>
-              <w:spacing w:before="0" w:after="60"/>
-              <w:keepNext/>
-              <w:jc w:val="center"/>
-            </w:pPr>
-            <w:r>
-              <w:rPr>
-                <w:rFonts w:ascii="Calibri" w:hAnsi="Calibri"/>
-                <w:sz w:val="20"/>
-              </w:rPr>
-              <w:t xml:space="default"/>
-            </w:r>
-          </w:p>
-        </w:tc>
-      </w:tr>
-      <w:tr>
-        <w:trPr>
-          <w:cantSplit/>
-        </w:trPr>
-        <w:tc>
-          <w:tcPr>
-            <w:tcBorders>
-              <w:top w:val="single" w:space="0" w:color="D3D3D3"/>
-              <w:bottom w:val="single" w:space="0" w:color="D3D3D3"/>
-              <w:start w:val="single" w:space="0" w:color="D3D3D3"/>
-              <w:end w:val="single" w:space="0" w:color="D3D3D3"/>
-            </w:tcBorders>
-          </w:tcPr>
-          <w:p>
-            <w:pPr>
-              <w:spacing w:before="0" w:after="60"/>
-              <w:keepNext/>
-              <w:jc w:val="start"/>
-            </w:pPr>
-            <w:r>
-              <w:rPr>
-                <w:rFonts w:ascii="Calibri" w:hAnsi="Calibri"/>
-                <w:sz w:val="20"/>
-              </w:rPr>
-              <w:t xml:space="default">    Yes</w:t>
-            </w:r>
-          </w:p>
-        </w:tc>
-        <w:tc>
-          <w:tcPr>
-            <w:tcBorders>
-              <w:top w:val="single" w:space="0" w:color="D3D3D3"/>
-              <w:bottom w:val="single" w:space="0" w:color="D3D3D3"/>
-              <w:start w:val="single" w:space="0" w:color="D3D3D3"/>
-              <w:end w:val="single" w:space="0" w:color="D3D3D3"/>
-            </w:tcBorders>
-          </w:tcPr>
-          <w:p>
-            <w:pPr>
-              <w:spacing w:before="0" w:after="60"/>
-              <w:keepNext/>
-              <w:jc w:val="center"/>
-            </w:pPr>
-            <w:r>
-              <w:rPr>
-                <w:rFonts w:ascii="Calibri" w:hAnsi="Calibri"/>
-                <w:sz w:val="20"/>
-              </w:rPr>
-              <w:t xml:space="default">1.25</w:t>
-            </w:r>
-          </w:p>
-        </w:tc>
-        <w:tc>
-          <w:tcPr>
-            <w:tcBorders>
-              <w:top w:val="single" w:space="0" w:color="D3D3D3"/>
-              <w:bottom w:val="single" w:space="0" w:color="D3D3D3"/>
-              <w:start w:val="single" w:space="0" w:color="D3D3D3"/>
-              <w:end w:val="single" w:space="0" w:color="D3D3D3"/>
-            </w:tcBorders>
-          </w:tcPr>
-          <w:p>
-            <w:pPr>
-              <w:spacing w:before="0" w:after="60"/>
-              <w:keepNext/>
-              <w:jc w:val="center"/>
-            </w:pPr>
-            <w:r>
-              <w:rPr>
-                <w:rFonts w:ascii="Calibri" w:hAnsi="Calibri"/>
-                <w:sz w:val="20"/>
-              </w:rPr>
-              <w:t xml:space="default">0.78, 2.01</w:t>
-            </w:r>
-          </w:p>
-        </w:tc>
-        <w:tc>
-          <w:tcPr>
-            <w:tcBorders>
-              <w:top w:val="single" w:space="0" w:color="D3D3D3"/>
-              <w:bottom w:val="single" w:space="0" w:color="D3D3D3"/>
-              <w:start w:val="single" w:space="0" w:color="D3D3D3"/>
-              <w:end w:val="single" w:space="0" w:color="D3D3D3"/>
-            </w:tcBorders>
-          </w:tcPr>
-          <w:p>
-            <w:pPr>
-              <w:spacing w:before="0" w:after="60"/>
-              <w:keepNext/>
-              <w:jc w:val="center"/>
-            </w:pPr>
-            <w:r>
-              <w:rPr>
-                <w:rFonts w:ascii="Calibri" w:hAnsi="Calibri"/>
-                <w:sz w:val="20"/>
-              </w:rPr>
-              <w:t xml:space="default">0.4</w:t>
-            </w:r>
-          </w:p>
-        </w:tc>
-      </w:tr>
-      <w:tr>
-        <w:trPr>
-          <w:cantSplit/>
-        </w:trPr>
-        <w:tc>
-          <w:tcPr>
-            <w:tcBorders>
-              <w:top w:val="single" w:space="0" w:color="D3D3D3"/>
-              <w:bottom w:val="single" w:space="0" w:color="D3D3D3"/>
-              <w:start w:val="single" w:space="0" w:color="D3D3D3"/>
-              <w:end w:val="single" w:space="0" w:color="D3D3D3"/>
-            </w:tcBorders>
-          </w:tcPr>
-          <w:p>
-            <w:pPr>
-              <w:spacing w:before="0" w:after="60"/>
-              <w:keepNext/>
-              <w:jc w:val="start"/>
-            </w:pPr>
-            <w:r>
-              <w:rPr>
-                <w:rFonts w:ascii="Calibri" w:hAnsi="Calibri"/>
-                <w:sz w:val="20"/>
-              </w:rPr>
-              <w:t xml:space="default">Hypertension</w:t>
-            </w:r>
-          </w:p>
-        </w:tc>
-        <w:tc>
-          <w:tcPr>
-            <w:tcBorders>
-              <w:top w:val="single" w:space="0" w:color="D3D3D3"/>
-              <w:bottom w:val="single" w:space="0" w:color="D3D3D3"/>
-              <w:start w:val="single" w:space="0" w:color="D3D3D3"/>
-              <w:end w:val="single" w:space="0" w:color="D3D3D3"/>
-            </w:tcBorders>
-          </w:tcPr>
-          <w:p>
-            <w:pPr>
-              <w:spacing w:before="0" w:after="60"/>
-              <w:keepNext/>
-              <w:jc w:val="center"/>
-            </w:pPr>
-            <w:r>
-              <w:rPr>
-                <w:rFonts w:ascii="Calibri" w:hAnsi="Calibri"/>
-                <w:sz w:val="20"/>
-              </w:rPr>
-              <w:t xml:space="default"/>
-            </w:r>
-          </w:p>
-        </w:tc>
-        <w:tc>
-          <w:tcPr>
-            <w:tcBorders>
-              <w:top w:val="single" w:space="0" w:color="D3D3D3"/>
-              <w:bottom w:val="single" w:space="0" w:color="D3D3D3"/>
-              <w:start w:val="single" w:space="0" w:color="D3D3D3"/>
-              <w:end w:val="single" w:space="0" w:color="D3D3D3"/>
-            </w:tcBorders>
-          </w:tcPr>
-          <w:p>
-            <w:pPr>
-              <w:spacing w:before="0" w:after="60"/>
-              <w:keepNext/>
-              <w:jc w:val="center"/>
-            </w:pPr>
-            <w:r>
-              <w:rPr>
-                <w:rFonts w:ascii="Calibri" w:hAnsi="Calibri"/>
-                <w:sz w:val="20"/>
-              </w:rPr>
-              <w:t xml:space="default"/>
-            </w:r>
-          </w:p>
-        </w:tc>
-        <w:tc>
-          <w:tcPr>
-            <w:tcBorders>
-              <w:top w:val="single" w:space="0" w:color="D3D3D3"/>
-              <w:bottom w:val="single" w:space="0" w:color="D3D3D3"/>
-              <w:start w:val="single" w:space="0" w:color="D3D3D3"/>
-              <w:end w:val="single" w:space="0" w:color="D3D3D3"/>
-            </w:tcBorders>
-          </w:tcPr>
-          <w:p>
-            <w:pPr>
-              <w:spacing w:before="0" w:after="60"/>
-              <w:keepNext/>
-              <w:jc w:val="center"/>
-            </w:pPr>
-            <w:r>
-              <w:rPr>
-                <w:rFonts w:ascii="Calibri" w:hAnsi="Calibri"/>
-                <w:sz w:val="20"/>
-              </w:rPr>
-              <w:t xml:space="default"/>
-            </w:r>
-          </w:p>
-        </w:tc>
-      </w:tr>
-      <w:tr>
-        <w:trPr>
-          <w:cantSplit/>
-        </w:trPr>
-        <w:tc>
-          <w:tcPr>
-            <w:tcBorders>
-              <w:top w:val="single" w:space="0" w:color="D3D3D3"/>
-              <w:bottom w:val="single" w:space="0" w:color="D3D3D3"/>
-              <w:start w:val="single" w:space="0" w:color="D3D3D3"/>
-              <w:end w:val="single" w:space="0" w:color="D3D3D3"/>
-            </w:tcBorders>
-          </w:tcPr>
-          <w:p>
-            <w:pPr>
-              <w:spacing w:before="0" w:after="60"/>
-              <w:keepNext/>
-              <w:jc w:val="start"/>
-            </w:pPr>
-            <w:r>
-              <w:rPr>
-                <w:rFonts w:ascii="Calibri" w:hAnsi="Calibri"/>
-                <w:sz w:val="20"/>
-              </w:rPr>
-              <w:t xml:space="default">    No</w:t>
-            </w:r>
-          </w:p>
-        </w:tc>
-        <w:tc>
-          <w:tcPr>
-            <w:tcBorders>
-              <w:top w:val="single" w:space="0" w:color="D3D3D3"/>
-              <w:bottom w:val="single" w:space="0" w:color="D3D3D3"/>
-              <w:start w:val="single" w:space="0" w:color="D3D3D3"/>
-              <w:end w:val="single" w:space="0" w:color="D3D3D3"/>
-            </w:tcBorders>
-          </w:tcPr>
-          <w:p>
-            <w:pPr>
-              <w:spacing w:before="0" w:after="60"/>
-              <w:keepNext/>
-              <w:jc w:val="center"/>
-            </w:pPr>
-            <w:r>
-              <w:rPr>
-                <w:rFonts w:ascii="Calibri" w:hAnsi="Calibri"/>
-                <w:sz w:val="20"/>
-              </w:rPr>
-              <w:t xml:space="default">—</w:t>
-            </w:r>
-          </w:p>
-        </w:tc>
-        <w:tc>
-          <w:tcPr>
-            <w:tcBorders>
-              <w:top w:val="single" w:space="0" w:color="D3D3D3"/>
-              <w:bottom w:val="single" w:space="0" w:color="D3D3D3"/>
-              <w:start w:val="single" w:space="0" w:color="D3D3D3"/>
-              <w:end w:val="single" w:space="0" w:color="D3D3D3"/>
-            </w:tcBorders>
-          </w:tcPr>
-          <w:p>
-            <w:pPr>
-              <w:spacing w:before="0" w:after="60"/>
-              <w:keepNext/>
-              <w:jc w:val="center"/>
-            </w:pPr>
-            <w:r>
-              <w:rPr>
-                <w:rFonts w:ascii="Calibri" w:hAnsi="Calibri"/>
-                <w:sz w:val="20"/>
-              </w:rPr>
-              <w:t xml:space="default">—</w:t>
-            </w:r>
-          </w:p>
-        </w:tc>
-        <w:tc>
-          <w:tcPr>
-            <w:tcBorders>
-              <w:top w:val="single" w:space="0" w:color="D3D3D3"/>
-              <w:bottom w:val="single" w:space="0" w:color="D3D3D3"/>
-              <w:start w:val="single" w:space="0" w:color="D3D3D3"/>
-              <w:end w:val="single" w:space="0" w:color="D3D3D3"/>
-            </w:tcBorders>
-          </w:tcPr>
-          <w:p>
-            <w:pPr>
-              <w:spacing w:before="0" w:after="60"/>
-              <w:keepNext/>
-              <w:jc w:val="center"/>
-            </w:pPr>
-            <w:r>
-              <w:rPr>
-                <w:rFonts w:ascii="Calibri" w:hAnsi="Calibri"/>
-                <w:sz w:val="20"/>
-              </w:rPr>
-              <w:t xml:space="default"/>
-            </w:r>
-          </w:p>
-        </w:tc>
-      </w:tr>
-      <w:tr>
-        <w:trPr>
-          <w:cantSplit/>
-        </w:trPr>
-        <w:tc>
-          <w:tcPr>
-            <w:tcBorders>
-              <w:top w:val="single" w:space="0" w:color="D3D3D3"/>
-              <w:bottom w:val="single" w:space="0" w:color="D3D3D3"/>
-              <w:start w:val="single" w:space="0" w:color="D3D3D3"/>
-              <w:end w:val="single" w:space="0" w:color="D3D3D3"/>
-            </w:tcBorders>
-          </w:tcPr>
-          <w:p>
-            <w:pPr>
-              <w:spacing w:before="0" w:after="60"/>
-              <w:keepNext/>
-              <w:jc w:val="start"/>
-            </w:pPr>
-            <w:r>
-              <w:rPr>
-                <w:rFonts w:ascii="Calibri" w:hAnsi="Calibri"/>
-                <w:sz w:val="20"/>
-              </w:rPr>
-              <w:t xml:space="default">    Yes</w:t>
-            </w:r>
-          </w:p>
-        </w:tc>
-        <w:tc>
-          <w:tcPr>
-            <w:tcBorders>
-              <w:top w:val="single" w:space="0" w:color="D3D3D3"/>
-              <w:bottom w:val="single" w:space="0" w:color="D3D3D3"/>
-              <w:start w:val="single" w:space="0" w:color="D3D3D3"/>
-              <w:end w:val="single" w:space="0" w:color="D3D3D3"/>
-            </w:tcBorders>
-          </w:tcPr>
-          <w:p>
-            <w:pPr>
-              <w:spacing w:before="0" w:after="60"/>
-              <w:keepNext/>
-              <w:jc w:val="center"/>
-            </w:pPr>
-            <w:r>
-              <w:rPr>
-                <w:rFonts w:ascii="Calibri" w:hAnsi="Calibri"/>
-                <w:sz w:val="20"/>
-              </w:rPr>
-              <w:t xml:space="default">0.89</w:t>
-            </w:r>
-          </w:p>
-        </w:tc>
-        <w:tc>
-          <w:tcPr>
-            <w:tcBorders>
-              <w:top w:val="single" w:space="0" w:color="D3D3D3"/>
-              <w:bottom w:val="single" w:space="0" w:color="D3D3D3"/>
-              <w:start w:val="single" w:space="0" w:color="D3D3D3"/>
-              <w:end w:val="single" w:space="0" w:color="D3D3D3"/>
-            </w:tcBorders>
-          </w:tcPr>
-          <w:p>
-            <w:pPr>
-              <w:spacing w:before="0" w:after="60"/>
-              <w:keepNext/>
-              <w:jc w:val="center"/>
-            </w:pPr>
-            <w:r>
-              <w:rPr>
-                <w:rFonts w:ascii="Calibri" w:hAnsi="Calibri"/>
-                <w:sz w:val="20"/>
-              </w:rPr>
-              <w:t xml:space="default">0.27, 2.96</w:t>
-            </w:r>
-          </w:p>
-        </w:tc>
-        <w:tc>
-          <w:tcPr>
-            <w:tcBorders>
-              <w:top w:val="single" w:space="0" w:color="D3D3D3"/>
-              <w:bottom w:val="single" w:space="0" w:color="D3D3D3"/>
-              <w:start w:val="single" w:space="0" w:color="D3D3D3"/>
-              <w:end w:val="single" w:space="0" w:color="D3D3D3"/>
-            </w:tcBorders>
-          </w:tcPr>
-          <w:p>
-            <w:pPr>
-              <w:spacing w:before="0" w:after="60"/>
-              <w:keepNext/>
-              <w:jc w:val="center"/>
-            </w:pPr>
-            <w:r>
-              <w:rPr>
-                <w:rFonts w:ascii="Calibri" w:hAnsi="Calibri"/>
-                <w:sz w:val="20"/>
-              </w:rPr>
-              <w:t xml:space="default">0.9</w:t>
-            </w:r>
-          </w:p>
-        </w:tc>
-      </w:tr>
-      <w:tr>
-        <w:trPr>
-          <w:cantSplit/>
-        </w:trPr>
-        <w:tc>
-          <w:tcPr>
-            <w:tcBorders>
-              <w:top w:val="single" w:space="0" w:color="D3D3D3"/>
-              <w:bottom w:val="single" w:space="0" w:color="D3D3D3"/>
-              <w:start w:val="single" w:space="0" w:color="D3D3D3"/>
-              <w:end w:val="single" w:space="0" w:color="D3D3D3"/>
-            </w:tcBorders>
-          </w:tcPr>
-          <w:p>
-            <w:pPr>
-              <w:spacing w:before="0" w:after="60"/>
-              <w:keepNext/>
-              <w:jc w:val="start"/>
-            </w:pPr>
-            <w:r>
-              <w:rPr>
-                <w:rFonts w:ascii="Calibri" w:hAnsi="Calibri"/>
-                <w:sz w:val="20"/>
-              </w:rPr>
-              <w:t xml:space="default">Diabetes Mellitus</w:t>
-            </w:r>
-          </w:p>
-        </w:tc>
-        <w:tc>
-          <w:tcPr>
-            <w:tcBorders>
-              <w:top w:val="single" w:space="0" w:color="D3D3D3"/>
-              <w:bottom w:val="single" w:space="0" w:color="D3D3D3"/>
-              <w:start w:val="single" w:space="0" w:color="D3D3D3"/>
-              <w:end w:val="single" w:space="0" w:color="D3D3D3"/>
-            </w:tcBorders>
-          </w:tcPr>
-          <w:p>
-            <w:pPr>
-              <w:spacing w:before="0" w:after="60"/>
-              <w:keepNext/>
-              <w:jc w:val="center"/>
-            </w:pPr>
-            <w:r>
-              <w:rPr>
-                <w:rFonts w:ascii="Calibri" w:hAnsi="Calibri"/>
-                <w:sz w:val="20"/>
-              </w:rPr>
-              <w:t xml:space="default"/>
-            </w:r>
-          </w:p>
-        </w:tc>
-        <w:tc>
-          <w:tcPr>
-            <w:tcBorders>
-              <w:top w:val="single" w:space="0" w:color="D3D3D3"/>
-              <w:bottom w:val="single" w:space="0" w:color="D3D3D3"/>
-              <w:start w:val="single" w:space="0" w:color="D3D3D3"/>
-              <w:end w:val="single" w:space="0" w:color="D3D3D3"/>
-            </w:tcBorders>
-          </w:tcPr>
-          <w:p>
-            <w:pPr>
-              <w:spacing w:before="0" w:after="60"/>
-              <w:keepNext/>
-              <w:jc w:val="center"/>
-            </w:pPr>
-            <w:r>
-              <w:rPr>
-                <w:rFonts w:ascii="Calibri" w:hAnsi="Calibri"/>
-                <w:sz w:val="20"/>
-              </w:rPr>
-              <w:t xml:space="default"/>
-            </w:r>
-          </w:p>
-        </w:tc>
-        <w:tc>
-          <w:tcPr>
-            <w:tcBorders>
-              <w:top w:val="single" w:space="0" w:color="D3D3D3"/>
-              <w:bottom w:val="single" w:space="0" w:color="D3D3D3"/>
-              <w:start w:val="single" w:space="0" w:color="D3D3D3"/>
-              <w:end w:val="single" w:space="0" w:color="D3D3D3"/>
-            </w:tcBorders>
-          </w:tcPr>
-          <w:p>
-            <w:pPr>
-              <w:spacing w:before="0" w:after="60"/>
-              <w:keepNext/>
-              <w:jc w:val="center"/>
-            </w:pPr>
-            <w:r>
-              <w:rPr>
-                <w:rFonts w:ascii="Calibri" w:hAnsi="Calibri"/>
-                <w:sz w:val="20"/>
-              </w:rPr>
-              <w:t xml:space="default"/>
-            </w:r>
-          </w:p>
-        </w:tc>
-      </w:tr>
-      <w:tr>
-        <w:trPr>
-          <w:cantSplit/>
-        </w:trPr>
-        <w:tc>
-          <w:tcPr>
-            <w:tcBorders>
-              <w:top w:val="single" w:space="0" w:color="D3D3D3"/>
-              <w:bottom w:val="single" w:space="0" w:color="D3D3D3"/>
-              <w:start w:val="single" w:space="0" w:color="D3D3D3"/>
-              <w:end w:val="single" w:space="0" w:color="D3D3D3"/>
-            </w:tcBorders>
-          </w:tcPr>
-          <w:p>
-            <w:pPr>
-              <w:spacing w:before="0" w:after="60"/>
-              <w:keepNext/>
-              <w:jc w:val="start"/>
-            </w:pPr>
-            <w:r>
-              <w:rPr>
-                <w:rFonts w:ascii="Calibri" w:hAnsi="Calibri"/>
-                <w:sz w:val="20"/>
-              </w:rPr>
-              <w:t xml:space="default">    No</w:t>
-            </w:r>
-          </w:p>
-        </w:tc>
-        <w:tc>
-          <w:tcPr>
-            <w:tcBorders>
-              <w:top w:val="single" w:space="0" w:color="D3D3D3"/>
-              <w:bottom w:val="single" w:space="0" w:color="D3D3D3"/>
-              <w:start w:val="single" w:space="0" w:color="D3D3D3"/>
-              <w:end w:val="single" w:space="0" w:color="D3D3D3"/>
-            </w:tcBorders>
-          </w:tcPr>
-          <w:p>
-            <w:pPr>
-              <w:spacing w:before="0" w:after="60"/>
-              <w:keepNext/>
-              <w:jc w:val="center"/>
-            </w:pPr>
-            <w:r>
-              <w:rPr>
-                <w:rFonts w:ascii="Calibri" w:hAnsi="Calibri"/>
-                <w:sz w:val="20"/>
-              </w:rPr>
-              <w:t xml:space="default">—</w:t>
-            </w:r>
-          </w:p>
-        </w:tc>
-        <w:tc>
-          <w:tcPr>
-            <w:tcBorders>
-              <w:top w:val="single" w:space="0" w:color="D3D3D3"/>
-              <w:bottom w:val="single" w:space="0" w:color="D3D3D3"/>
-              <w:start w:val="single" w:space="0" w:color="D3D3D3"/>
-              <w:end w:val="single" w:space="0" w:color="D3D3D3"/>
-            </w:tcBorders>
-          </w:tcPr>
-          <w:p>
-            <w:pPr>
-              <w:spacing w:before="0" w:after="60"/>
-              <w:keepNext/>
-              <w:jc w:val="center"/>
-            </w:pPr>
-            <w:r>
-              <w:rPr>
-                <w:rFonts w:ascii="Calibri" w:hAnsi="Calibri"/>
-                <w:sz w:val="20"/>
-              </w:rPr>
-              <w:t xml:space="default">—</w:t>
-            </w:r>
-          </w:p>
-        </w:tc>
-        <w:tc>
-          <w:tcPr>
-            <w:tcBorders>
-              <w:top w:val="single" w:space="0" w:color="D3D3D3"/>
-              <w:bottom w:val="single" w:space="0" w:color="D3D3D3"/>
-              <w:start w:val="single" w:space="0" w:color="D3D3D3"/>
-              <w:end w:val="single" w:space="0" w:color="D3D3D3"/>
-            </w:tcBorders>
-          </w:tcPr>
-          <w:p>
-            <w:pPr>
-              <w:spacing w:before="0" w:after="60"/>
-              <w:keepNext/>
-              <w:jc w:val="center"/>
-            </w:pPr>
-            <w:r>
-              <w:rPr>
-                <w:rFonts w:ascii="Calibri" w:hAnsi="Calibri"/>
-                <w:sz w:val="20"/>
-              </w:rPr>
-              <w:t xml:space="default"/>
-            </w:r>
-          </w:p>
-        </w:tc>
-      </w:tr>
-      <w:tr>
-        <w:trPr>
-          <w:cantSplit/>
-        </w:trPr>
-        <w:tc>
-          <w:tcPr>
-            <w:tcBorders>
-              <w:top w:val="single" w:space="0" w:color="D3D3D3"/>
-              <w:bottom w:val="single" w:space="0" w:color="D3D3D3"/>
-              <w:start w:val="single" w:space="0" w:color="D3D3D3"/>
-              <w:end w:val="single" w:space="0" w:color="D3D3D3"/>
-            </w:tcBorders>
-          </w:tcPr>
-          <w:p>
-            <w:pPr>
-              <w:spacing w:before="0" w:after="60"/>
-              <w:keepNext/>
-              <w:jc w:val="start"/>
-            </w:pPr>
-            <w:r>
-              <w:rPr>
-                <w:rFonts w:ascii="Calibri" w:hAnsi="Calibri"/>
-                <w:sz w:val="20"/>
-              </w:rPr>
-              <w:t xml:space="default">    Yes</w:t>
-            </w:r>
-          </w:p>
-        </w:tc>
-        <w:tc>
-          <w:tcPr>
-            <w:tcBorders>
-              <w:top w:val="single" w:space="0" w:color="D3D3D3"/>
-              <w:bottom w:val="single" w:space="0" w:color="D3D3D3"/>
-              <w:start w:val="single" w:space="0" w:color="D3D3D3"/>
-              <w:end w:val="single" w:space="0" w:color="D3D3D3"/>
-            </w:tcBorders>
-          </w:tcPr>
-          <w:p>
-            <w:pPr>
-              <w:spacing w:before="0" w:after="60"/>
-              <w:keepNext/>
-              <w:jc w:val="center"/>
-            </w:pPr>
-            <w:r>
-              <w:rPr>
-                <w:rFonts w:ascii="Calibri" w:hAnsi="Calibri"/>
-                <w:sz w:val="20"/>
-              </w:rPr>
-              <w:t xml:space="default">0.87</w:t>
-            </w:r>
-          </w:p>
-        </w:tc>
-        <w:tc>
-          <w:tcPr>
-            <w:tcBorders>
-              <w:top w:val="single" w:space="0" w:color="D3D3D3"/>
-              <w:bottom w:val="single" w:space="0" w:color="D3D3D3"/>
-              <w:start w:val="single" w:space="0" w:color="D3D3D3"/>
-              <w:end w:val="single" w:space="0" w:color="D3D3D3"/>
-            </w:tcBorders>
-          </w:tcPr>
-          <w:p>
-            <w:pPr>
-              <w:spacing w:before="0" w:after="60"/>
-              <w:keepNext/>
-              <w:jc w:val="center"/>
-            </w:pPr>
-            <w:r>
-              <w:rPr>
-                <w:rFonts w:ascii="Calibri" w:hAnsi="Calibri"/>
-                <w:sz w:val="20"/>
-              </w:rPr>
-              <w:t xml:space="default">0.56, 1.36</w:t>
-            </w:r>
-          </w:p>
-        </w:tc>
-        <w:tc>
-          <w:tcPr>
-            <w:tcBorders>
-              <w:top w:val="single" w:space="0" w:color="D3D3D3"/>
-              <w:bottom w:val="single" w:space="0" w:color="D3D3D3"/>
-              <w:start w:val="single" w:space="0" w:color="D3D3D3"/>
-              <w:end w:val="single" w:space="0" w:color="D3D3D3"/>
-            </w:tcBorders>
-          </w:tcPr>
-          <w:p>
-            <w:pPr>
-              <w:spacing w:before="0" w:after="60"/>
-              <w:keepNext/>
-              <w:jc w:val="center"/>
-            </w:pPr>
-            <w:r>
-              <w:rPr>
-                <w:rFonts w:ascii="Calibri" w:hAnsi="Calibri"/>
-                <w:sz w:val="20"/>
-              </w:rPr>
-              <w:t xml:space="default">0.5</w:t>
-            </w:r>
-          </w:p>
-        </w:tc>
-      </w:tr>
-      <w:tr>
-        <w:trPr>
-          <w:cantSplit/>
-        </w:trPr>
-        <w:tc>
-          <w:tcPr>
-            <w:tcBorders>
-              <w:top w:val="single" w:space="0" w:color="D3D3D3"/>
-              <w:bottom w:val="single" w:space="0" w:color="D3D3D3"/>
-              <w:start w:val="single" w:space="0" w:color="D3D3D3"/>
-              <w:end w:val="single" w:space="0" w:color="D3D3D3"/>
-            </w:tcBorders>
-          </w:tcPr>
-          <w:p>
-            <w:pPr>
-              <w:spacing w:before="0" w:after="60"/>
-              <w:keepNext/>
-              <w:jc w:val="start"/>
-            </w:pPr>
-            <w:r>
-              <w:rPr>
-                <w:rFonts w:ascii="Calibri" w:hAnsi="Calibri"/>
-                <w:sz w:val="20"/>
-              </w:rPr>
-              <w:t xml:space="default">Hyperlipidemia</w:t>
-            </w:r>
-          </w:p>
-        </w:tc>
-        <w:tc>
-          <w:tcPr>
-            <w:tcBorders>
-              <w:top w:val="single" w:space="0" w:color="D3D3D3"/>
-              <w:bottom w:val="single" w:space="0" w:color="D3D3D3"/>
-              <w:start w:val="single" w:space="0" w:color="D3D3D3"/>
-              <w:end w:val="single" w:space="0" w:color="D3D3D3"/>
-            </w:tcBorders>
-          </w:tcPr>
-          <w:p>
-            <w:pPr>
-              <w:spacing w:before="0" w:after="60"/>
-              <w:keepNext/>
-              <w:jc w:val="center"/>
-            </w:pPr>
-            <w:r>
-              <w:rPr>
-                <w:rFonts w:ascii="Calibri" w:hAnsi="Calibri"/>
-                <w:sz w:val="20"/>
-              </w:rPr>
-              <w:t xml:space="default"/>
-            </w:r>
-          </w:p>
-        </w:tc>
-        <w:tc>
-          <w:tcPr>
-            <w:tcBorders>
-              <w:top w:val="single" w:space="0" w:color="D3D3D3"/>
-              <w:bottom w:val="single" w:space="0" w:color="D3D3D3"/>
-              <w:start w:val="single" w:space="0" w:color="D3D3D3"/>
-              <w:end w:val="single" w:space="0" w:color="D3D3D3"/>
-            </w:tcBorders>
-          </w:tcPr>
-          <w:p>
-            <w:pPr>
-              <w:spacing w:before="0" w:after="60"/>
-              <w:keepNext/>
-              <w:jc w:val="center"/>
-            </w:pPr>
-            <w:r>
-              <w:rPr>
-                <w:rFonts w:ascii="Calibri" w:hAnsi="Calibri"/>
-                <w:sz w:val="20"/>
-              </w:rPr>
-              <w:t xml:space="default"/>
-            </w:r>
-          </w:p>
-        </w:tc>
-        <w:tc>
-          <w:tcPr>
-            <w:tcBorders>
-              <w:top w:val="single" w:space="0" w:color="D3D3D3"/>
-              <w:bottom w:val="single" w:space="0" w:color="D3D3D3"/>
-              <w:start w:val="single" w:space="0" w:color="D3D3D3"/>
-              <w:end w:val="single" w:space="0" w:color="D3D3D3"/>
-            </w:tcBorders>
-          </w:tcPr>
-          <w:p>
-            <w:pPr>
-              <w:spacing w:before="0" w:after="60"/>
-              <w:keepNext/>
-              <w:jc w:val="center"/>
-            </w:pPr>
-            <w:r>
-              <w:rPr>
-                <w:rFonts w:ascii="Calibri" w:hAnsi="Calibri"/>
-                <w:sz w:val="20"/>
-              </w:rPr>
-              <w:t xml:space="default"/>
-            </w:r>
-          </w:p>
-        </w:tc>
-      </w:tr>
-      <w:tr>
-        <w:trPr>
-          <w:cantSplit/>
-        </w:trPr>
-        <w:tc>
-          <w:tcPr>
-            <w:tcBorders>
-              <w:top w:val="single" w:space="0" w:color="D3D3D3"/>
-              <w:bottom w:val="single" w:space="0" w:color="D3D3D3"/>
-              <w:start w:val="single" w:space="0" w:color="D3D3D3"/>
-              <w:end w:val="single" w:space="0" w:color="D3D3D3"/>
-            </w:tcBorders>
-          </w:tcPr>
-          <w:p>
-            <w:pPr>
-              <w:spacing w:before="0" w:after="60"/>
-              <w:keepNext/>
-              <w:jc w:val="start"/>
-            </w:pPr>
-            <w:r>
-              <w:rPr>
-                <w:rFonts w:ascii="Calibri" w:hAnsi="Calibri"/>
-                <w:sz w:val="20"/>
-              </w:rPr>
-              <w:t xml:space="default">    No</w:t>
-            </w:r>
-          </w:p>
-        </w:tc>
-        <w:tc>
-          <w:tcPr>
-            <w:tcBorders>
-              <w:top w:val="single" w:space="0" w:color="D3D3D3"/>
-              <w:bottom w:val="single" w:space="0" w:color="D3D3D3"/>
-              <w:start w:val="single" w:space="0" w:color="D3D3D3"/>
-              <w:end w:val="single" w:space="0" w:color="D3D3D3"/>
-            </w:tcBorders>
-          </w:tcPr>
-          <w:p>
-            <w:pPr>
-              <w:spacing w:before="0" w:after="60"/>
-              <w:keepNext/>
-              <w:jc w:val="center"/>
-            </w:pPr>
-            <w:r>
-              <w:rPr>
-                <w:rFonts w:ascii="Calibri" w:hAnsi="Calibri"/>
-                <w:sz w:val="20"/>
-              </w:rPr>
-              <w:t xml:space="default">—</w:t>
-            </w:r>
-          </w:p>
-        </w:tc>
-        <w:tc>
-          <w:tcPr>
-            <w:tcBorders>
-              <w:top w:val="single" w:space="0" w:color="D3D3D3"/>
-              <w:bottom w:val="single" w:space="0" w:color="D3D3D3"/>
-              <w:start w:val="single" w:space="0" w:color="D3D3D3"/>
-              <w:end w:val="single" w:space="0" w:color="D3D3D3"/>
-            </w:tcBorders>
-          </w:tcPr>
-          <w:p>
-            <w:pPr>
-              <w:spacing w:before="0" w:after="60"/>
-              <w:keepNext/>
-              <w:jc w:val="center"/>
-            </w:pPr>
-            <w:r>
-              <w:rPr>
-                <w:rFonts w:ascii="Calibri" w:hAnsi="Calibri"/>
-                <w:sz w:val="20"/>
-              </w:rPr>
-              <w:t xml:space="default">—</w:t>
-            </w:r>
-          </w:p>
-        </w:tc>
-        <w:tc>
-          <w:tcPr>
-            <w:tcBorders>
-              <w:top w:val="single" w:space="0" w:color="D3D3D3"/>
-              <w:bottom w:val="single" w:space="0" w:color="D3D3D3"/>
-              <w:start w:val="single" w:space="0" w:color="D3D3D3"/>
-              <w:end w:val="single" w:space="0" w:color="D3D3D3"/>
-            </w:tcBorders>
-          </w:tcPr>
-          <w:p>
-            <w:pPr>
-              <w:spacing w:before="0" w:after="60"/>
-              <w:keepNext/>
-              <w:jc w:val="center"/>
-            </w:pPr>
-            <w:r>
-              <w:rPr>
-                <w:rFonts w:ascii="Calibri" w:hAnsi="Calibri"/>
-                <w:sz w:val="20"/>
-              </w:rPr>
-              <w:t xml:space="default"/>
-            </w:r>
-          </w:p>
-        </w:tc>
-      </w:tr>
-      <w:tr>
-        <w:trPr>
-          <w:cantSplit/>
-        </w:trPr>
-        <w:tc>
-          <w:tcPr>
-            <w:tcBorders>
-              <w:top w:val="single" w:space="0" w:color="D3D3D3"/>
-              <w:bottom w:val="single" w:space="0" w:color="D3D3D3"/>
-              <w:start w:val="single" w:space="0" w:color="D3D3D3"/>
-              <w:end w:val="single" w:space="0" w:color="D3D3D3"/>
-            </w:tcBorders>
-          </w:tcPr>
-          <w:p>
-            <w:pPr>
-              <w:spacing w:before="0" w:after="60"/>
-              <w:keepNext/>
-              <w:jc w:val="start"/>
-            </w:pPr>
-            <w:r>
-              <w:rPr>
-                <w:rFonts w:ascii="Calibri" w:hAnsi="Calibri"/>
-                <w:sz w:val="20"/>
-              </w:rPr>
-              <w:t xml:space="default">    Yes</w:t>
-            </w:r>
-          </w:p>
-        </w:tc>
-        <w:tc>
-          <w:tcPr>
-            <w:tcBorders>
-              <w:top w:val="single" w:space="0" w:color="D3D3D3"/>
-              <w:bottom w:val="single" w:space="0" w:color="D3D3D3"/>
-              <w:start w:val="single" w:space="0" w:color="D3D3D3"/>
-              <w:end w:val="single" w:space="0" w:color="D3D3D3"/>
-            </w:tcBorders>
-          </w:tcPr>
-          <w:p>
-            <w:pPr>
-              <w:spacing w:before="0" w:after="60"/>
-              <w:keepNext/>
-              <w:jc w:val="center"/>
-            </w:pPr>
-            <w:r>
-              <w:rPr>
-                <w:rFonts w:ascii="Calibri" w:hAnsi="Calibri"/>
-                <w:sz w:val="20"/>
-              </w:rPr>
-              <w:t xml:space="default">0.79</w:t>
-            </w:r>
-          </w:p>
-        </w:tc>
-        <w:tc>
-          <w:tcPr>
-            <w:tcBorders>
-              <w:top w:val="single" w:space="0" w:color="D3D3D3"/>
-              <w:bottom w:val="single" w:space="0" w:color="D3D3D3"/>
-              <w:start w:val="single" w:space="0" w:color="D3D3D3"/>
-              <w:end w:val="single" w:space="0" w:color="D3D3D3"/>
-            </w:tcBorders>
-          </w:tcPr>
-          <w:p>
-            <w:pPr>
-              <w:spacing w:before="0" w:after="60"/>
-              <w:keepNext/>
-              <w:jc w:val="center"/>
-            </w:pPr>
-            <w:r>
-              <w:rPr>
-                <w:rFonts w:ascii="Calibri" w:hAnsi="Calibri"/>
-                <w:sz w:val="20"/>
-              </w:rPr>
-              <w:t xml:space="default">0.50, 1.25</w:t>
-            </w:r>
-          </w:p>
-        </w:tc>
-        <w:tc>
-          <w:tcPr>
-            <w:tcBorders>
-              <w:top w:val="single" w:space="0" w:color="D3D3D3"/>
-              <w:bottom w:val="single" w:space="0" w:color="D3D3D3"/>
-              <w:start w:val="single" w:space="0" w:color="D3D3D3"/>
-              <w:end w:val="single" w:space="0" w:color="D3D3D3"/>
-            </w:tcBorders>
-          </w:tcPr>
-          <w:p>
-            <w:pPr>
-              <w:spacing w:before="0" w:after="60"/>
-              <w:keepNext/>
-              <w:jc w:val="center"/>
-            </w:pPr>
-            <w:r>
-              <w:rPr>
-                <w:rFonts w:ascii="Calibri" w:hAnsi="Calibri"/>
-                <w:sz w:val="20"/>
-              </w:rPr>
-              <w:t xml:space="default">0.3</w:t>
-            </w:r>
-          </w:p>
-        </w:tc>
-      </w:tr>
-      <w:tr>
-        <w:trPr>
-          <w:cantSplit/>
-        </w:trPr>
-        <w:tc>
-          <w:tcPr>
-            <w:tcBorders>
-              <w:top w:val="single" w:space="0" w:color="D3D3D3"/>
-              <w:bottom w:val="single" w:space="0" w:color="D3D3D3"/>
-              <w:start w:val="single" w:space="0" w:color="D3D3D3"/>
-              <w:end w:val="single" w:space="0" w:color="D3D3D3"/>
-            </w:tcBorders>
-          </w:tcPr>
-          <w:p>
-            <w:pPr>
-              <w:spacing w:before="0" w:after="60"/>
-              <w:keepNext/>
-              <w:jc w:val="start"/>
-            </w:pPr>
-            <w:r>
-              <w:rPr>
-                <w:rFonts w:ascii="Calibri" w:hAnsi="Calibri"/>
-                <w:sz w:val="20"/>
-              </w:rPr>
-              <w:t xml:space="default">Peripheral Vascular Disease</w:t>
-            </w:r>
-          </w:p>
-        </w:tc>
-        <w:tc>
-          <w:tcPr>
-            <w:tcBorders>
-              <w:top w:val="single" w:space="0" w:color="D3D3D3"/>
-              <w:bottom w:val="single" w:space="0" w:color="D3D3D3"/>
-              <w:start w:val="single" w:space="0" w:color="D3D3D3"/>
-              <w:end w:val="single" w:space="0" w:color="D3D3D3"/>
-            </w:tcBorders>
-          </w:tcPr>
-          <w:p>
-            <w:pPr>
-              <w:spacing w:before="0" w:after="60"/>
-              <w:keepNext/>
-              <w:jc w:val="center"/>
-            </w:pPr>
-            <w:r>
-              <w:rPr>
-                <w:rFonts w:ascii="Calibri" w:hAnsi="Calibri"/>
-                <w:sz w:val="20"/>
-              </w:rPr>
-              <w:t xml:space="default"/>
-            </w:r>
-          </w:p>
-        </w:tc>
-        <w:tc>
-          <w:tcPr>
-            <w:tcBorders>
-              <w:top w:val="single" w:space="0" w:color="D3D3D3"/>
-              <w:bottom w:val="single" w:space="0" w:color="D3D3D3"/>
-              <w:start w:val="single" w:space="0" w:color="D3D3D3"/>
-              <w:end w:val="single" w:space="0" w:color="D3D3D3"/>
-            </w:tcBorders>
-          </w:tcPr>
-          <w:p>
-            <w:pPr>
-              <w:spacing w:before="0" w:after="60"/>
-              <w:keepNext/>
-              <w:jc w:val="center"/>
-            </w:pPr>
-            <w:r>
-              <w:rPr>
-                <w:rFonts w:ascii="Calibri" w:hAnsi="Calibri"/>
-                <w:sz w:val="20"/>
-              </w:rPr>
-              <w:t xml:space="default"/>
-            </w:r>
-          </w:p>
-        </w:tc>
-        <w:tc>
-          <w:tcPr>
-            <w:tcBorders>
-              <w:top w:val="single" w:space="0" w:color="D3D3D3"/>
-              <w:bottom w:val="single" w:space="0" w:color="D3D3D3"/>
-              <w:start w:val="single" w:space="0" w:color="D3D3D3"/>
-              <w:end w:val="single" w:space="0" w:color="D3D3D3"/>
-            </w:tcBorders>
-          </w:tcPr>
-          <w:p>
-            <w:pPr>
-              <w:spacing w:before="0" w:after="60"/>
-              <w:keepNext/>
-              <w:jc w:val="center"/>
-            </w:pPr>
-            <w:r>
-              <w:rPr>
-                <w:rFonts w:ascii="Calibri" w:hAnsi="Calibri"/>
-                <w:sz w:val="20"/>
-              </w:rPr>
-              <w:t xml:space="default"/>
-            </w:r>
-          </w:p>
-        </w:tc>
-      </w:tr>
-      <w:tr>
-        <w:trPr>
-          <w:cantSplit/>
-        </w:trPr>
-        <w:tc>
-          <w:tcPr>
-            <w:tcBorders>
-              <w:top w:val="single" w:space="0" w:color="D3D3D3"/>
-              <w:bottom w:val="single" w:space="0" w:color="D3D3D3"/>
-              <w:start w:val="single" w:space="0" w:color="D3D3D3"/>
-              <w:end w:val="single" w:space="0" w:color="D3D3D3"/>
-            </w:tcBorders>
-          </w:tcPr>
-          <w:p>
-            <w:pPr>
-              <w:spacing w:before="0" w:after="60"/>
-              <w:keepNext/>
-              <w:jc w:val="start"/>
-            </w:pPr>
-            <w:r>
-              <w:rPr>
-                <w:rFonts w:ascii="Calibri" w:hAnsi="Calibri"/>
-                <w:sz w:val="20"/>
-              </w:rPr>
-              <w:t xml:space="default">    No</w:t>
-            </w:r>
-          </w:p>
-        </w:tc>
-        <w:tc>
-          <w:tcPr>
-            <w:tcBorders>
-              <w:top w:val="single" w:space="0" w:color="D3D3D3"/>
-              <w:bottom w:val="single" w:space="0" w:color="D3D3D3"/>
-              <w:start w:val="single" w:space="0" w:color="D3D3D3"/>
-              <w:end w:val="single" w:space="0" w:color="D3D3D3"/>
-            </w:tcBorders>
-          </w:tcPr>
-          <w:p>
-            <w:pPr>
-              <w:spacing w:before="0" w:after="60"/>
-              <w:keepNext/>
-              <w:jc w:val="center"/>
-            </w:pPr>
-            <w:r>
-              <w:rPr>
-                <w:rFonts w:ascii="Calibri" w:hAnsi="Calibri"/>
-                <w:sz w:val="20"/>
-              </w:rPr>
-              <w:t xml:space="default">—</w:t>
-            </w:r>
-          </w:p>
-        </w:tc>
-        <w:tc>
-          <w:tcPr>
-            <w:tcBorders>
-              <w:top w:val="single" w:space="0" w:color="D3D3D3"/>
-              <w:bottom w:val="single" w:space="0" w:color="D3D3D3"/>
-              <w:start w:val="single" w:space="0" w:color="D3D3D3"/>
-              <w:end w:val="single" w:space="0" w:color="D3D3D3"/>
-            </w:tcBorders>
-          </w:tcPr>
-          <w:p>
-            <w:pPr>
-              <w:spacing w:before="0" w:after="60"/>
-              <w:keepNext/>
-              <w:jc w:val="center"/>
-            </w:pPr>
-            <w:r>
-              <w:rPr>
-                <w:rFonts w:ascii="Calibri" w:hAnsi="Calibri"/>
-                <w:sz w:val="20"/>
-              </w:rPr>
-              <w:t xml:space="default">—</w:t>
-            </w:r>
-          </w:p>
-        </w:tc>
-        <w:tc>
-          <w:tcPr>
-            <w:tcBorders>
-              <w:top w:val="single" w:space="0" w:color="D3D3D3"/>
-              <w:bottom w:val="single" w:space="0" w:color="D3D3D3"/>
-              <w:start w:val="single" w:space="0" w:color="D3D3D3"/>
-              <w:end w:val="single" w:space="0" w:color="D3D3D3"/>
-            </w:tcBorders>
-          </w:tcPr>
-          <w:p>
-            <w:pPr>
-              <w:spacing w:before="0" w:after="60"/>
-              <w:keepNext/>
-              <w:jc w:val="center"/>
-            </w:pPr>
-            <w:r>
-              <w:rPr>
-                <w:rFonts w:ascii="Calibri" w:hAnsi="Calibri"/>
-                <w:sz w:val="20"/>
-              </w:rPr>
-              <w:t xml:space="default"/>
-            </w:r>
-          </w:p>
-        </w:tc>
-      </w:tr>
-      <w:tr>
-        <w:trPr>
-          <w:cantSplit/>
-        </w:trPr>
-        <w:tc>
-          <w:tcPr>
-            <w:tcBorders>
-              <w:top w:val="single" w:space="0" w:color="D3D3D3"/>
-              <w:bottom w:val="single" w:space="0" w:color="D3D3D3"/>
-              <w:start w:val="single" w:space="0" w:color="D3D3D3"/>
-              <w:end w:val="single" w:space="0" w:color="D3D3D3"/>
-            </w:tcBorders>
-          </w:tcPr>
-          <w:p>
-            <w:pPr>
-              <w:spacing w:before="0" w:after="60"/>
-              <w:keepNext/>
-              <w:jc w:val="start"/>
-            </w:pPr>
-            <w:r>
-              <w:rPr>
-                <w:rFonts w:ascii="Calibri" w:hAnsi="Calibri"/>
-                <w:sz w:val="20"/>
-              </w:rPr>
-              <w:t xml:space="default">    Yes</w:t>
-            </w:r>
-          </w:p>
-        </w:tc>
-        <w:tc>
-          <w:tcPr>
-            <w:tcBorders>
-              <w:top w:val="single" w:space="0" w:color="D3D3D3"/>
-              <w:bottom w:val="single" w:space="0" w:color="D3D3D3"/>
-              <w:start w:val="single" w:space="0" w:color="D3D3D3"/>
-              <w:end w:val="single" w:space="0" w:color="D3D3D3"/>
-            </w:tcBorders>
-          </w:tcPr>
-          <w:p>
-            <w:pPr>
-              <w:spacing w:before="0" w:after="60"/>
-              <w:keepNext/>
-              <w:jc w:val="center"/>
-            </w:pPr>
-            <w:r>
-              <w:rPr>
-                <w:rFonts w:ascii="Calibri" w:hAnsi="Calibri"/>
-                <w:sz w:val="20"/>
-              </w:rPr>
-              <w:t xml:space="default">1.06</w:t>
-            </w:r>
-          </w:p>
-        </w:tc>
-        <w:tc>
-          <w:tcPr>
-            <w:tcBorders>
-              <w:top w:val="single" w:space="0" w:color="D3D3D3"/>
-              <w:bottom w:val="single" w:space="0" w:color="D3D3D3"/>
-              <w:start w:val="single" w:space="0" w:color="D3D3D3"/>
-              <w:end w:val="single" w:space="0" w:color="D3D3D3"/>
-            </w:tcBorders>
-          </w:tcPr>
-          <w:p>
-            <w:pPr>
-              <w:spacing w:before="0" w:after="60"/>
-              <w:keepNext/>
-              <w:jc w:val="center"/>
-            </w:pPr>
-            <w:r>
-              <w:rPr>
-                <w:rFonts w:ascii="Calibri" w:hAnsi="Calibri"/>
-                <w:sz w:val="20"/>
-              </w:rPr>
-              <w:t xml:space="default">0.60, 1.87</w:t>
-            </w:r>
-          </w:p>
-        </w:tc>
-        <w:tc>
-          <w:tcPr>
-            <w:tcBorders>
-              <w:top w:val="single" w:space="0" w:color="D3D3D3"/>
-              <w:bottom w:val="single" w:space="0" w:color="D3D3D3"/>
-              <w:start w:val="single" w:space="0" w:color="D3D3D3"/>
-              <w:end w:val="single" w:space="0" w:color="D3D3D3"/>
-            </w:tcBorders>
-          </w:tcPr>
-          <w:p>
-            <w:pPr>
-              <w:spacing w:before="0" w:after="60"/>
-              <w:keepNext/>
-              <w:jc w:val="center"/>
-            </w:pPr>
-            <w:r>
-              <w:rPr>
-                <w:rFonts w:ascii="Calibri" w:hAnsi="Calibri"/>
-                <w:sz w:val="20"/>
-              </w:rPr>
-              <w:t xml:space="default">0.8</w:t>
-            </w:r>
-          </w:p>
-        </w:tc>
-      </w:tr>
-      <w:tr>
-        <w:trPr>
-          <w:cantSplit/>
-        </w:trPr>
-        <w:tc>
-          <w:tcPr>
-            <w:tcBorders>
-              <w:top w:val="single" w:space="0" w:color="D3D3D3"/>
-              <w:bottom w:val="single" w:space="0" w:color="D3D3D3"/>
-              <w:start w:val="single" w:space="0" w:color="D3D3D3"/>
-              <w:end w:val="single" w:space="0" w:color="D3D3D3"/>
-            </w:tcBorders>
-          </w:tcPr>
-          <w:p>
-            <w:pPr>
-              <w:spacing w:before="0" w:after="60"/>
-              <w:keepNext/>
-              <w:jc w:val="start"/>
-            </w:pPr>
-            <w:r>
-              <w:rPr>
-                <w:rFonts w:ascii="Calibri" w:hAnsi="Calibri"/>
-                <w:sz w:val="20"/>
-              </w:rPr>
-              <w:t xml:space="default">Valvular Disease</w:t>
-            </w:r>
-          </w:p>
-        </w:tc>
-        <w:tc>
-          <w:tcPr>
-            <w:tcBorders>
-              <w:top w:val="single" w:space="0" w:color="D3D3D3"/>
-              <w:bottom w:val="single" w:space="0" w:color="D3D3D3"/>
-              <w:start w:val="single" w:space="0" w:color="D3D3D3"/>
-              <w:end w:val="single" w:space="0" w:color="D3D3D3"/>
-            </w:tcBorders>
-          </w:tcPr>
-          <w:p>
-            <w:pPr>
-              <w:spacing w:before="0" w:after="60"/>
-              <w:keepNext/>
-              <w:jc w:val="center"/>
-            </w:pPr>
-            <w:r>
-              <w:rPr>
-                <w:rFonts w:ascii="Calibri" w:hAnsi="Calibri"/>
-                <w:sz w:val="20"/>
-              </w:rPr>
-              <w:t xml:space="default"/>
-            </w:r>
-          </w:p>
-        </w:tc>
-        <w:tc>
-          <w:tcPr>
-            <w:tcBorders>
-              <w:top w:val="single" w:space="0" w:color="D3D3D3"/>
-              <w:bottom w:val="single" w:space="0" w:color="D3D3D3"/>
-              <w:start w:val="single" w:space="0" w:color="D3D3D3"/>
-              <w:end w:val="single" w:space="0" w:color="D3D3D3"/>
-            </w:tcBorders>
-          </w:tcPr>
-          <w:p>
-            <w:pPr>
-              <w:spacing w:before="0" w:after="60"/>
-              <w:keepNext/>
-              <w:jc w:val="center"/>
-            </w:pPr>
-            <w:r>
-              <w:rPr>
-                <w:rFonts w:ascii="Calibri" w:hAnsi="Calibri"/>
-                <w:sz w:val="20"/>
-              </w:rPr>
-              <w:t xml:space="default"/>
-            </w:r>
-          </w:p>
-        </w:tc>
-        <w:tc>
-          <w:tcPr>
-            <w:tcBorders>
-              <w:top w:val="single" w:space="0" w:color="D3D3D3"/>
-              <w:bottom w:val="single" w:space="0" w:color="D3D3D3"/>
-              <w:start w:val="single" w:space="0" w:color="D3D3D3"/>
-              <w:end w:val="single" w:space="0" w:color="D3D3D3"/>
-            </w:tcBorders>
-          </w:tcPr>
-          <w:p>
-            <w:pPr>
-              <w:spacing w:before="0" w:after="60"/>
-              <w:keepNext/>
-              <w:jc w:val="center"/>
-            </w:pPr>
-            <w:r>
-              <w:rPr>
-                <w:rFonts w:ascii="Calibri" w:hAnsi="Calibri"/>
-                <w:sz w:val="20"/>
-              </w:rPr>
-              <w:t xml:space="default"/>
-            </w:r>
-          </w:p>
-        </w:tc>
-      </w:tr>
-      <w:tr>
-        <w:trPr>
-          <w:cantSplit/>
-        </w:trPr>
-        <w:tc>
-          <w:tcPr>
-            <w:tcBorders>
-              <w:top w:val="single" w:space="0" w:color="D3D3D3"/>
-              <w:bottom w:val="single" w:space="0" w:color="D3D3D3"/>
-              <w:start w:val="single" w:space="0" w:color="D3D3D3"/>
-              <w:end w:val="single" w:space="0" w:color="D3D3D3"/>
-            </w:tcBorders>
-          </w:tcPr>
-          <w:p>
-            <w:pPr>
-              <w:spacing w:before="0" w:after="60"/>
-              <w:keepNext/>
-              <w:jc w:val="start"/>
-            </w:pPr>
-            <w:r>
-              <w:rPr>
-                <w:rFonts w:ascii="Calibri" w:hAnsi="Calibri"/>
-                <w:sz w:val="20"/>
-              </w:rPr>
-              <w:t xml:space="default">    No</w:t>
-            </w:r>
-          </w:p>
-        </w:tc>
-        <w:tc>
-          <w:tcPr>
-            <w:tcBorders>
-              <w:top w:val="single" w:space="0" w:color="D3D3D3"/>
-              <w:bottom w:val="single" w:space="0" w:color="D3D3D3"/>
-              <w:start w:val="single" w:space="0" w:color="D3D3D3"/>
-              <w:end w:val="single" w:space="0" w:color="D3D3D3"/>
-            </w:tcBorders>
-          </w:tcPr>
-          <w:p>
-            <w:pPr>
-              <w:spacing w:before="0" w:after="60"/>
-              <w:keepNext/>
-              <w:jc w:val="center"/>
-            </w:pPr>
-            <w:r>
-              <w:rPr>
-                <w:rFonts w:ascii="Calibri" w:hAnsi="Calibri"/>
-                <w:sz w:val="20"/>
-              </w:rPr>
-              <w:t xml:space="default">—</w:t>
-            </w:r>
-          </w:p>
-        </w:tc>
-        <w:tc>
-          <w:tcPr>
-            <w:tcBorders>
-              <w:top w:val="single" w:space="0" w:color="D3D3D3"/>
-              <w:bottom w:val="single" w:space="0" w:color="D3D3D3"/>
-              <w:start w:val="single" w:space="0" w:color="D3D3D3"/>
-              <w:end w:val="single" w:space="0" w:color="D3D3D3"/>
-            </w:tcBorders>
-          </w:tcPr>
-          <w:p>
-            <w:pPr>
-              <w:spacing w:before="0" w:after="60"/>
-              <w:keepNext/>
-              <w:jc w:val="center"/>
-            </w:pPr>
-            <w:r>
-              <w:rPr>
-                <w:rFonts w:ascii="Calibri" w:hAnsi="Calibri"/>
-                <w:sz w:val="20"/>
-              </w:rPr>
-              <w:t xml:space="default">—</w:t>
-            </w:r>
-          </w:p>
-        </w:tc>
-        <w:tc>
-          <w:tcPr>
-            <w:tcBorders>
-              <w:top w:val="single" w:space="0" w:color="D3D3D3"/>
-              <w:bottom w:val="single" w:space="0" w:color="D3D3D3"/>
-              <w:start w:val="single" w:space="0" w:color="D3D3D3"/>
-              <w:end w:val="single" w:space="0" w:color="D3D3D3"/>
-            </w:tcBorders>
-          </w:tcPr>
-          <w:p>
-            <w:pPr>
-              <w:spacing w:before="0" w:after="60"/>
-              <w:keepNext/>
-              <w:jc w:val="center"/>
-            </w:pPr>
-            <w:r>
-              <w:rPr>
-                <w:rFonts w:ascii="Calibri" w:hAnsi="Calibri"/>
-                <w:sz w:val="20"/>
-              </w:rPr>
-              <w:t xml:space="default"/>
-            </w:r>
-          </w:p>
-        </w:tc>
-      </w:tr>
-      <w:tr>
-        <w:trPr>
-          <w:cantSplit/>
-        </w:trPr>
-        <w:tc>
-          <w:tcPr>
-            <w:tcBorders>
-              <w:top w:val="single" w:space="0" w:color="D3D3D3"/>
-              <w:bottom w:val="single" w:space="0" w:color="D3D3D3"/>
-              <w:start w:val="single" w:space="0" w:color="D3D3D3"/>
-              <w:end w:val="single" w:space="0" w:color="D3D3D3"/>
-            </w:tcBorders>
-          </w:tcPr>
-          <w:p>
-            <w:pPr>
-              <w:spacing w:before="0" w:after="60"/>
-              <w:keepNext/>
-              <w:jc w:val="start"/>
-            </w:pPr>
-            <w:r>
-              <w:rPr>
-                <w:rFonts w:ascii="Calibri" w:hAnsi="Calibri"/>
-                <w:sz w:val="20"/>
-              </w:rPr>
-              <w:t xml:space="default">    Yes</w:t>
-            </w:r>
-          </w:p>
-        </w:tc>
-        <w:tc>
-          <w:tcPr>
-            <w:tcBorders>
-              <w:top w:val="single" w:space="0" w:color="D3D3D3"/>
-              <w:bottom w:val="single" w:space="0" w:color="D3D3D3"/>
-              <w:start w:val="single" w:space="0" w:color="D3D3D3"/>
-              <w:end w:val="single" w:space="0" w:color="D3D3D3"/>
-            </w:tcBorders>
-          </w:tcPr>
-          <w:p>
-            <w:pPr>
-              <w:spacing w:before="0" w:after="60"/>
-              <w:keepNext/>
-              <w:jc w:val="center"/>
-            </w:pPr>
-            <w:r>
-              <w:rPr>
-                <w:rFonts w:ascii="Calibri" w:hAnsi="Calibri"/>
-                <w:sz w:val="20"/>
-              </w:rPr>
-              <w:t xml:space="default">1.64</w:t>
-            </w:r>
-          </w:p>
-        </w:tc>
-        <w:tc>
-          <w:tcPr>
-            <w:tcBorders>
-              <w:top w:val="single" w:space="0" w:color="D3D3D3"/>
-              <w:bottom w:val="single" w:space="0" w:color="D3D3D3"/>
-              <w:start w:val="single" w:space="0" w:color="D3D3D3"/>
-              <w:end w:val="single" w:space="0" w:color="D3D3D3"/>
-            </w:tcBorders>
-          </w:tcPr>
-          <w:p>
-            <w:pPr>
-              <w:spacing w:before="0" w:after="60"/>
-              <w:keepNext/>
-              <w:jc w:val="center"/>
-            </w:pPr>
-            <w:r>
-              <w:rPr>
-                <w:rFonts w:ascii="Calibri" w:hAnsi="Calibri"/>
-                <w:sz w:val="20"/>
-              </w:rPr>
-              <w:t xml:space="default">0.95, 2.83</w:t>
-            </w:r>
-          </w:p>
-        </w:tc>
-        <w:tc>
-          <w:tcPr>
-            <w:tcBorders>
-              <w:top w:val="single" w:space="0" w:color="D3D3D3"/>
-              <w:bottom w:val="single" w:space="0" w:color="D3D3D3"/>
-              <w:start w:val="single" w:space="0" w:color="D3D3D3"/>
-              <w:end w:val="single" w:space="0" w:color="D3D3D3"/>
-            </w:tcBorders>
-          </w:tcPr>
-          <w:p>
-            <w:pPr>
-              <w:spacing w:before="0" w:after="60"/>
-              <w:keepNext/>
-              <w:jc w:val="center"/>
-            </w:pPr>
-            <w:r>
-              <w:rPr>
-                <w:rFonts w:ascii="Calibri" w:hAnsi="Calibri"/>
-                <w:sz w:val="20"/>
-              </w:rPr>
-              <w:t xml:space="default">0.078</w:t>
-            </w:r>
-          </w:p>
-        </w:tc>
-      </w:tr>
-      <w:tr>
-        <w:trPr>
-          <w:cantSplit/>
-        </w:trPr>
-        <w:tc>
-          <w:tcPr>
-            <w:tcBorders>
-              <w:top w:val="single" w:space="0" w:color="D3D3D3"/>
-              <w:bottom w:val="single" w:space="0" w:color="D3D3D3"/>
-              <w:start w:val="single" w:space="0" w:color="D3D3D3"/>
-              <w:end w:val="single" w:space="0" w:color="D3D3D3"/>
-            </w:tcBorders>
-          </w:tcPr>
-          <w:p>
-            <w:pPr>
-              <w:spacing w:before="0" w:after="60"/>
-              <w:keepNext/>
-              <w:jc w:val="start"/>
-            </w:pPr>
-            <w:r>
-              <w:rPr>
-                <w:rFonts w:ascii="Calibri" w:hAnsi="Calibri"/>
-                <w:sz w:val="20"/>
-              </w:rPr>
-              <w:t xml:space="default">Prior Stroke / TIA</w:t>
-            </w:r>
-          </w:p>
-        </w:tc>
-        <w:tc>
-          <w:tcPr>
-            <w:tcBorders>
-              <w:top w:val="single" w:space="0" w:color="D3D3D3"/>
-              <w:bottom w:val="single" w:space="0" w:color="D3D3D3"/>
-              <w:start w:val="single" w:space="0" w:color="D3D3D3"/>
-              <w:end w:val="single" w:space="0" w:color="D3D3D3"/>
-            </w:tcBorders>
-          </w:tcPr>
-          <w:p>
-            <w:pPr>
-              <w:spacing w:before="0" w:after="60"/>
-              <w:keepNext/>
-              <w:jc w:val="center"/>
-            </w:pPr>
-            <w:r>
-              <w:rPr>
-                <w:rFonts w:ascii="Calibri" w:hAnsi="Calibri"/>
-                <w:sz w:val="20"/>
-              </w:rPr>
-              <w:t xml:space="default"/>
-            </w:r>
-          </w:p>
-        </w:tc>
-        <w:tc>
-          <w:tcPr>
-            <w:tcBorders>
-              <w:top w:val="single" w:space="0" w:color="D3D3D3"/>
-              <w:bottom w:val="single" w:space="0" w:color="D3D3D3"/>
-              <w:start w:val="single" w:space="0" w:color="D3D3D3"/>
-              <w:end w:val="single" w:space="0" w:color="D3D3D3"/>
-            </w:tcBorders>
-          </w:tcPr>
-          <w:p>
-            <w:pPr>
-              <w:spacing w:before="0" w:after="60"/>
-              <w:keepNext/>
-              <w:jc w:val="center"/>
-            </w:pPr>
-            <w:r>
-              <w:rPr>
-                <w:rFonts w:ascii="Calibri" w:hAnsi="Calibri"/>
-                <w:sz w:val="20"/>
-              </w:rPr>
-              <w:t xml:space="default"/>
-            </w:r>
-          </w:p>
-        </w:tc>
-        <w:tc>
-          <w:tcPr>
-            <w:tcBorders>
-              <w:top w:val="single" w:space="0" w:color="D3D3D3"/>
-              <w:bottom w:val="single" w:space="0" w:color="D3D3D3"/>
-              <w:start w:val="single" w:space="0" w:color="D3D3D3"/>
-              <w:end w:val="single" w:space="0" w:color="D3D3D3"/>
-            </w:tcBorders>
-          </w:tcPr>
-          <w:p>
-            <w:pPr>
-              <w:spacing w:before="0" w:after="60"/>
-              <w:keepNext/>
-              <w:jc w:val="center"/>
-            </w:pPr>
-            <w:r>
-              <w:rPr>
-                <w:rFonts w:ascii="Calibri" w:hAnsi="Calibri"/>
-                <w:sz w:val="20"/>
-              </w:rPr>
-              <w:t xml:space="default"/>
-            </w:r>
-          </w:p>
-        </w:tc>
-      </w:tr>
-      <w:tr>
-        <w:trPr>
-          <w:cantSplit/>
-        </w:trPr>
-        <w:tc>
-          <w:tcPr>
-            <w:tcBorders>
-              <w:top w:val="single" w:space="0" w:color="D3D3D3"/>
-              <w:bottom w:val="single" w:space="0" w:color="D3D3D3"/>
-              <w:start w:val="single" w:space="0" w:color="D3D3D3"/>
-              <w:end w:val="single" w:space="0" w:color="D3D3D3"/>
-            </w:tcBorders>
-          </w:tcPr>
-          <w:p>
-            <w:pPr>
-              <w:spacing w:before="0" w:after="60"/>
-              <w:keepNext/>
-              <w:jc w:val="start"/>
-            </w:pPr>
-            <w:r>
-              <w:rPr>
-                <w:rFonts w:ascii="Calibri" w:hAnsi="Calibri"/>
-                <w:sz w:val="20"/>
-              </w:rPr>
-              <w:t xml:space="default">    No</w:t>
-            </w:r>
-          </w:p>
-        </w:tc>
-        <w:tc>
-          <w:tcPr>
-            <w:tcBorders>
-              <w:top w:val="single" w:space="0" w:color="D3D3D3"/>
-              <w:bottom w:val="single" w:space="0" w:color="D3D3D3"/>
-              <w:start w:val="single" w:space="0" w:color="D3D3D3"/>
-              <w:end w:val="single" w:space="0" w:color="D3D3D3"/>
-            </w:tcBorders>
-          </w:tcPr>
-          <w:p>
-            <w:pPr>
-              <w:spacing w:before="0" w:after="60"/>
-              <w:keepNext/>
-              <w:jc w:val="center"/>
-            </w:pPr>
-            <w:r>
-              <w:rPr>
-                <w:rFonts w:ascii="Calibri" w:hAnsi="Calibri"/>
-                <w:sz w:val="20"/>
-              </w:rPr>
-              <w:t xml:space="default">—</w:t>
-            </w:r>
-          </w:p>
-        </w:tc>
-        <w:tc>
-          <w:tcPr>
-            <w:tcBorders>
-              <w:top w:val="single" w:space="0" w:color="D3D3D3"/>
-              <w:bottom w:val="single" w:space="0" w:color="D3D3D3"/>
-              <w:start w:val="single" w:space="0" w:color="D3D3D3"/>
-              <w:end w:val="single" w:space="0" w:color="D3D3D3"/>
-            </w:tcBorders>
-          </w:tcPr>
-          <w:p>
-            <w:pPr>
-              <w:spacing w:before="0" w:after="60"/>
-              <w:keepNext/>
-              <w:jc w:val="center"/>
-            </w:pPr>
-            <w:r>
-              <w:rPr>
-                <w:rFonts w:ascii="Calibri" w:hAnsi="Calibri"/>
-                <w:sz w:val="20"/>
-              </w:rPr>
-              <w:t xml:space="default">—</w:t>
-            </w:r>
-          </w:p>
-        </w:tc>
-        <w:tc>
-          <w:tcPr>
-            <w:tcBorders>
-              <w:top w:val="single" w:space="0" w:color="D3D3D3"/>
-              <w:bottom w:val="single" w:space="0" w:color="D3D3D3"/>
-              <w:start w:val="single" w:space="0" w:color="D3D3D3"/>
-              <w:end w:val="single" w:space="0" w:color="D3D3D3"/>
-            </w:tcBorders>
-          </w:tcPr>
-          <w:p>
-            <w:pPr>
-              <w:spacing w:before="0" w:after="60"/>
-              <w:keepNext/>
-              <w:jc w:val="center"/>
-            </w:pPr>
-            <w:r>
-              <w:rPr>
-                <w:rFonts w:ascii="Calibri" w:hAnsi="Calibri"/>
-                <w:sz w:val="20"/>
-              </w:rPr>
-              <w:t xml:space="default"/>
-            </w:r>
-          </w:p>
-        </w:tc>
-      </w:tr>
-      <w:tr>
-        <w:trPr>
-          <w:cantSplit/>
-        </w:trPr>
-        <w:tc>
-          <w:tcPr>
-            <w:tcBorders>
-              <w:top w:val="single" w:space="0" w:color="D3D3D3"/>
-              <w:bottom w:val="single" w:space="0" w:color="D3D3D3"/>
-              <w:start w:val="single" w:space="0" w:color="D3D3D3"/>
-              <w:end w:val="single" w:space="0" w:color="D3D3D3"/>
-            </w:tcBorders>
-          </w:tcPr>
-          <w:p>
-            <w:pPr>
-              <w:spacing w:before="0" w:after="60"/>
-              <w:keepNext/>
-              <w:jc w:val="start"/>
-            </w:pPr>
-            <w:r>
-              <w:rPr>
-                <w:rFonts w:ascii="Calibri" w:hAnsi="Calibri"/>
-                <w:sz w:val="20"/>
-              </w:rPr>
-              <w:t xml:space="default">    Yes</w:t>
-            </w:r>
-          </w:p>
-        </w:tc>
-        <w:tc>
-          <w:tcPr>
-            <w:tcBorders>
-              <w:top w:val="single" w:space="0" w:color="D3D3D3"/>
-              <w:bottom w:val="single" w:space="0" w:color="D3D3D3"/>
-              <w:start w:val="single" w:space="0" w:color="D3D3D3"/>
-              <w:end w:val="single" w:space="0" w:color="D3D3D3"/>
-            </w:tcBorders>
-          </w:tcPr>
-          <w:p>
-            <w:pPr>
-              <w:spacing w:before="0" w:after="60"/>
-              <w:keepNext/>
-              <w:jc w:val="center"/>
-            </w:pPr>
-            <w:r>
-              <w:rPr>
-                <w:rFonts w:ascii="Calibri" w:hAnsi="Calibri"/>
-                <w:sz w:val="20"/>
-              </w:rPr>
-              <w:t xml:space="default">1.10</w:t>
-            </w:r>
-          </w:p>
-        </w:tc>
-        <w:tc>
-          <w:tcPr>
-            <w:tcBorders>
-              <w:top w:val="single" w:space="0" w:color="D3D3D3"/>
-              <w:bottom w:val="single" w:space="0" w:color="D3D3D3"/>
-              <w:start w:val="single" w:space="0" w:color="D3D3D3"/>
-              <w:end w:val="single" w:space="0" w:color="D3D3D3"/>
-            </w:tcBorders>
-          </w:tcPr>
-          <w:p>
-            <w:pPr>
-              <w:spacing w:before="0" w:after="60"/>
-              <w:keepNext/>
-              <w:jc w:val="center"/>
-            </w:pPr>
-            <w:r>
-              <w:rPr>
-                <w:rFonts w:ascii="Calibri" w:hAnsi="Calibri"/>
-                <w:sz w:val="20"/>
-              </w:rPr>
-              <w:t xml:space="default">0.68, 1.80</w:t>
-            </w:r>
-          </w:p>
-        </w:tc>
-        <w:tc>
-          <w:tcPr>
-            <w:tcBorders>
-              <w:top w:val="single" w:space="0" w:color="D3D3D3"/>
-              <w:bottom w:val="single" w:space="0" w:color="D3D3D3"/>
-              <w:start w:val="single" w:space="0" w:color="D3D3D3"/>
-              <w:end w:val="single" w:space="0" w:color="D3D3D3"/>
-            </w:tcBorders>
-          </w:tcPr>
-          <w:p>
-            <w:pPr>
-              <w:spacing w:before="0" w:after="60"/>
-              <w:keepNext/>
-              <w:jc w:val="center"/>
-            </w:pPr>
-            <w:r>
-              <w:rPr>
-                <w:rFonts w:ascii="Calibri" w:hAnsi="Calibri"/>
-                <w:sz w:val="20"/>
-              </w:rPr>
-              <w:t xml:space="default">0.7</w:t>
-            </w:r>
-          </w:p>
-        </w:tc>
-      </w:tr>
-      <w:tr>
-        <w:trPr>
-          <w:cantSplit/>
-        </w:trPr>
-        <w:tc>
-          <w:tcPr>
-            <w:tcBorders>
-              <w:top w:val="single" w:space="0" w:color="D3D3D3"/>
-              <w:bottom w:val="single" w:space="0" w:color="D3D3D3"/>
-              <w:start w:val="single" w:space="0" w:color="D3D3D3"/>
-              <w:end w:val="single" w:space="0" w:color="D3D3D3"/>
-            </w:tcBorders>
-          </w:tcPr>
-          <w:p>
-            <w:pPr>
-              <w:spacing w:before="0" w:after="60"/>
-              <w:keepNext/>
-              <w:jc w:val="start"/>
-            </w:pPr>
-            <w:r>
-              <w:rPr>
-                <w:rFonts w:ascii="Calibri" w:hAnsi="Calibri"/>
-                <w:sz w:val="20"/>
-              </w:rPr>
-              <w:t xml:space="default">Carotid Artery Stenosis</w:t>
-            </w:r>
-          </w:p>
-        </w:tc>
-        <w:tc>
-          <w:tcPr>
-            <w:tcBorders>
-              <w:top w:val="single" w:space="0" w:color="D3D3D3"/>
-              <w:bottom w:val="single" w:space="0" w:color="D3D3D3"/>
-              <w:start w:val="single" w:space="0" w:color="D3D3D3"/>
-              <w:end w:val="single" w:space="0" w:color="D3D3D3"/>
-            </w:tcBorders>
-          </w:tcPr>
-          <w:p>
-            <w:pPr>
-              <w:spacing w:before="0" w:after="60"/>
-              <w:keepNext/>
-              <w:jc w:val="center"/>
-            </w:pPr>
-            <w:r>
-              <w:rPr>
-                <w:rFonts w:ascii="Calibri" w:hAnsi="Calibri"/>
-                <w:sz w:val="20"/>
-              </w:rPr>
-              <w:t xml:space="default"/>
-            </w:r>
-          </w:p>
-        </w:tc>
-        <w:tc>
-          <w:tcPr>
-            <w:tcBorders>
-              <w:top w:val="single" w:space="0" w:color="D3D3D3"/>
-              <w:bottom w:val="single" w:space="0" w:color="D3D3D3"/>
-              <w:start w:val="single" w:space="0" w:color="D3D3D3"/>
-              <w:end w:val="single" w:space="0" w:color="D3D3D3"/>
-            </w:tcBorders>
-          </w:tcPr>
-          <w:p>
-            <w:pPr>
-              <w:spacing w:before="0" w:after="60"/>
-              <w:keepNext/>
-              <w:jc w:val="center"/>
-            </w:pPr>
-            <w:r>
-              <w:rPr>
-                <w:rFonts w:ascii="Calibri" w:hAnsi="Calibri"/>
-                <w:sz w:val="20"/>
-              </w:rPr>
-              <w:t xml:space="default"/>
-            </w:r>
-          </w:p>
-        </w:tc>
-        <w:tc>
-          <w:tcPr>
-            <w:tcBorders>
-              <w:top w:val="single" w:space="0" w:color="D3D3D3"/>
-              <w:bottom w:val="single" w:space="0" w:color="D3D3D3"/>
-              <w:start w:val="single" w:space="0" w:color="D3D3D3"/>
-              <w:end w:val="single" w:space="0" w:color="D3D3D3"/>
-            </w:tcBorders>
-          </w:tcPr>
-          <w:p>
-            <w:pPr>
-              <w:spacing w:before="0" w:after="60"/>
-              <w:keepNext/>
-              <w:jc w:val="center"/>
-            </w:pPr>
-            <w:r>
-              <w:rPr>
-                <w:rFonts w:ascii="Calibri" w:hAnsi="Calibri"/>
-                <w:sz w:val="20"/>
-              </w:rPr>
-              <w:t xml:space="default"/>
-            </w:r>
-          </w:p>
-        </w:tc>
-      </w:tr>
-      <w:tr>
-        <w:trPr>
-          <w:cantSplit/>
-        </w:trPr>
-        <w:tc>
-          <w:tcPr>
-            <w:tcBorders>
-              <w:top w:val="single" w:space="0" w:color="D3D3D3"/>
-              <w:bottom w:val="single" w:space="0" w:color="D3D3D3"/>
-              <w:start w:val="single" w:space="0" w:color="D3D3D3"/>
-              <w:end w:val="single" w:space="0" w:color="D3D3D3"/>
-            </w:tcBorders>
-          </w:tcPr>
-          <w:p>
-            <w:pPr>
-              <w:spacing w:before="0" w:after="60"/>
-              <w:keepNext/>
-              <w:jc w:val="start"/>
-            </w:pPr>
-            <w:r>
-              <w:rPr>
-                <w:rFonts w:ascii="Calibri" w:hAnsi="Calibri"/>
-                <w:sz w:val="20"/>
-              </w:rPr>
-              <w:t xml:space="default">    No</w:t>
-            </w:r>
-          </w:p>
-        </w:tc>
-        <w:tc>
-          <w:tcPr>
-            <w:tcBorders>
-              <w:top w:val="single" w:space="0" w:color="D3D3D3"/>
-              <w:bottom w:val="single" w:space="0" w:color="D3D3D3"/>
-              <w:start w:val="single" w:space="0" w:color="D3D3D3"/>
-              <w:end w:val="single" w:space="0" w:color="D3D3D3"/>
-            </w:tcBorders>
-          </w:tcPr>
-          <w:p>
-            <w:pPr>
-              <w:spacing w:before="0" w:after="60"/>
-              <w:keepNext/>
-              <w:jc w:val="center"/>
-            </w:pPr>
-            <w:r>
-              <w:rPr>
-                <w:rFonts w:ascii="Calibri" w:hAnsi="Calibri"/>
-                <w:sz w:val="20"/>
-              </w:rPr>
-              <w:t xml:space="default">—</w:t>
-            </w:r>
-          </w:p>
-        </w:tc>
-        <w:tc>
-          <w:tcPr>
-            <w:tcBorders>
-              <w:top w:val="single" w:space="0" w:color="D3D3D3"/>
-              <w:bottom w:val="single" w:space="0" w:color="D3D3D3"/>
-              <w:start w:val="single" w:space="0" w:color="D3D3D3"/>
-              <w:end w:val="single" w:space="0" w:color="D3D3D3"/>
-            </w:tcBorders>
-          </w:tcPr>
-          <w:p>
-            <w:pPr>
-              <w:spacing w:before="0" w:after="60"/>
-              <w:keepNext/>
-              <w:jc w:val="center"/>
-            </w:pPr>
-            <w:r>
-              <w:rPr>
-                <w:rFonts w:ascii="Calibri" w:hAnsi="Calibri"/>
-                <w:sz w:val="20"/>
-              </w:rPr>
-              <w:t xml:space="default">—</w:t>
-            </w:r>
-          </w:p>
-        </w:tc>
-        <w:tc>
-          <w:tcPr>
-            <w:tcBorders>
-              <w:top w:val="single" w:space="0" w:color="D3D3D3"/>
-              <w:bottom w:val="single" w:space="0" w:color="D3D3D3"/>
-              <w:start w:val="single" w:space="0" w:color="D3D3D3"/>
-              <w:end w:val="single" w:space="0" w:color="D3D3D3"/>
-            </w:tcBorders>
-          </w:tcPr>
-          <w:p>
-            <w:pPr>
-              <w:spacing w:before="0" w:after="60"/>
-              <w:keepNext/>
-              <w:jc w:val="center"/>
-            </w:pPr>
-            <w:r>
-              <w:rPr>
-                <w:rFonts w:ascii="Calibri" w:hAnsi="Calibri"/>
-                <w:sz w:val="20"/>
-              </w:rPr>
-              <w:t xml:space="default"/>
-            </w:r>
-          </w:p>
-        </w:tc>
-      </w:tr>
-      <w:tr>
-        <w:trPr>
-          <w:cantSplit/>
-        </w:trPr>
-        <w:tc>
-          <w:tcPr>
-            <w:tcBorders>
-              <w:top w:val="single" w:space="0" w:color="D3D3D3"/>
-              <w:bottom w:val="single" w:space="0" w:color="D3D3D3"/>
-              <w:start w:val="single" w:space="0" w:color="D3D3D3"/>
-              <w:end w:val="single" w:space="0" w:color="D3D3D3"/>
-            </w:tcBorders>
-          </w:tcPr>
-          <w:p>
-            <w:pPr>
-              <w:spacing w:before="0" w:after="60"/>
-              <w:keepNext/>
-              <w:jc w:val="start"/>
-            </w:pPr>
-            <w:r>
-              <w:rPr>
-                <w:rFonts w:ascii="Calibri" w:hAnsi="Calibri"/>
-                <w:sz w:val="20"/>
-              </w:rPr>
-              <w:t xml:space="default">    Yes</w:t>
-            </w:r>
-          </w:p>
-        </w:tc>
-        <w:tc>
-          <w:tcPr>
-            <w:tcBorders>
-              <w:top w:val="single" w:space="0" w:color="D3D3D3"/>
-              <w:bottom w:val="single" w:space="0" w:color="D3D3D3"/>
-              <w:start w:val="single" w:space="0" w:color="D3D3D3"/>
-              <w:end w:val="single" w:space="0" w:color="D3D3D3"/>
-            </w:tcBorders>
-          </w:tcPr>
-          <w:p>
-            <w:pPr>
-              <w:spacing w:before="0" w:after="60"/>
-              <w:keepNext/>
-              <w:jc w:val="center"/>
-            </w:pPr>
-            <w:r>
-              <w:rPr>
-                <w:rFonts w:ascii="Calibri" w:hAnsi="Calibri"/>
-                <w:sz w:val="20"/>
-              </w:rPr>
-              <w:t xml:space="default">1.15</w:t>
-            </w:r>
-          </w:p>
-        </w:tc>
-        <w:tc>
-          <w:tcPr>
-            <w:tcBorders>
-              <w:top w:val="single" w:space="0" w:color="D3D3D3"/>
-              <w:bottom w:val="single" w:space="0" w:color="D3D3D3"/>
-              <w:start w:val="single" w:space="0" w:color="D3D3D3"/>
-              <w:end w:val="single" w:space="0" w:color="D3D3D3"/>
-            </w:tcBorders>
-          </w:tcPr>
-          <w:p>
-            <w:pPr>
-              <w:spacing w:before="0" w:after="60"/>
-              <w:keepNext/>
-              <w:jc w:val="center"/>
-            </w:pPr>
-            <w:r>
-              <w:rPr>
-                <w:rFonts w:ascii="Calibri" w:hAnsi="Calibri"/>
-                <w:sz w:val="20"/>
-              </w:rPr>
-              <w:t xml:space="default">0.55, 2.40</w:t>
-            </w:r>
-          </w:p>
-        </w:tc>
-        <w:tc>
-          <w:tcPr>
-            <w:tcBorders>
-              <w:top w:val="single" w:space="0" w:color="D3D3D3"/>
-              <w:bottom w:val="single" w:space="0" w:color="D3D3D3"/>
-              <w:start w:val="single" w:space="0" w:color="D3D3D3"/>
-              <w:end w:val="single" w:space="0" w:color="D3D3D3"/>
-            </w:tcBorders>
-          </w:tcPr>
-          <w:p>
-            <w:pPr>
-              <w:spacing w:before="0" w:after="60"/>
-              <w:keepNext/>
-              <w:jc w:val="center"/>
-            </w:pPr>
-            <w:r>
-              <w:rPr>
-                <w:rFonts w:ascii="Calibri" w:hAnsi="Calibri"/>
-                <w:sz w:val="20"/>
-              </w:rPr>
-              <w:t xml:space="default">0.7</w:t>
-            </w:r>
-          </w:p>
-        </w:tc>
-      </w:tr>
-      <w:tr>
-        <w:trPr>
-          <w:cantSplit/>
-        </w:trPr>
-        <w:tc>
-          <w:tcPr>
-            <w:tcBorders>
-              <w:top w:val="single" w:space="0" w:color="D3D3D3"/>
-              <w:bottom w:val="single" w:space="0" w:color="D3D3D3"/>
-              <w:start w:val="single" w:space="0" w:color="D3D3D3"/>
-              <w:end w:val="single" w:space="0" w:color="D3D3D3"/>
-            </w:tcBorders>
-          </w:tcPr>
-          <w:p>
-            <w:pPr>
-              <w:spacing w:before="0" w:after="60"/>
-              <w:keepNext/>
-              <w:jc w:val="start"/>
-            </w:pPr>
-            <w:r>
-              <w:rPr>
-                <w:rFonts w:ascii="Calibri" w:hAnsi="Calibri"/>
-                <w:sz w:val="20"/>
-              </w:rPr>
-              <w:t xml:space="default">Chronic Pulmonary Disease</w:t>
-            </w:r>
-          </w:p>
-        </w:tc>
-        <w:tc>
-          <w:tcPr>
-            <w:tcBorders>
-              <w:top w:val="single" w:space="0" w:color="D3D3D3"/>
-              <w:bottom w:val="single" w:space="0" w:color="D3D3D3"/>
-              <w:start w:val="single" w:space="0" w:color="D3D3D3"/>
-              <w:end w:val="single" w:space="0" w:color="D3D3D3"/>
-            </w:tcBorders>
-          </w:tcPr>
-          <w:p>
-            <w:pPr>
-              <w:spacing w:before="0" w:after="60"/>
-              <w:keepNext/>
-              <w:jc w:val="center"/>
-            </w:pPr>
-            <w:r>
-              <w:rPr>
-                <w:rFonts w:ascii="Calibri" w:hAnsi="Calibri"/>
-                <w:sz w:val="20"/>
-              </w:rPr>
-              <w:t xml:space="default"/>
-            </w:r>
-          </w:p>
-        </w:tc>
-        <w:tc>
-          <w:tcPr>
-            <w:tcBorders>
-              <w:top w:val="single" w:space="0" w:color="D3D3D3"/>
-              <w:bottom w:val="single" w:space="0" w:color="D3D3D3"/>
-              <w:start w:val="single" w:space="0" w:color="D3D3D3"/>
-              <w:end w:val="single" w:space="0" w:color="D3D3D3"/>
-            </w:tcBorders>
-          </w:tcPr>
-          <w:p>
-            <w:pPr>
-              <w:spacing w:before="0" w:after="60"/>
-              <w:keepNext/>
-              <w:jc w:val="center"/>
-            </w:pPr>
-            <w:r>
-              <w:rPr>
-                <w:rFonts w:ascii="Calibri" w:hAnsi="Calibri"/>
-                <w:sz w:val="20"/>
-              </w:rPr>
-              <w:t xml:space="default"/>
-            </w:r>
-          </w:p>
-        </w:tc>
-        <w:tc>
-          <w:tcPr>
-            <w:tcBorders>
-              <w:top w:val="single" w:space="0" w:color="D3D3D3"/>
-              <w:bottom w:val="single" w:space="0" w:color="D3D3D3"/>
-              <w:start w:val="single" w:space="0" w:color="D3D3D3"/>
-              <w:end w:val="single" w:space="0" w:color="D3D3D3"/>
-            </w:tcBorders>
-          </w:tcPr>
-          <w:p>
-            <w:pPr>
-              <w:spacing w:before="0" w:after="60"/>
-              <w:keepNext/>
-              <w:jc w:val="center"/>
-            </w:pPr>
-            <w:r>
-              <w:rPr>
-                <w:rFonts w:ascii="Calibri" w:hAnsi="Calibri"/>
-                <w:sz w:val="20"/>
-              </w:rPr>
-              <w:t xml:space="default"/>
-            </w:r>
-          </w:p>
-        </w:tc>
-      </w:tr>
-      <w:tr>
-        <w:trPr>
-          <w:cantSplit/>
-        </w:trPr>
-        <w:tc>
-          <w:tcPr>
-            <w:tcBorders>
-              <w:top w:val="single" w:space="0" w:color="D3D3D3"/>
-              <w:bottom w:val="single" w:space="0" w:color="D3D3D3"/>
-              <w:start w:val="single" w:space="0" w:color="D3D3D3"/>
-              <w:end w:val="single" w:space="0" w:color="D3D3D3"/>
-            </w:tcBorders>
-          </w:tcPr>
-          <w:p>
-            <w:pPr>
-              <w:spacing w:before="0" w:after="60"/>
-              <w:keepNext/>
-              <w:jc w:val="start"/>
-            </w:pPr>
-            <w:r>
-              <w:rPr>
-                <w:rFonts w:ascii="Calibri" w:hAnsi="Calibri"/>
-                <w:sz w:val="20"/>
-              </w:rPr>
-              <w:t xml:space="default">    No</w:t>
-            </w:r>
-          </w:p>
-        </w:tc>
-        <w:tc>
-          <w:tcPr>
-            <w:tcBorders>
-              <w:top w:val="single" w:space="0" w:color="D3D3D3"/>
-              <w:bottom w:val="single" w:space="0" w:color="D3D3D3"/>
-              <w:start w:val="single" w:space="0" w:color="D3D3D3"/>
-              <w:end w:val="single" w:space="0" w:color="D3D3D3"/>
-            </w:tcBorders>
-          </w:tcPr>
-          <w:p>
-            <w:pPr>
-              <w:spacing w:before="0" w:after="60"/>
-              <w:keepNext/>
-              <w:jc w:val="center"/>
-            </w:pPr>
-            <w:r>
-              <w:rPr>
-                <w:rFonts w:ascii="Calibri" w:hAnsi="Calibri"/>
-                <w:sz w:val="20"/>
-              </w:rPr>
-              <w:t xml:space="default">—</w:t>
-            </w:r>
-          </w:p>
-        </w:tc>
-        <w:tc>
-          <w:tcPr>
-            <w:tcBorders>
-              <w:top w:val="single" w:space="0" w:color="D3D3D3"/>
-              <w:bottom w:val="single" w:space="0" w:color="D3D3D3"/>
-              <w:start w:val="single" w:space="0" w:color="D3D3D3"/>
-              <w:end w:val="single" w:space="0" w:color="D3D3D3"/>
-            </w:tcBorders>
-          </w:tcPr>
-          <w:p>
-            <w:pPr>
-              <w:spacing w:before="0" w:after="60"/>
-              <w:keepNext/>
-              <w:jc w:val="center"/>
-            </w:pPr>
-            <w:r>
-              <w:rPr>
-                <w:rFonts w:ascii="Calibri" w:hAnsi="Calibri"/>
-                <w:sz w:val="20"/>
-              </w:rPr>
-              <w:t xml:space="default">—</w:t>
-            </w:r>
-          </w:p>
-        </w:tc>
-        <w:tc>
-          <w:tcPr>
-            <w:tcBorders>
-              <w:top w:val="single" w:space="0" w:color="D3D3D3"/>
-              <w:bottom w:val="single" w:space="0" w:color="D3D3D3"/>
-              <w:start w:val="single" w:space="0" w:color="D3D3D3"/>
-              <w:end w:val="single" w:space="0" w:color="D3D3D3"/>
-            </w:tcBorders>
-          </w:tcPr>
-          <w:p>
-            <w:pPr>
-              <w:spacing w:before="0" w:after="60"/>
-              <w:keepNext/>
-              <w:jc w:val="center"/>
-            </w:pPr>
-            <w:r>
-              <w:rPr>
-                <w:rFonts w:ascii="Calibri" w:hAnsi="Calibri"/>
-                <w:sz w:val="20"/>
-              </w:rPr>
-              <w:t xml:space="default"/>
-            </w:r>
-          </w:p>
-        </w:tc>
-      </w:tr>
-      <w:tr>
-        <w:trPr>
-          <w:cantSplit/>
-        </w:trPr>
-        <w:tc>
-          <w:tcPr>
-            <w:tcBorders>
-              <w:top w:val="single" w:space="0" w:color="D3D3D3"/>
-              <w:bottom w:val="single" w:space="0" w:color="D3D3D3"/>
-              <w:start w:val="single" w:space="0" w:color="D3D3D3"/>
-              <w:end w:val="single" w:space="0" w:color="D3D3D3"/>
-            </w:tcBorders>
-          </w:tcPr>
-          <w:p>
-            <w:pPr>
-              <w:spacing w:before="0" w:after="60"/>
-              <w:keepNext/>
-              <w:jc w:val="start"/>
-            </w:pPr>
-            <w:r>
-              <w:rPr>
-                <w:rFonts w:ascii="Calibri" w:hAnsi="Calibri"/>
-                <w:sz w:val="20"/>
-              </w:rPr>
-              <w:t xml:space="default">    Yes</w:t>
-            </w:r>
-          </w:p>
-        </w:tc>
-        <w:tc>
-          <w:tcPr>
-            <w:tcBorders>
-              <w:top w:val="single" w:space="0" w:color="D3D3D3"/>
-              <w:bottom w:val="single" w:space="0" w:color="D3D3D3"/>
-              <w:start w:val="single" w:space="0" w:color="D3D3D3"/>
-              <w:end w:val="single" w:space="0" w:color="D3D3D3"/>
-            </w:tcBorders>
-          </w:tcPr>
-          <w:p>
-            <w:pPr>
-              <w:spacing w:before="0" w:after="60"/>
-              <w:keepNext/>
-              <w:jc w:val="center"/>
-            </w:pPr>
-            <w:r>
-              <w:rPr>
-                <w:rFonts w:ascii="Calibri" w:hAnsi="Calibri"/>
-                <w:sz w:val="20"/>
-              </w:rPr>
-              <w:t xml:space="default">1.19</w:t>
-            </w:r>
-          </w:p>
-        </w:tc>
-        <w:tc>
-          <w:tcPr>
-            <w:tcBorders>
-              <w:top w:val="single" w:space="0" w:color="D3D3D3"/>
-              <w:bottom w:val="single" w:space="0" w:color="D3D3D3"/>
-              <w:start w:val="single" w:space="0" w:color="D3D3D3"/>
-              <w:end w:val="single" w:space="0" w:color="D3D3D3"/>
-            </w:tcBorders>
-          </w:tcPr>
-          <w:p>
-            <w:pPr>
-              <w:spacing w:before="0" w:after="60"/>
-              <w:keepNext/>
-              <w:jc w:val="center"/>
-            </w:pPr>
-            <w:r>
-              <w:rPr>
-                <w:rFonts w:ascii="Calibri" w:hAnsi="Calibri"/>
-                <w:sz w:val="20"/>
-              </w:rPr>
-              <w:t xml:space="default">0.70, 2.03</w:t>
-            </w:r>
-          </w:p>
-        </w:tc>
-        <w:tc>
-          <w:tcPr>
-            <w:tcBorders>
-              <w:top w:val="single" w:space="0" w:color="D3D3D3"/>
-              <w:bottom w:val="single" w:space="0" w:color="D3D3D3"/>
-              <w:start w:val="single" w:space="0" w:color="D3D3D3"/>
-              <w:end w:val="single" w:space="0" w:color="D3D3D3"/>
-            </w:tcBorders>
-          </w:tcPr>
-          <w:p>
-            <w:pPr>
-              <w:spacing w:before="0" w:after="60"/>
-              <w:keepNext/>
-              <w:jc w:val="center"/>
-            </w:pPr>
-            <w:r>
-              <w:rPr>
-                <w:rFonts w:ascii="Calibri" w:hAnsi="Calibri"/>
-                <w:sz w:val="20"/>
-              </w:rPr>
-              <w:t xml:space="default">0.5</w:t>
-            </w:r>
-          </w:p>
-        </w:tc>
-      </w:tr>
-      <w:tr>
-        <w:trPr>
-          <w:cantSplit/>
-        </w:trPr>
-        <w:tc>
-          <w:tcPr>
-            <w:tcBorders>
-              <w:top w:val="single" w:space="0" w:color="D3D3D3"/>
-              <w:bottom w:val="single" w:space="0" w:color="D3D3D3"/>
-              <w:start w:val="single" w:space="0" w:color="D3D3D3"/>
-              <w:end w:val="single" w:space="0" w:color="D3D3D3"/>
-            </w:tcBorders>
-          </w:tcPr>
-          <w:p>
-            <w:pPr>
-              <w:spacing w:before="0" w:after="60"/>
-              <w:keepNext/>
-              <w:jc w:val="start"/>
-            </w:pPr>
-            <w:r>
-              <w:rPr>
-                <w:rFonts w:ascii="Calibri" w:hAnsi="Calibri"/>
-                <w:sz w:val="20"/>
-              </w:rPr>
-              <w:t xml:space="default">Coagulopathy</w:t>
-            </w:r>
-          </w:p>
-        </w:tc>
-        <w:tc>
-          <w:tcPr>
-            <w:tcBorders>
-              <w:top w:val="single" w:space="0" w:color="D3D3D3"/>
-              <w:bottom w:val="single" w:space="0" w:color="D3D3D3"/>
-              <w:start w:val="single" w:space="0" w:color="D3D3D3"/>
-              <w:end w:val="single" w:space="0" w:color="D3D3D3"/>
-            </w:tcBorders>
-          </w:tcPr>
-          <w:p>
-            <w:pPr>
-              <w:spacing w:before="0" w:after="60"/>
-              <w:keepNext/>
-              <w:jc w:val="center"/>
-            </w:pPr>
-            <w:r>
-              <w:rPr>
-                <w:rFonts w:ascii="Calibri" w:hAnsi="Calibri"/>
-                <w:sz w:val="20"/>
-              </w:rPr>
-              <w:t xml:space="default"/>
-            </w:r>
-          </w:p>
-        </w:tc>
-        <w:tc>
-          <w:tcPr>
-            <w:tcBorders>
-              <w:top w:val="single" w:space="0" w:color="D3D3D3"/>
-              <w:bottom w:val="single" w:space="0" w:color="D3D3D3"/>
-              <w:start w:val="single" w:space="0" w:color="D3D3D3"/>
-              <w:end w:val="single" w:space="0" w:color="D3D3D3"/>
-            </w:tcBorders>
-          </w:tcPr>
-          <w:p>
-            <w:pPr>
-              <w:spacing w:before="0" w:after="60"/>
-              <w:keepNext/>
-              <w:jc w:val="center"/>
-            </w:pPr>
-            <w:r>
-              <w:rPr>
-                <w:rFonts w:ascii="Calibri" w:hAnsi="Calibri"/>
-                <w:sz w:val="20"/>
-              </w:rPr>
-              <w:t xml:space="default"/>
-            </w:r>
-          </w:p>
-        </w:tc>
-        <w:tc>
-          <w:tcPr>
-            <w:tcBorders>
-              <w:top w:val="single" w:space="0" w:color="D3D3D3"/>
-              <w:bottom w:val="single" w:space="0" w:color="D3D3D3"/>
-              <w:start w:val="single" w:space="0" w:color="D3D3D3"/>
-              <w:end w:val="single" w:space="0" w:color="D3D3D3"/>
-            </w:tcBorders>
-          </w:tcPr>
-          <w:p>
-            <w:pPr>
-              <w:spacing w:before="0" w:after="60"/>
-              <w:keepNext/>
-              <w:jc w:val="center"/>
-            </w:pPr>
-            <w:r>
-              <w:rPr>
-                <w:rFonts w:ascii="Calibri" w:hAnsi="Calibri"/>
-                <w:sz w:val="20"/>
-              </w:rPr>
-              <w:t xml:space="default"/>
-            </w:r>
-          </w:p>
-        </w:tc>
-      </w:tr>
-      <w:tr>
-        <w:trPr>
-          <w:cantSplit/>
-        </w:trPr>
-        <w:tc>
-          <w:tcPr>
-            <w:tcBorders>
-              <w:top w:val="single" w:space="0" w:color="D3D3D3"/>
-              <w:bottom w:val="single" w:space="0" w:color="D3D3D3"/>
-              <w:start w:val="single" w:space="0" w:color="D3D3D3"/>
-              <w:end w:val="single" w:space="0" w:color="D3D3D3"/>
-            </w:tcBorders>
-          </w:tcPr>
-          <w:p>
-            <w:pPr>
-              <w:spacing w:before="0" w:after="60"/>
-              <w:keepNext/>
-              <w:jc w:val="start"/>
-            </w:pPr>
-            <w:r>
-              <w:rPr>
-                <w:rFonts w:ascii="Calibri" w:hAnsi="Calibri"/>
-                <w:sz w:val="20"/>
-              </w:rPr>
-              <w:t xml:space="default">    No</w:t>
-            </w:r>
-          </w:p>
-        </w:tc>
-        <w:tc>
-          <w:tcPr>
-            <w:tcBorders>
-              <w:top w:val="single" w:space="0" w:color="D3D3D3"/>
-              <w:bottom w:val="single" w:space="0" w:color="D3D3D3"/>
-              <w:start w:val="single" w:space="0" w:color="D3D3D3"/>
-              <w:end w:val="single" w:space="0" w:color="D3D3D3"/>
-            </w:tcBorders>
-          </w:tcPr>
-          <w:p>
-            <w:pPr>
-              <w:spacing w:before="0" w:after="60"/>
-              <w:keepNext/>
-              <w:jc w:val="center"/>
-            </w:pPr>
-            <w:r>
-              <w:rPr>
-                <w:rFonts w:ascii="Calibri" w:hAnsi="Calibri"/>
-                <w:sz w:val="20"/>
-              </w:rPr>
-              <w:t xml:space="default">—</w:t>
-            </w:r>
-          </w:p>
-        </w:tc>
-        <w:tc>
-          <w:tcPr>
-            <w:tcBorders>
-              <w:top w:val="single" w:space="0" w:color="D3D3D3"/>
-              <w:bottom w:val="single" w:space="0" w:color="D3D3D3"/>
-              <w:start w:val="single" w:space="0" w:color="D3D3D3"/>
-              <w:end w:val="single" w:space="0" w:color="D3D3D3"/>
-            </w:tcBorders>
-          </w:tcPr>
-          <w:p>
-            <w:pPr>
-              <w:spacing w:before="0" w:after="60"/>
-              <w:keepNext/>
-              <w:jc w:val="center"/>
-            </w:pPr>
-            <w:r>
-              <w:rPr>
-                <w:rFonts w:ascii="Calibri" w:hAnsi="Calibri"/>
-                <w:sz w:val="20"/>
-              </w:rPr>
-              <w:t xml:space="default">—</w:t>
-            </w:r>
-          </w:p>
-        </w:tc>
-        <w:tc>
-          <w:tcPr>
-            <w:tcBorders>
-              <w:top w:val="single" w:space="0" w:color="D3D3D3"/>
-              <w:bottom w:val="single" w:space="0" w:color="D3D3D3"/>
-              <w:start w:val="single" w:space="0" w:color="D3D3D3"/>
-              <w:end w:val="single" w:space="0" w:color="D3D3D3"/>
-            </w:tcBorders>
-          </w:tcPr>
-          <w:p>
-            <w:pPr>
-              <w:spacing w:before="0" w:after="60"/>
-              <w:keepNext/>
-              <w:jc w:val="center"/>
-            </w:pPr>
-            <w:r>
-              <w:rPr>
-                <w:rFonts w:ascii="Calibri" w:hAnsi="Calibri"/>
-                <w:sz w:val="20"/>
-              </w:rPr>
-              <w:t xml:space="default"/>
-            </w:r>
-          </w:p>
-        </w:tc>
-      </w:tr>
-      <w:tr>
-        <w:trPr>
-          <w:cantSplit/>
-        </w:trPr>
-        <w:tc>
-          <w:tcPr>
-            <w:tcBorders>
-              <w:top w:val="single" w:space="0" w:color="D3D3D3"/>
-              <w:bottom w:val="single" w:space="0" w:color="D3D3D3"/>
-              <w:start w:val="single" w:space="0" w:color="D3D3D3"/>
-              <w:end w:val="single" w:space="0" w:color="D3D3D3"/>
-            </w:tcBorders>
-          </w:tcPr>
-          <w:p>
-            <w:pPr>
-              <w:spacing w:before="0" w:after="60"/>
-              <w:keepNext/>
-              <w:jc w:val="start"/>
-            </w:pPr>
-            <w:r>
-              <w:rPr>
-                <w:rFonts w:ascii="Calibri" w:hAnsi="Calibri"/>
-                <w:sz w:val="20"/>
-              </w:rPr>
-              <w:t xml:space="default">    Yes</w:t>
-            </w:r>
-          </w:p>
-        </w:tc>
-        <w:tc>
-          <w:tcPr>
-            <w:tcBorders>
-              <w:top w:val="single" w:space="0" w:color="D3D3D3"/>
-              <w:bottom w:val="single" w:space="0" w:color="D3D3D3"/>
-              <w:start w:val="single" w:space="0" w:color="D3D3D3"/>
-              <w:end w:val="single" w:space="0" w:color="D3D3D3"/>
-            </w:tcBorders>
-          </w:tcPr>
-          <w:p>
-            <w:pPr>
-              <w:spacing w:before="0" w:after="60"/>
-              <w:keepNext/>
-              <w:jc w:val="center"/>
-            </w:pPr>
-            <w:r>
-              <w:rPr>
-                <w:rFonts w:ascii="Calibri" w:hAnsi="Calibri"/>
-                <w:sz w:val="20"/>
-              </w:rPr>
-              <w:t xml:space="default">0.75</w:t>
-            </w:r>
-          </w:p>
-        </w:tc>
-        <w:tc>
-          <w:tcPr>
-            <w:tcBorders>
-              <w:top w:val="single" w:space="0" w:color="D3D3D3"/>
-              <w:bottom w:val="single" w:space="0" w:color="D3D3D3"/>
-              <w:start w:val="single" w:space="0" w:color="D3D3D3"/>
-              <w:end w:val="single" w:space="0" w:color="D3D3D3"/>
-            </w:tcBorders>
-          </w:tcPr>
-          <w:p>
-            <w:pPr>
-              <w:spacing w:before="0" w:after="60"/>
-              <w:keepNext/>
-              <w:jc w:val="center"/>
-            </w:pPr>
-            <w:r>
-              <w:rPr>
-                <w:rFonts w:ascii="Calibri" w:hAnsi="Calibri"/>
-                <w:sz w:val="20"/>
-              </w:rPr>
-              <w:t xml:space="default">0.38, 1.48</w:t>
-            </w:r>
-          </w:p>
-        </w:tc>
-        <w:tc>
-          <w:tcPr>
-            <w:tcBorders>
-              <w:top w:val="single" w:space="0" w:color="D3D3D3"/>
-              <w:bottom w:val="single" w:space="0" w:color="D3D3D3"/>
-              <w:start w:val="single" w:space="0" w:color="D3D3D3"/>
-              <w:end w:val="single" w:space="0" w:color="D3D3D3"/>
-            </w:tcBorders>
-          </w:tcPr>
-          <w:p>
-            <w:pPr>
-              <w:spacing w:before="0" w:after="60"/>
-              <w:keepNext/>
-              <w:jc w:val="center"/>
-            </w:pPr>
-            <w:r>
-              <w:rPr>
-                <w:rFonts w:ascii="Calibri" w:hAnsi="Calibri"/>
-                <w:sz w:val="20"/>
-              </w:rPr>
-              <w:t xml:space="default">0.4</w:t>
-            </w:r>
-          </w:p>
-        </w:tc>
-      </w:tr>
-      <w:tr>
-        <w:trPr>
-          <w:cantSplit/>
-        </w:trPr>
-        <w:tc>
-          <w:tcPr>
-            <w:tcBorders>
-              <w:top w:val="single" w:space="0" w:color="D3D3D3"/>
-              <w:bottom w:val="single" w:space="0" w:color="D3D3D3"/>
-              <w:start w:val="single" w:space="0" w:color="D3D3D3"/>
-              <w:end w:val="single" w:space="0" w:color="D3D3D3"/>
-            </w:tcBorders>
-          </w:tcPr>
-          <w:p>
-            <w:pPr>
-              <w:spacing w:before="0" w:after="60"/>
-              <w:keepNext/>
-              <w:jc w:val="start"/>
-            </w:pPr>
-            <w:r>
-              <w:rPr>
-                <w:rFonts w:ascii="Calibri" w:hAnsi="Calibri"/>
-                <w:sz w:val="20"/>
-              </w:rPr>
-              <w:t xml:space="default">Anemia</w:t>
-            </w:r>
-          </w:p>
-        </w:tc>
-        <w:tc>
-          <w:tcPr>
-            <w:tcBorders>
-              <w:top w:val="single" w:space="0" w:color="D3D3D3"/>
-              <w:bottom w:val="single" w:space="0" w:color="D3D3D3"/>
-              <w:start w:val="single" w:space="0" w:color="D3D3D3"/>
-              <w:end w:val="single" w:space="0" w:color="D3D3D3"/>
-            </w:tcBorders>
-          </w:tcPr>
-          <w:p>
-            <w:pPr>
-              <w:spacing w:before="0" w:after="60"/>
-              <w:keepNext/>
-              <w:jc w:val="center"/>
-            </w:pPr>
-            <w:r>
-              <w:rPr>
-                <w:rFonts w:ascii="Calibri" w:hAnsi="Calibri"/>
-                <w:sz w:val="20"/>
-              </w:rPr>
-              <w:t xml:space="default"/>
-            </w:r>
-          </w:p>
-        </w:tc>
-        <w:tc>
-          <w:tcPr>
-            <w:tcBorders>
-              <w:top w:val="single" w:space="0" w:color="D3D3D3"/>
-              <w:bottom w:val="single" w:space="0" w:color="D3D3D3"/>
-              <w:start w:val="single" w:space="0" w:color="D3D3D3"/>
-              <w:end w:val="single" w:space="0" w:color="D3D3D3"/>
-            </w:tcBorders>
-          </w:tcPr>
-          <w:p>
-            <w:pPr>
-              <w:spacing w:before="0" w:after="60"/>
-              <w:keepNext/>
-              <w:jc w:val="center"/>
-            </w:pPr>
-            <w:r>
-              <w:rPr>
-                <w:rFonts w:ascii="Calibri" w:hAnsi="Calibri"/>
-                <w:sz w:val="20"/>
-              </w:rPr>
-              <w:t xml:space="default"/>
-            </w:r>
-          </w:p>
-        </w:tc>
-        <w:tc>
-          <w:tcPr>
-            <w:tcBorders>
-              <w:top w:val="single" w:space="0" w:color="D3D3D3"/>
-              <w:bottom w:val="single" w:space="0" w:color="D3D3D3"/>
-              <w:start w:val="single" w:space="0" w:color="D3D3D3"/>
-              <w:end w:val="single" w:space="0" w:color="D3D3D3"/>
-            </w:tcBorders>
-          </w:tcPr>
-          <w:p>
-            <w:pPr>
-              <w:spacing w:before="0" w:after="60"/>
-              <w:keepNext/>
-              <w:jc w:val="center"/>
-            </w:pPr>
-            <w:r>
-              <w:rPr>
-                <w:rFonts w:ascii="Calibri" w:hAnsi="Calibri"/>
-                <w:sz w:val="20"/>
-              </w:rPr>
-              <w:t xml:space="default"/>
-            </w:r>
-          </w:p>
-        </w:tc>
-      </w:tr>
-      <w:tr>
-        <w:trPr>
-          <w:cantSplit/>
-        </w:trPr>
-        <w:tc>
-          <w:tcPr>
-            <w:tcBorders>
-              <w:top w:val="single" w:space="0" w:color="D3D3D3"/>
-              <w:bottom w:val="single" w:space="0" w:color="D3D3D3"/>
-              <w:start w:val="single" w:space="0" w:color="D3D3D3"/>
-              <w:end w:val="single" w:space="0" w:color="D3D3D3"/>
-            </w:tcBorders>
-          </w:tcPr>
-          <w:p>
-            <w:pPr>
-              <w:spacing w:before="0" w:after="60"/>
-              <w:keepNext/>
-              <w:jc w:val="start"/>
-            </w:pPr>
-            <w:r>
-              <w:rPr>
-                <w:rFonts w:ascii="Calibri" w:hAnsi="Calibri"/>
-                <w:sz w:val="20"/>
-              </w:rPr>
-              <w:t xml:space="default">    No</w:t>
-            </w:r>
-          </w:p>
-        </w:tc>
-        <w:tc>
-          <w:tcPr>
-            <w:tcBorders>
-              <w:top w:val="single" w:space="0" w:color="D3D3D3"/>
-              <w:bottom w:val="single" w:space="0" w:color="D3D3D3"/>
-              <w:start w:val="single" w:space="0" w:color="D3D3D3"/>
-              <w:end w:val="single" w:space="0" w:color="D3D3D3"/>
-            </w:tcBorders>
-          </w:tcPr>
-          <w:p>
-            <w:pPr>
-              <w:spacing w:before="0" w:after="60"/>
-              <w:keepNext/>
-              <w:jc w:val="center"/>
-            </w:pPr>
-            <w:r>
-              <w:rPr>
-                <w:rFonts w:ascii="Calibri" w:hAnsi="Calibri"/>
-                <w:sz w:val="20"/>
-              </w:rPr>
-              <w:t xml:space="default">—</w:t>
-            </w:r>
-          </w:p>
-        </w:tc>
-        <w:tc>
-          <w:tcPr>
-            <w:tcBorders>
-              <w:top w:val="single" w:space="0" w:color="D3D3D3"/>
-              <w:bottom w:val="single" w:space="0" w:color="D3D3D3"/>
-              <w:start w:val="single" w:space="0" w:color="D3D3D3"/>
-              <w:end w:val="single" w:space="0" w:color="D3D3D3"/>
-            </w:tcBorders>
-          </w:tcPr>
-          <w:p>
-            <w:pPr>
-              <w:spacing w:before="0" w:after="60"/>
-              <w:keepNext/>
-              <w:jc w:val="center"/>
-            </w:pPr>
-            <w:r>
-              <w:rPr>
-                <w:rFonts w:ascii="Calibri" w:hAnsi="Calibri"/>
-                <w:sz w:val="20"/>
-              </w:rPr>
-              <w:t xml:space="default">—</w:t>
-            </w:r>
-          </w:p>
-        </w:tc>
-        <w:tc>
-          <w:tcPr>
-            <w:tcBorders>
-              <w:top w:val="single" w:space="0" w:color="D3D3D3"/>
-              <w:bottom w:val="single" w:space="0" w:color="D3D3D3"/>
-              <w:start w:val="single" w:space="0" w:color="D3D3D3"/>
-              <w:end w:val="single" w:space="0" w:color="D3D3D3"/>
-            </w:tcBorders>
-          </w:tcPr>
-          <w:p>
-            <w:pPr>
-              <w:spacing w:before="0" w:after="60"/>
-              <w:keepNext/>
-              <w:jc w:val="center"/>
-            </w:pPr>
-            <w:r>
-              <w:rPr>
-                <w:rFonts w:ascii="Calibri" w:hAnsi="Calibri"/>
-                <w:sz w:val="20"/>
-              </w:rPr>
-              <w:t xml:space="default"/>
-            </w:r>
-          </w:p>
-        </w:tc>
-      </w:tr>
-      <w:tr>
-        <w:trPr>
-          <w:cantSplit/>
-        </w:trPr>
-        <w:tc>
-          <w:tcPr>
-            <w:tcBorders>
-              <w:top w:val="single" w:space="0" w:color="D3D3D3"/>
-              <w:bottom w:val="single" w:space="0" w:color="D3D3D3"/>
-              <w:start w:val="single" w:space="0" w:color="D3D3D3"/>
-              <w:end w:val="single" w:space="0" w:color="D3D3D3"/>
-            </w:tcBorders>
-          </w:tcPr>
-          <w:p>
-            <w:pPr>
-              <w:spacing w:before="0" w:after="60"/>
-              <w:keepNext/>
-              <w:jc w:val="start"/>
-            </w:pPr>
-            <w:r>
-              <w:rPr>
-                <w:rFonts w:ascii="Calibri" w:hAnsi="Calibri"/>
-                <w:sz w:val="20"/>
-              </w:rPr>
-              <w:t xml:space="default">    Yes</w:t>
-            </w:r>
-          </w:p>
-        </w:tc>
-        <w:tc>
-          <w:tcPr>
-            <w:tcBorders>
-              <w:top w:val="single" w:space="0" w:color="D3D3D3"/>
-              <w:bottom w:val="single" w:space="0" w:color="D3D3D3"/>
-              <w:start w:val="single" w:space="0" w:color="D3D3D3"/>
-              <w:end w:val="single" w:space="0" w:color="D3D3D3"/>
-            </w:tcBorders>
-          </w:tcPr>
-          <w:p>
-            <w:pPr>
-              <w:spacing w:before="0" w:after="60"/>
-              <w:keepNext/>
-              <w:jc w:val="center"/>
-            </w:pPr>
-            <w:r>
-              <w:rPr>
-                <w:rFonts w:ascii="Calibri" w:hAnsi="Calibri"/>
-                <w:sz w:val="20"/>
-              </w:rPr>
-              <w:t xml:space="default">1.03</w:t>
-            </w:r>
-          </w:p>
-        </w:tc>
-        <w:tc>
-          <w:tcPr>
-            <w:tcBorders>
-              <w:top w:val="single" w:space="0" w:color="D3D3D3"/>
-              <w:bottom w:val="single" w:space="0" w:color="D3D3D3"/>
-              <w:start w:val="single" w:space="0" w:color="D3D3D3"/>
-              <w:end w:val="single" w:space="0" w:color="D3D3D3"/>
-            </w:tcBorders>
-          </w:tcPr>
-          <w:p>
-            <w:pPr>
-              <w:spacing w:before="0" w:after="60"/>
-              <w:keepNext/>
-              <w:jc w:val="center"/>
-            </w:pPr>
-            <w:r>
-              <w:rPr>
-                <w:rFonts w:ascii="Calibri" w:hAnsi="Calibri"/>
-                <w:sz w:val="20"/>
-              </w:rPr>
-              <w:t xml:space="default">0.62, 1.71</w:t>
-            </w:r>
-          </w:p>
-        </w:tc>
-        <w:tc>
-          <w:tcPr>
-            <w:tcBorders>
-              <w:top w:val="single" w:space="0" w:color="D3D3D3"/>
-              <w:bottom w:val="single" w:space="0" w:color="D3D3D3"/>
-              <w:start w:val="single" w:space="0" w:color="D3D3D3"/>
-              <w:end w:val="single" w:space="0" w:color="D3D3D3"/>
-            </w:tcBorders>
-          </w:tcPr>
-          <w:p>
-            <w:pPr>
-              <w:spacing w:before="0" w:after="60"/>
-              <w:keepNext/>
-              <w:jc w:val="center"/>
-            </w:pPr>
-            <w:r>
-              <w:rPr>
-                <w:rFonts w:ascii="Calibri" w:hAnsi="Calibri"/>
-                <w:sz w:val="20"/>
-              </w:rPr>
-              <w:t xml:space="default">&gt;0.9</w:t>
-            </w:r>
-          </w:p>
-        </w:tc>
-      </w:tr>
-      <w:tr>
-        <w:trPr>
-          <w:cantSplit/>
-        </w:trPr>
-        <w:tc>
-          <w:tcPr>
-            <w:tcBorders>
-              <w:top w:val="single" w:space="0" w:color="D3D3D3"/>
-              <w:bottom w:val="single" w:space="0" w:color="D3D3D3"/>
-              <w:start w:val="single" w:space="0" w:color="D3D3D3"/>
-              <w:end w:val="single" w:space="0" w:color="D3D3D3"/>
-            </w:tcBorders>
-          </w:tcPr>
-          <w:p>
-            <w:pPr>
-              <w:spacing w:before="0" w:after="60"/>
-              <w:keepNext/>
-              <w:jc w:val="start"/>
-            </w:pPr>
-            <w:r>
-              <w:rPr>
-                <w:rFonts w:ascii="Calibri" w:hAnsi="Calibri"/>
-                <w:sz w:val="20"/>
-              </w:rPr>
-              <w:t xml:space="default">Chronic Liver Disease</w:t>
-            </w:r>
-          </w:p>
-        </w:tc>
-        <w:tc>
-          <w:tcPr>
-            <w:tcBorders>
-              <w:top w:val="single" w:space="0" w:color="D3D3D3"/>
-              <w:bottom w:val="single" w:space="0" w:color="D3D3D3"/>
-              <w:start w:val="single" w:space="0" w:color="D3D3D3"/>
-              <w:end w:val="single" w:space="0" w:color="D3D3D3"/>
-            </w:tcBorders>
-          </w:tcPr>
-          <w:p>
-            <w:pPr>
-              <w:spacing w:before="0" w:after="60"/>
-              <w:keepNext/>
-              <w:jc w:val="center"/>
-            </w:pPr>
-            <w:r>
-              <w:rPr>
-                <w:rFonts w:ascii="Calibri" w:hAnsi="Calibri"/>
-                <w:sz w:val="20"/>
-              </w:rPr>
-              <w:t xml:space="default"/>
-            </w:r>
-          </w:p>
-        </w:tc>
-        <w:tc>
-          <w:tcPr>
-            <w:tcBorders>
-              <w:top w:val="single" w:space="0" w:color="D3D3D3"/>
-              <w:bottom w:val="single" w:space="0" w:color="D3D3D3"/>
-              <w:start w:val="single" w:space="0" w:color="D3D3D3"/>
-              <w:end w:val="single" w:space="0" w:color="D3D3D3"/>
-            </w:tcBorders>
-          </w:tcPr>
-          <w:p>
-            <w:pPr>
-              <w:spacing w:before="0" w:after="60"/>
-              <w:keepNext/>
-              <w:jc w:val="center"/>
-            </w:pPr>
-            <w:r>
-              <w:rPr>
-                <w:rFonts w:ascii="Calibri" w:hAnsi="Calibri"/>
-                <w:sz w:val="20"/>
-              </w:rPr>
-              <w:t xml:space="default"/>
-            </w:r>
-          </w:p>
-        </w:tc>
-        <w:tc>
-          <w:tcPr>
-            <w:tcBorders>
-              <w:top w:val="single" w:space="0" w:color="D3D3D3"/>
-              <w:bottom w:val="single" w:space="0" w:color="D3D3D3"/>
-              <w:start w:val="single" w:space="0" w:color="D3D3D3"/>
-              <w:end w:val="single" w:space="0" w:color="D3D3D3"/>
-            </w:tcBorders>
-          </w:tcPr>
-          <w:p>
-            <w:pPr>
-              <w:spacing w:before="0" w:after="60"/>
-              <w:keepNext/>
-              <w:jc w:val="center"/>
-            </w:pPr>
-            <w:r>
-              <w:rPr>
-                <w:rFonts w:ascii="Calibri" w:hAnsi="Calibri"/>
-                <w:sz w:val="20"/>
-              </w:rPr>
-              <w:t xml:space="default"/>
-            </w:r>
-          </w:p>
-        </w:tc>
-      </w:tr>
-      <w:tr>
-        <w:trPr>
-          <w:cantSplit/>
-        </w:trPr>
-        <w:tc>
-          <w:tcPr>
-            <w:tcBorders>
-              <w:top w:val="single" w:space="0" w:color="D3D3D3"/>
-              <w:bottom w:val="single" w:space="0" w:color="D3D3D3"/>
-              <w:start w:val="single" w:space="0" w:color="D3D3D3"/>
-              <w:end w:val="single" w:space="0" w:color="D3D3D3"/>
-            </w:tcBorders>
-          </w:tcPr>
-          <w:p>
-            <w:pPr>
-              <w:spacing w:before="0" w:after="60"/>
-              <w:keepNext/>
-              <w:jc w:val="start"/>
-            </w:pPr>
-            <w:r>
-              <w:rPr>
-                <w:rFonts w:ascii="Calibri" w:hAnsi="Calibri"/>
-                <w:sz w:val="20"/>
-              </w:rPr>
-              <w:t xml:space="default">    No</w:t>
-            </w:r>
-          </w:p>
-        </w:tc>
-        <w:tc>
-          <w:tcPr>
-            <w:tcBorders>
-              <w:top w:val="single" w:space="0" w:color="D3D3D3"/>
-              <w:bottom w:val="single" w:space="0" w:color="D3D3D3"/>
-              <w:start w:val="single" w:space="0" w:color="D3D3D3"/>
-              <w:end w:val="single" w:space="0" w:color="D3D3D3"/>
-            </w:tcBorders>
-          </w:tcPr>
-          <w:p>
-            <w:pPr>
-              <w:spacing w:before="0" w:after="60"/>
-              <w:keepNext/>
-              <w:jc w:val="center"/>
-            </w:pPr>
-            <w:r>
-              <w:rPr>
-                <w:rFonts w:ascii="Calibri" w:hAnsi="Calibri"/>
-                <w:sz w:val="20"/>
-              </w:rPr>
-              <w:t xml:space="default">—</w:t>
-            </w:r>
-          </w:p>
-        </w:tc>
-        <w:tc>
-          <w:tcPr>
-            <w:tcBorders>
-              <w:top w:val="single" w:space="0" w:color="D3D3D3"/>
-              <w:bottom w:val="single" w:space="0" w:color="D3D3D3"/>
-              <w:start w:val="single" w:space="0" w:color="D3D3D3"/>
-              <w:end w:val="single" w:space="0" w:color="D3D3D3"/>
-            </w:tcBorders>
-          </w:tcPr>
-          <w:p>
-            <w:pPr>
-              <w:spacing w:before="0" w:after="60"/>
-              <w:keepNext/>
-              <w:jc w:val="center"/>
-            </w:pPr>
-            <w:r>
-              <w:rPr>
-                <w:rFonts w:ascii="Calibri" w:hAnsi="Calibri"/>
-                <w:sz w:val="20"/>
-              </w:rPr>
-              <w:t xml:space="default">—</w:t>
-            </w:r>
-          </w:p>
-        </w:tc>
-        <w:tc>
-          <w:tcPr>
-            <w:tcBorders>
-              <w:top w:val="single" w:space="0" w:color="D3D3D3"/>
-              <w:bottom w:val="single" w:space="0" w:color="D3D3D3"/>
-              <w:start w:val="single" w:space="0" w:color="D3D3D3"/>
-              <w:end w:val="single" w:space="0" w:color="D3D3D3"/>
-            </w:tcBorders>
-          </w:tcPr>
-          <w:p>
-            <w:pPr>
-              <w:spacing w:before="0" w:after="60"/>
-              <w:keepNext/>
-              <w:jc w:val="center"/>
-            </w:pPr>
-            <w:r>
-              <w:rPr>
-                <w:rFonts w:ascii="Calibri" w:hAnsi="Calibri"/>
-                <w:sz w:val="20"/>
-              </w:rPr>
-              <w:t xml:space="default"/>
-            </w:r>
-          </w:p>
-        </w:tc>
-      </w:tr>
-      <w:tr>
-        <w:trPr>
-          <w:cantSplit/>
-        </w:trPr>
-        <w:tc>
-          <w:tcPr>
-            <w:tcBorders>
-              <w:top w:val="single" w:space="0" w:color="D3D3D3"/>
-              <w:bottom w:val="single" w:space="0" w:color="D3D3D3"/>
-              <w:start w:val="single" w:space="0" w:color="D3D3D3"/>
-              <w:end w:val="single" w:space="0" w:color="D3D3D3"/>
-            </w:tcBorders>
-          </w:tcPr>
-          <w:p>
-            <w:pPr>
-              <w:spacing w:before="0" w:after="60"/>
-              <w:keepNext/>
-              <w:jc w:val="start"/>
-            </w:pPr>
-            <w:r>
-              <w:rPr>
-                <w:rFonts w:ascii="Calibri" w:hAnsi="Calibri"/>
-                <w:sz w:val="20"/>
-              </w:rPr>
-              <w:t xml:space="default">    Yes</w:t>
-            </w:r>
-          </w:p>
-        </w:tc>
-        <w:tc>
-          <w:tcPr>
-            <w:tcBorders>
-              <w:top w:val="single" w:space="0" w:color="D3D3D3"/>
-              <w:bottom w:val="single" w:space="0" w:color="D3D3D3"/>
-              <w:start w:val="single" w:space="0" w:color="D3D3D3"/>
-              <w:end w:val="single" w:space="0" w:color="D3D3D3"/>
-            </w:tcBorders>
-          </w:tcPr>
-          <w:p>
-            <w:pPr>
-              <w:spacing w:before="0" w:after="60"/>
-              <w:keepNext/>
-              <w:jc w:val="center"/>
-            </w:pPr>
-            <w:r>
-              <w:rPr>
-                <w:rFonts w:ascii="Calibri" w:hAnsi="Calibri"/>
-                <w:sz w:val="20"/>
-              </w:rPr>
-              <w:t xml:space="default">0.74</w:t>
-            </w:r>
-          </w:p>
-        </w:tc>
-        <w:tc>
-          <w:tcPr>
-            <w:tcBorders>
-              <w:top w:val="single" w:space="0" w:color="D3D3D3"/>
-              <w:bottom w:val="single" w:space="0" w:color="D3D3D3"/>
-              <w:start w:val="single" w:space="0" w:color="D3D3D3"/>
-              <w:end w:val="single" w:space="0" w:color="D3D3D3"/>
-            </w:tcBorders>
-          </w:tcPr>
-          <w:p>
-            <w:pPr>
-              <w:spacing w:before="0" w:after="60"/>
-              <w:keepNext/>
-              <w:jc w:val="center"/>
-            </w:pPr>
-            <w:r>
-              <w:rPr>
-                <w:rFonts w:ascii="Calibri" w:hAnsi="Calibri"/>
-                <w:sz w:val="20"/>
-              </w:rPr>
-              <w:t xml:space="default">0.27, 2.07</w:t>
-            </w:r>
-          </w:p>
-        </w:tc>
-        <w:tc>
-          <w:tcPr>
-            <w:tcBorders>
-              <w:top w:val="single" w:space="0" w:color="D3D3D3"/>
-              <w:bottom w:val="single" w:space="0" w:color="D3D3D3"/>
-              <w:start w:val="single" w:space="0" w:color="D3D3D3"/>
-              <w:end w:val="single" w:space="0" w:color="D3D3D3"/>
-            </w:tcBorders>
-          </w:tcPr>
-          <w:p>
-            <w:pPr>
-              <w:spacing w:before="0" w:after="60"/>
-              <w:keepNext/>
-              <w:jc w:val="center"/>
-            </w:pPr>
-            <w:r>
-              <w:rPr>
-                <w:rFonts w:ascii="Calibri" w:hAnsi="Calibri"/>
-                <w:sz w:val="20"/>
-              </w:rPr>
-              <w:t xml:space="default">0.6</w:t>
-            </w:r>
-          </w:p>
-        </w:tc>
-      </w:tr>
-      <w:tr>
-        <w:trPr>
-          <w:cantSplit/>
-        </w:trPr>
-        <w:tc>
-          <w:tcPr>
-            <w:tcBorders>
-              <w:top w:val="single" w:space="0" w:color="D3D3D3"/>
-              <w:bottom w:val="single" w:space="0" w:color="D3D3D3"/>
-              <w:start w:val="single" w:space="0" w:color="D3D3D3"/>
-              <w:end w:val="single" w:space="0" w:color="D3D3D3"/>
-            </w:tcBorders>
-          </w:tcPr>
-          <w:p>
-            <w:pPr>
-              <w:spacing w:before="0" w:after="60"/>
-              <w:keepNext/>
-              <w:jc w:val="start"/>
-            </w:pPr>
-            <w:r>
-              <w:rPr>
-                <w:rFonts w:ascii="Calibri" w:hAnsi="Calibri"/>
-                <w:sz w:val="20"/>
-              </w:rPr>
-              <w:t xml:space="default">Dementia</w:t>
-            </w:r>
-          </w:p>
-        </w:tc>
-        <w:tc>
-          <w:tcPr>
-            <w:tcBorders>
-              <w:top w:val="single" w:space="0" w:color="D3D3D3"/>
-              <w:bottom w:val="single" w:space="0" w:color="D3D3D3"/>
-              <w:start w:val="single" w:space="0" w:color="D3D3D3"/>
-              <w:end w:val="single" w:space="0" w:color="D3D3D3"/>
-            </w:tcBorders>
-          </w:tcPr>
-          <w:p>
-            <w:pPr>
-              <w:spacing w:before="0" w:after="60"/>
-              <w:keepNext/>
-              <w:jc w:val="center"/>
-            </w:pPr>
-            <w:r>
-              <w:rPr>
-                <w:rFonts w:ascii="Calibri" w:hAnsi="Calibri"/>
-                <w:sz w:val="20"/>
-              </w:rPr>
-              <w:t xml:space="default"/>
-            </w:r>
-          </w:p>
-        </w:tc>
-        <w:tc>
-          <w:tcPr>
-            <w:tcBorders>
-              <w:top w:val="single" w:space="0" w:color="D3D3D3"/>
-              <w:bottom w:val="single" w:space="0" w:color="D3D3D3"/>
-              <w:start w:val="single" w:space="0" w:color="D3D3D3"/>
-              <w:end w:val="single" w:space="0" w:color="D3D3D3"/>
-            </w:tcBorders>
-          </w:tcPr>
-          <w:p>
-            <w:pPr>
-              <w:spacing w:before="0" w:after="60"/>
-              <w:keepNext/>
-              <w:jc w:val="center"/>
-            </w:pPr>
-            <w:r>
-              <w:rPr>
-                <w:rFonts w:ascii="Calibri" w:hAnsi="Calibri"/>
-                <w:sz w:val="20"/>
-              </w:rPr>
-              <w:t xml:space="default"/>
-            </w:r>
-          </w:p>
-        </w:tc>
-        <w:tc>
-          <w:tcPr>
-            <w:tcBorders>
-              <w:top w:val="single" w:space="0" w:color="D3D3D3"/>
-              <w:bottom w:val="single" w:space="0" w:color="D3D3D3"/>
-              <w:start w:val="single" w:space="0" w:color="D3D3D3"/>
-              <w:end w:val="single" w:space="0" w:color="D3D3D3"/>
-            </w:tcBorders>
-          </w:tcPr>
-          <w:p>
-            <w:pPr>
-              <w:spacing w:before="0" w:after="60"/>
-              <w:keepNext/>
-              <w:jc w:val="center"/>
-            </w:pPr>
-            <w:r>
-              <w:rPr>
-                <w:rFonts w:ascii="Calibri" w:hAnsi="Calibri"/>
-                <w:sz w:val="20"/>
-              </w:rPr>
-              <w:t xml:space="default"/>
-            </w:r>
-          </w:p>
-        </w:tc>
-      </w:tr>
-      <w:tr>
-        <w:trPr>
-          <w:cantSplit/>
-        </w:trPr>
-        <w:tc>
-          <w:tcPr>
-            <w:tcBorders>
-              <w:top w:val="single" w:space="0" w:color="D3D3D3"/>
-              <w:bottom w:val="single" w:space="0" w:color="D3D3D3"/>
-              <w:start w:val="single" w:space="0" w:color="D3D3D3"/>
-              <w:end w:val="single" w:space="0" w:color="D3D3D3"/>
-            </w:tcBorders>
-          </w:tcPr>
-          <w:p>
-            <w:pPr>
-              <w:spacing w:before="0" w:after="60"/>
-              <w:keepNext/>
-              <w:jc w:val="start"/>
-            </w:pPr>
-            <w:r>
-              <w:rPr>
-                <w:rFonts w:ascii="Calibri" w:hAnsi="Calibri"/>
-                <w:sz w:val="20"/>
-              </w:rPr>
-              <w:t xml:space="default">    No</w:t>
-            </w:r>
-          </w:p>
-        </w:tc>
-        <w:tc>
-          <w:tcPr>
-            <w:tcBorders>
-              <w:top w:val="single" w:space="0" w:color="D3D3D3"/>
-              <w:bottom w:val="single" w:space="0" w:color="D3D3D3"/>
-              <w:start w:val="single" w:space="0" w:color="D3D3D3"/>
-              <w:end w:val="single" w:space="0" w:color="D3D3D3"/>
-            </w:tcBorders>
-          </w:tcPr>
-          <w:p>
-            <w:pPr>
-              <w:spacing w:before="0" w:after="60"/>
-              <w:keepNext/>
-              <w:jc w:val="center"/>
-            </w:pPr>
-            <w:r>
-              <w:rPr>
-                <w:rFonts w:ascii="Calibri" w:hAnsi="Calibri"/>
-                <w:sz w:val="20"/>
-              </w:rPr>
-              <w:t xml:space="default">—</w:t>
-            </w:r>
-          </w:p>
-        </w:tc>
-        <w:tc>
-          <w:tcPr>
-            <w:tcBorders>
-              <w:top w:val="single" w:space="0" w:color="D3D3D3"/>
-              <w:bottom w:val="single" w:space="0" w:color="D3D3D3"/>
-              <w:start w:val="single" w:space="0" w:color="D3D3D3"/>
-              <w:end w:val="single" w:space="0" w:color="D3D3D3"/>
-            </w:tcBorders>
-          </w:tcPr>
-          <w:p>
-            <w:pPr>
-              <w:spacing w:before="0" w:after="60"/>
-              <w:keepNext/>
-              <w:jc w:val="center"/>
-            </w:pPr>
-            <w:r>
-              <w:rPr>
-                <w:rFonts w:ascii="Calibri" w:hAnsi="Calibri"/>
-                <w:sz w:val="20"/>
-              </w:rPr>
-              <w:t xml:space="default">—</w:t>
-            </w:r>
-          </w:p>
-        </w:tc>
-        <w:tc>
-          <w:tcPr>
-            <w:tcBorders>
-              <w:top w:val="single" w:space="0" w:color="D3D3D3"/>
-              <w:bottom w:val="single" w:space="0" w:color="D3D3D3"/>
-              <w:start w:val="single" w:space="0" w:color="D3D3D3"/>
-              <w:end w:val="single" w:space="0" w:color="D3D3D3"/>
-            </w:tcBorders>
-          </w:tcPr>
-          <w:p>
-            <w:pPr>
-              <w:spacing w:before="0" w:after="60"/>
-              <w:keepNext/>
-              <w:jc w:val="center"/>
-            </w:pPr>
-            <w:r>
-              <w:rPr>
-                <w:rFonts w:ascii="Calibri" w:hAnsi="Calibri"/>
-                <w:sz w:val="20"/>
-              </w:rPr>
-              <w:t xml:space="default"/>
-            </w:r>
-          </w:p>
-        </w:tc>
-      </w:tr>
-      <w:tr>
-        <w:trPr>
-          <w:cantSplit/>
-        </w:trPr>
-        <w:tc>
-          <w:tcPr>
-            <w:tcBorders>
-              <w:top w:val="single" w:space="0" w:color="D3D3D3"/>
-              <w:bottom w:val="single" w:space="0" w:color="D3D3D3"/>
-              <w:start w:val="single" w:space="0" w:color="D3D3D3"/>
-              <w:end w:val="single" w:space="0" w:color="D3D3D3"/>
-            </w:tcBorders>
-          </w:tcPr>
-          <w:p>
-            <w:pPr>
-              <w:spacing w:before="0" w:after="60"/>
-              <w:keepNext/>
-              <w:jc w:val="start"/>
-            </w:pPr>
-            <w:r>
-              <w:rPr>
-                <w:rFonts w:ascii="Calibri" w:hAnsi="Calibri"/>
-                <w:sz w:val="20"/>
-              </w:rPr>
-              <w:t xml:space="default">    Yes</w:t>
-            </w:r>
-          </w:p>
-        </w:tc>
-        <w:tc>
-          <w:tcPr>
-            <w:tcBorders>
-              <w:top w:val="single" w:space="0" w:color="D3D3D3"/>
-              <w:bottom w:val="single" w:space="0" w:color="D3D3D3"/>
-              <w:start w:val="single" w:space="0" w:color="D3D3D3"/>
-              <w:end w:val="single" w:space="0" w:color="D3D3D3"/>
-            </w:tcBorders>
-          </w:tcPr>
-          <w:p>
-            <w:pPr>
-              <w:spacing w:before="0" w:after="60"/>
-              <w:keepNext/>
-              <w:jc w:val="center"/>
-            </w:pPr>
-            <w:r>
-              <w:rPr>
-                <w:rFonts w:ascii="Calibri" w:hAnsi="Calibri"/>
-                <w:sz w:val="20"/>
-              </w:rPr>
-              <w:t xml:space="default">0.87</w:t>
-            </w:r>
-          </w:p>
-        </w:tc>
-        <w:tc>
-          <w:tcPr>
-            <w:tcBorders>
-              <w:top w:val="single" w:space="0" w:color="D3D3D3"/>
-              <w:bottom w:val="single" w:space="0" w:color="D3D3D3"/>
-              <w:start w:val="single" w:space="0" w:color="D3D3D3"/>
-              <w:end w:val="single" w:space="0" w:color="D3D3D3"/>
-            </w:tcBorders>
-          </w:tcPr>
-          <w:p>
-            <w:pPr>
-              <w:spacing w:before="0" w:after="60"/>
-              <w:keepNext/>
-              <w:jc w:val="center"/>
-            </w:pPr>
-            <w:r>
-              <w:rPr>
-                <w:rFonts w:ascii="Calibri" w:hAnsi="Calibri"/>
-                <w:sz w:val="20"/>
-              </w:rPr>
-              <w:t xml:space="default">0.32, 2.42</w:t>
-            </w:r>
-          </w:p>
-        </w:tc>
-        <w:tc>
-          <w:tcPr>
-            <w:tcBorders>
-              <w:top w:val="single" w:space="0" w:color="D3D3D3"/>
-              <w:bottom w:val="single" w:space="0" w:color="D3D3D3"/>
-              <w:start w:val="single" w:space="0" w:color="D3D3D3"/>
-              <w:end w:val="single" w:space="0" w:color="D3D3D3"/>
-            </w:tcBorders>
-          </w:tcPr>
-          <w:p>
-            <w:pPr>
-              <w:spacing w:before="0" w:after="60"/>
-              <w:keepNext/>
-              <w:jc w:val="center"/>
-            </w:pPr>
-            <w:r>
-              <w:rPr>
-                <w:rFonts w:ascii="Calibri" w:hAnsi="Calibri"/>
-                <w:sz w:val="20"/>
-              </w:rPr>
-              <w:t xml:space="default">0.8</w:t>
-            </w:r>
-          </w:p>
-        </w:tc>
-      </w:tr>
-      <w:tr>
-        <w:trPr>
-          <w:cantSplit/>
-        </w:trPr>
-        <w:tc>
-          <w:tcPr>
-            <w:tcBorders>
-              <w:top w:val="single" w:space="0" w:color="D3D3D3"/>
-              <w:bottom w:val="single" w:space="0" w:color="D3D3D3"/>
-              <w:start w:val="single" w:space="0" w:color="D3D3D3"/>
-              <w:end w:val="single" w:space="0" w:color="D3D3D3"/>
-            </w:tcBorders>
-          </w:tcPr>
-          <w:p>
-            <w:pPr>
-              <w:spacing w:before="0" w:after="60"/>
-              <w:keepNext/>
-              <w:jc w:val="start"/>
-            </w:pPr>
-            <w:r>
-              <w:rPr>
-                <w:rFonts w:ascii="Calibri" w:hAnsi="Calibri"/>
-                <w:sz w:val="20"/>
-              </w:rPr>
-              <w:t xml:space="default">Depression</w:t>
-            </w:r>
-          </w:p>
-        </w:tc>
-        <w:tc>
-          <w:tcPr>
-            <w:tcBorders>
-              <w:top w:val="single" w:space="0" w:color="D3D3D3"/>
-              <w:bottom w:val="single" w:space="0" w:color="D3D3D3"/>
-              <w:start w:val="single" w:space="0" w:color="D3D3D3"/>
-              <w:end w:val="single" w:space="0" w:color="D3D3D3"/>
-            </w:tcBorders>
-          </w:tcPr>
-          <w:p>
-            <w:pPr>
-              <w:spacing w:before="0" w:after="60"/>
-              <w:keepNext/>
-              <w:jc w:val="center"/>
-            </w:pPr>
-            <w:r>
-              <w:rPr>
-                <w:rFonts w:ascii="Calibri" w:hAnsi="Calibri"/>
-                <w:sz w:val="20"/>
-              </w:rPr>
-              <w:t xml:space="default"/>
-            </w:r>
-          </w:p>
-        </w:tc>
-        <w:tc>
-          <w:tcPr>
-            <w:tcBorders>
-              <w:top w:val="single" w:space="0" w:color="D3D3D3"/>
-              <w:bottom w:val="single" w:space="0" w:color="D3D3D3"/>
-              <w:start w:val="single" w:space="0" w:color="D3D3D3"/>
-              <w:end w:val="single" w:space="0" w:color="D3D3D3"/>
-            </w:tcBorders>
-          </w:tcPr>
-          <w:p>
-            <w:pPr>
-              <w:spacing w:before="0" w:after="60"/>
-              <w:keepNext/>
-              <w:jc w:val="center"/>
-            </w:pPr>
-            <w:r>
-              <w:rPr>
-                <w:rFonts w:ascii="Calibri" w:hAnsi="Calibri"/>
-                <w:sz w:val="20"/>
-              </w:rPr>
-              <w:t xml:space="default"/>
-            </w:r>
-          </w:p>
-        </w:tc>
-        <w:tc>
-          <w:tcPr>
-            <w:tcBorders>
-              <w:top w:val="single" w:space="0" w:color="D3D3D3"/>
-              <w:bottom w:val="single" w:space="0" w:color="D3D3D3"/>
-              <w:start w:val="single" w:space="0" w:color="D3D3D3"/>
-              <w:end w:val="single" w:space="0" w:color="D3D3D3"/>
-            </w:tcBorders>
-          </w:tcPr>
-          <w:p>
-            <w:pPr>
-              <w:spacing w:before="0" w:after="60"/>
-              <w:keepNext/>
-              <w:jc w:val="center"/>
-            </w:pPr>
-            <w:r>
-              <w:rPr>
-                <w:rFonts w:ascii="Calibri" w:hAnsi="Calibri"/>
-                <w:sz w:val="20"/>
-              </w:rPr>
-              <w:t xml:space="default"/>
-            </w:r>
-          </w:p>
-        </w:tc>
-      </w:tr>
-      <w:tr>
-        <w:trPr>
-          <w:cantSplit/>
-        </w:trPr>
-        <w:tc>
-          <w:tcPr>
-            <w:tcBorders>
-              <w:top w:val="single" w:space="0" w:color="D3D3D3"/>
-              <w:bottom w:val="single" w:space="0" w:color="D3D3D3"/>
-              <w:start w:val="single" w:space="0" w:color="D3D3D3"/>
-              <w:end w:val="single" w:space="0" w:color="D3D3D3"/>
-            </w:tcBorders>
-          </w:tcPr>
-          <w:p>
-            <w:pPr>
-              <w:spacing w:before="0" w:after="60"/>
-              <w:keepNext/>
-              <w:jc w:val="start"/>
-            </w:pPr>
-            <w:r>
-              <w:rPr>
-                <w:rFonts w:ascii="Calibri" w:hAnsi="Calibri"/>
-                <w:sz w:val="20"/>
-              </w:rPr>
-              <w:t xml:space="default">    No</w:t>
-            </w:r>
-          </w:p>
-        </w:tc>
-        <w:tc>
-          <w:tcPr>
-            <w:tcBorders>
-              <w:top w:val="single" w:space="0" w:color="D3D3D3"/>
-              <w:bottom w:val="single" w:space="0" w:color="D3D3D3"/>
-              <w:start w:val="single" w:space="0" w:color="D3D3D3"/>
-              <w:end w:val="single" w:space="0" w:color="D3D3D3"/>
-            </w:tcBorders>
-          </w:tcPr>
-          <w:p>
-            <w:pPr>
-              <w:spacing w:before="0" w:after="60"/>
-              <w:keepNext/>
-              <w:jc w:val="center"/>
-            </w:pPr>
-            <w:r>
-              <w:rPr>
-                <w:rFonts w:ascii="Calibri" w:hAnsi="Calibri"/>
-                <w:sz w:val="20"/>
-              </w:rPr>
-              <w:t xml:space="default">—</w:t>
-            </w:r>
-          </w:p>
-        </w:tc>
-        <w:tc>
-          <w:tcPr>
-            <w:tcBorders>
-              <w:top w:val="single" w:space="0" w:color="D3D3D3"/>
-              <w:bottom w:val="single" w:space="0" w:color="D3D3D3"/>
-              <w:start w:val="single" w:space="0" w:color="D3D3D3"/>
-              <w:end w:val="single" w:space="0" w:color="D3D3D3"/>
-            </w:tcBorders>
-          </w:tcPr>
-          <w:p>
-            <w:pPr>
-              <w:spacing w:before="0" w:after="60"/>
-              <w:keepNext/>
-              <w:jc w:val="center"/>
-            </w:pPr>
-            <w:r>
-              <w:rPr>
-                <w:rFonts w:ascii="Calibri" w:hAnsi="Calibri"/>
-                <w:sz w:val="20"/>
-              </w:rPr>
-              <w:t xml:space="default">—</w:t>
-            </w:r>
-          </w:p>
-        </w:tc>
-        <w:tc>
-          <w:tcPr>
-            <w:tcBorders>
-              <w:top w:val="single" w:space="0" w:color="D3D3D3"/>
-              <w:bottom w:val="single" w:space="0" w:color="D3D3D3"/>
-              <w:start w:val="single" w:space="0" w:color="D3D3D3"/>
-              <w:end w:val="single" w:space="0" w:color="D3D3D3"/>
-            </w:tcBorders>
-          </w:tcPr>
-          <w:p>
-            <w:pPr>
-              <w:spacing w:before="0" w:after="60"/>
-              <w:keepNext/>
-              <w:jc w:val="center"/>
-            </w:pPr>
-            <w:r>
-              <w:rPr>
-                <w:rFonts w:ascii="Calibri" w:hAnsi="Calibri"/>
-                <w:sz w:val="20"/>
-              </w:rPr>
-              <w:t xml:space="default"/>
-            </w:r>
-          </w:p>
-        </w:tc>
-      </w:tr>
-      <w:tr>
-        <w:trPr>
-          <w:cantSplit/>
-        </w:trPr>
-        <w:tc>
-          <w:tcPr>
-            <w:tcBorders>
-              <w:top w:val="single" w:space="0" w:color="D3D3D3"/>
-              <w:bottom w:val="single" w:space="0" w:color="D3D3D3"/>
-              <w:start w:val="single" w:space="0" w:color="D3D3D3"/>
-              <w:end w:val="single" w:space="0" w:color="D3D3D3"/>
-            </w:tcBorders>
-          </w:tcPr>
-          <w:p>
-            <w:pPr>
-              <w:spacing w:before="0" w:after="60"/>
-              <w:keepNext/>
-              <w:jc w:val="start"/>
-            </w:pPr>
-            <w:r>
-              <w:rPr>
-                <w:rFonts w:ascii="Calibri" w:hAnsi="Calibri"/>
-                <w:sz w:val="20"/>
-              </w:rPr>
-              <w:t xml:space="default">    Yes</w:t>
-            </w:r>
-          </w:p>
-        </w:tc>
-        <w:tc>
-          <w:tcPr>
-            <w:tcBorders>
-              <w:top w:val="single" w:space="0" w:color="D3D3D3"/>
-              <w:bottom w:val="single" w:space="0" w:color="D3D3D3"/>
-              <w:start w:val="single" w:space="0" w:color="D3D3D3"/>
-              <w:end w:val="single" w:space="0" w:color="D3D3D3"/>
-            </w:tcBorders>
-          </w:tcPr>
-          <w:p>
-            <w:pPr>
-              <w:spacing w:before="0" w:after="60"/>
-              <w:keepNext/>
-              <w:jc w:val="center"/>
-            </w:pPr>
-            <w:r>
-              <w:rPr>
-                <w:rFonts w:ascii="Calibri" w:hAnsi="Calibri"/>
-                <w:sz w:val="20"/>
-              </w:rPr>
-              <w:t xml:space="default">0.49</w:t>
-            </w:r>
-          </w:p>
-        </w:tc>
-        <w:tc>
-          <w:tcPr>
-            <w:tcBorders>
-              <w:top w:val="single" w:space="0" w:color="D3D3D3"/>
-              <w:bottom w:val="single" w:space="0" w:color="D3D3D3"/>
-              <w:start w:val="single" w:space="0" w:color="D3D3D3"/>
-              <w:end w:val="single" w:space="0" w:color="D3D3D3"/>
-            </w:tcBorders>
-          </w:tcPr>
-          <w:p>
-            <w:pPr>
-              <w:spacing w:before="0" w:after="60"/>
-              <w:keepNext/>
-              <w:jc w:val="center"/>
-            </w:pPr>
-            <w:r>
-              <w:rPr>
-                <w:rFonts w:ascii="Calibri" w:hAnsi="Calibri"/>
-                <w:sz w:val="20"/>
-              </w:rPr>
-              <w:t xml:space="default">0.19, 1.26</w:t>
-            </w:r>
-          </w:p>
-        </w:tc>
-        <w:tc>
-          <w:tcPr>
-            <w:tcBorders>
-              <w:top w:val="single" w:space="0" w:color="D3D3D3"/>
-              <w:bottom w:val="single" w:space="0" w:color="D3D3D3"/>
-              <w:start w:val="single" w:space="0" w:color="D3D3D3"/>
-              <w:end w:val="single" w:space="0" w:color="D3D3D3"/>
-            </w:tcBorders>
-          </w:tcPr>
-          <w:p>
-            <w:pPr>
-              <w:spacing w:before="0" w:after="60"/>
-              <w:keepNext/>
-              <w:jc w:val="center"/>
-            </w:pPr>
-            <w:r>
-              <w:rPr>
-                <w:rFonts w:ascii="Calibri" w:hAnsi="Calibri"/>
-                <w:sz w:val="20"/>
-              </w:rPr>
-              <w:t xml:space="default">0.14</w:t>
-            </w:r>
-          </w:p>
-        </w:tc>
-      </w:tr>
-      <w:tr>
-        <w:trPr>
-          <w:cantSplit/>
-        </w:trPr>
-        <w:tc>
-          <w:tcPr>
-            <w:tcBorders>
-              <w:top w:val="single" w:space="0" w:color="D3D3D3"/>
-              <w:bottom w:val="single" w:space="0" w:color="D3D3D3"/>
-              <w:start w:val="single" w:space="0" w:color="D3D3D3"/>
-              <w:end w:val="single" w:space="0" w:color="D3D3D3"/>
-            </w:tcBorders>
-          </w:tcPr>
-          <w:p>
-            <w:pPr>
-              <w:spacing w:before="0" w:after="60"/>
-              <w:keepNext/>
-              <w:jc w:val="start"/>
-            </w:pPr>
-            <w:r>
-              <w:rPr>
-                <w:rFonts w:ascii="Calibri" w:hAnsi="Calibri"/>
-                <w:sz w:val="20"/>
-              </w:rPr>
-              <w:t xml:space="default">Smoking / Tobacco Use</w:t>
-            </w:r>
-          </w:p>
-        </w:tc>
-        <w:tc>
-          <w:tcPr>
-            <w:tcBorders>
-              <w:top w:val="single" w:space="0" w:color="D3D3D3"/>
-              <w:bottom w:val="single" w:space="0" w:color="D3D3D3"/>
-              <w:start w:val="single" w:space="0" w:color="D3D3D3"/>
-              <w:end w:val="single" w:space="0" w:color="D3D3D3"/>
-            </w:tcBorders>
-          </w:tcPr>
-          <w:p>
-            <w:pPr>
-              <w:spacing w:before="0" w:after="60"/>
-              <w:keepNext/>
-              <w:jc w:val="center"/>
-            </w:pPr>
-            <w:r>
-              <w:rPr>
-                <w:rFonts w:ascii="Calibri" w:hAnsi="Calibri"/>
-                <w:sz w:val="20"/>
-              </w:rPr>
-              <w:t xml:space="default"/>
-            </w:r>
-          </w:p>
-        </w:tc>
-        <w:tc>
-          <w:tcPr>
-            <w:tcBorders>
-              <w:top w:val="single" w:space="0" w:color="D3D3D3"/>
-              <w:bottom w:val="single" w:space="0" w:color="D3D3D3"/>
-              <w:start w:val="single" w:space="0" w:color="D3D3D3"/>
-              <w:end w:val="single" w:space="0" w:color="D3D3D3"/>
-            </w:tcBorders>
-          </w:tcPr>
-          <w:p>
-            <w:pPr>
-              <w:spacing w:before="0" w:after="60"/>
-              <w:keepNext/>
-              <w:jc w:val="center"/>
-            </w:pPr>
-            <w:r>
-              <w:rPr>
-                <w:rFonts w:ascii="Calibri" w:hAnsi="Calibri"/>
-                <w:sz w:val="20"/>
-              </w:rPr>
-              <w:t xml:space="default"/>
-            </w:r>
-          </w:p>
-        </w:tc>
-        <w:tc>
-          <w:tcPr>
-            <w:tcBorders>
-              <w:top w:val="single" w:space="0" w:color="D3D3D3"/>
-              <w:bottom w:val="single" w:space="0" w:color="D3D3D3"/>
-              <w:start w:val="single" w:space="0" w:color="D3D3D3"/>
-              <w:end w:val="single" w:space="0" w:color="D3D3D3"/>
-            </w:tcBorders>
-          </w:tcPr>
-          <w:p>
-            <w:pPr>
-              <w:spacing w:before="0" w:after="60"/>
-              <w:keepNext/>
-              <w:jc w:val="center"/>
-            </w:pPr>
-            <w:r>
-              <w:rPr>
-                <w:rFonts w:ascii="Calibri" w:hAnsi="Calibri"/>
-                <w:sz w:val="20"/>
-              </w:rPr>
-              <w:t xml:space="default"/>
-            </w:r>
-          </w:p>
-        </w:tc>
-      </w:tr>
-      <w:tr>
-        <w:trPr>
-          <w:cantSplit/>
-        </w:trPr>
-        <w:tc>
-          <w:tcPr>
-            <w:tcBorders>
-              <w:top w:val="single" w:space="0" w:color="D3D3D3"/>
-              <w:bottom w:val="single" w:space="0" w:color="D3D3D3"/>
-              <w:start w:val="single" w:space="0" w:color="D3D3D3"/>
-              <w:end w:val="single" w:space="0" w:color="D3D3D3"/>
-            </w:tcBorders>
-          </w:tcPr>
-          <w:p>
-            <w:pPr>
-              <w:spacing w:before="0" w:after="60"/>
-              <w:keepNext/>
-              <w:jc w:val="start"/>
-            </w:pPr>
-            <w:r>
-              <w:rPr>
-                <w:rFonts w:ascii="Calibri" w:hAnsi="Calibri"/>
-                <w:sz w:val="20"/>
-              </w:rPr>
-              <w:t xml:space="default">    No</w:t>
-            </w:r>
-          </w:p>
-        </w:tc>
-        <w:tc>
-          <w:tcPr>
-            <w:tcBorders>
-              <w:top w:val="single" w:space="0" w:color="D3D3D3"/>
-              <w:bottom w:val="single" w:space="0" w:color="D3D3D3"/>
-              <w:start w:val="single" w:space="0" w:color="D3D3D3"/>
-              <w:end w:val="single" w:space="0" w:color="D3D3D3"/>
-            </w:tcBorders>
-          </w:tcPr>
-          <w:p>
-            <w:pPr>
-              <w:spacing w:before="0" w:after="60"/>
-              <w:keepNext/>
-              <w:jc w:val="center"/>
-            </w:pPr>
-            <w:r>
-              <w:rPr>
-                <w:rFonts w:ascii="Calibri" w:hAnsi="Calibri"/>
-                <w:sz w:val="20"/>
-              </w:rPr>
-              <w:t xml:space="default">—</w:t>
-            </w:r>
-          </w:p>
-        </w:tc>
-        <w:tc>
-          <w:tcPr>
-            <w:tcBorders>
-              <w:top w:val="single" w:space="0" w:color="D3D3D3"/>
-              <w:bottom w:val="single" w:space="0" w:color="D3D3D3"/>
-              <w:start w:val="single" w:space="0" w:color="D3D3D3"/>
-              <w:end w:val="single" w:space="0" w:color="D3D3D3"/>
-            </w:tcBorders>
-          </w:tcPr>
-          <w:p>
-            <w:pPr>
-              <w:spacing w:before="0" w:after="60"/>
-              <w:keepNext/>
-              <w:jc w:val="center"/>
-            </w:pPr>
-            <w:r>
-              <w:rPr>
-                <w:rFonts w:ascii="Calibri" w:hAnsi="Calibri"/>
-                <w:sz w:val="20"/>
-              </w:rPr>
-              <w:t xml:space="default">—</w:t>
-            </w:r>
-          </w:p>
-        </w:tc>
-        <w:tc>
-          <w:tcPr>
-            <w:tcBorders>
-              <w:top w:val="single" w:space="0" w:color="D3D3D3"/>
-              <w:bottom w:val="single" w:space="0" w:color="D3D3D3"/>
-              <w:start w:val="single" w:space="0" w:color="D3D3D3"/>
-              <w:end w:val="single" w:space="0" w:color="D3D3D3"/>
-            </w:tcBorders>
-          </w:tcPr>
-          <w:p>
-            <w:pPr>
-              <w:spacing w:before="0" w:after="60"/>
-              <w:keepNext/>
-              <w:jc w:val="center"/>
-            </w:pPr>
-            <w:r>
-              <w:rPr>
-                <w:rFonts w:ascii="Calibri" w:hAnsi="Calibri"/>
-                <w:sz w:val="20"/>
-              </w:rPr>
-              <w:t xml:space="default"/>
-            </w:r>
-          </w:p>
-        </w:tc>
-      </w:tr>
-      <w:tr>
-        <w:trPr>
-          <w:cantSplit/>
-        </w:trPr>
-        <w:tc>
-          <w:tcPr>
-            <w:tcBorders>
-              <w:top w:val="single" w:space="0" w:color="D3D3D3"/>
-              <w:bottom w:val="single" w:space="0" w:color="D3D3D3"/>
-              <w:start w:val="single" w:space="0" w:color="D3D3D3"/>
-              <w:end w:val="single" w:space="0" w:color="D3D3D3"/>
-            </w:tcBorders>
-          </w:tcPr>
-          <w:p>
-            <w:pPr>
-              <w:spacing w:before="0" w:after="60"/>
-              <w:keepNext/>
-              <w:jc w:val="start"/>
-            </w:pPr>
-            <w:r>
-              <w:rPr>
-                <w:rFonts w:ascii="Calibri" w:hAnsi="Calibri"/>
-                <w:sz w:val="20"/>
-              </w:rPr>
-              <w:t xml:space="default">    Yes</w:t>
-            </w:r>
-          </w:p>
-        </w:tc>
-        <w:tc>
-          <w:tcPr>
-            <w:tcBorders>
-              <w:top w:val="single" w:space="0" w:color="D3D3D3"/>
-              <w:bottom w:val="single" w:space="0" w:color="D3D3D3"/>
-              <w:start w:val="single" w:space="0" w:color="D3D3D3"/>
-              <w:end w:val="single" w:space="0" w:color="D3D3D3"/>
-            </w:tcBorders>
-          </w:tcPr>
-          <w:p>
-            <w:pPr>
-              <w:spacing w:before="0" w:after="60"/>
-              <w:keepNext/>
-              <w:jc w:val="center"/>
-            </w:pPr>
-            <w:r>
-              <w:rPr>
-                <w:rFonts w:ascii="Calibri" w:hAnsi="Calibri"/>
-                <w:sz w:val="20"/>
-              </w:rPr>
-              <w:t xml:space="default">1.04</w:t>
-            </w:r>
-          </w:p>
-        </w:tc>
-        <w:tc>
-          <w:tcPr>
-            <w:tcBorders>
-              <w:top w:val="single" w:space="0" w:color="D3D3D3"/>
-              <w:bottom w:val="single" w:space="0" w:color="D3D3D3"/>
-              <w:start w:val="single" w:space="0" w:color="D3D3D3"/>
-              <w:end w:val="single" w:space="0" w:color="D3D3D3"/>
-            </w:tcBorders>
-          </w:tcPr>
-          <w:p>
-            <w:pPr>
-              <w:spacing w:before="0" w:after="60"/>
-              <w:keepNext/>
-              <w:jc w:val="center"/>
-            </w:pPr>
-            <w:r>
-              <w:rPr>
-                <w:rFonts w:ascii="Calibri" w:hAnsi="Calibri"/>
-                <w:sz w:val="20"/>
-              </w:rPr>
-              <w:t xml:space="default">0.49, 2.21</w:t>
-            </w:r>
-          </w:p>
-        </w:tc>
-        <w:tc>
-          <w:tcPr>
-            <w:tcBorders>
-              <w:top w:val="single" w:space="0" w:color="D3D3D3"/>
-              <w:bottom w:val="single" w:space="0" w:color="D3D3D3"/>
-              <w:start w:val="single" w:space="0" w:color="D3D3D3"/>
-              <w:end w:val="single" w:space="0" w:color="D3D3D3"/>
-            </w:tcBorders>
-          </w:tcPr>
-          <w:p>
-            <w:pPr>
-              <w:spacing w:before="0" w:after="60"/>
-              <w:keepNext/>
-              <w:jc w:val="center"/>
-            </w:pPr>
-            <w:r>
-              <w:rPr>
-                <w:rFonts w:ascii="Calibri" w:hAnsi="Calibri"/>
-                <w:sz w:val="20"/>
-              </w:rPr>
-              <w:t xml:space="default">&gt;0.9</w:t>
-            </w:r>
-          </w:p>
-        </w:tc>
-      </w:tr>
-      <w:tr>
-        <w:trPr>
-          <w:cantSplit/>
-        </w:trPr>
-        <w:tc>
-          <w:tcPr>
-            <w:tcBorders>
-              <w:top w:val="single" w:space="0" w:color="D3D3D3"/>
-              <w:bottom w:val="single" w:space="0" w:color="D3D3D3"/>
-              <w:start w:val="single" w:space="0" w:color="D3D3D3"/>
-              <w:end w:val="single" w:space="0" w:color="D3D3D3"/>
-            </w:tcBorders>
-          </w:tcPr>
-          <w:p>
-            <w:pPr>
-              <w:spacing w:before="0" w:after="60"/>
-              <w:keepNext/>
-              <w:jc w:val="start"/>
-            </w:pPr>
-            <w:r>
-              <w:rPr>
-                <w:rFonts w:ascii="Calibri" w:hAnsi="Calibri"/>
-                <w:sz w:val="20"/>
-              </w:rPr>
-              <w:t xml:space="default">Obesity</w:t>
-            </w:r>
-          </w:p>
-        </w:tc>
-        <w:tc>
-          <w:tcPr>
-            <w:tcBorders>
-              <w:top w:val="single" w:space="0" w:color="D3D3D3"/>
-              <w:bottom w:val="single" w:space="0" w:color="D3D3D3"/>
-              <w:start w:val="single" w:space="0" w:color="D3D3D3"/>
-              <w:end w:val="single" w:space="0" w:color="D3D3D3"/>
-            </w:tcBorders>
-          </w:tcPr>
-          <w:p>
-            <w:pPr>
-              <w:spacing w:before="0" w:after="60"/>
-              <w:keepNext/>
-              <w:jc w:val="center"/>
-            </w:pPr>
-            <w:r>
-              <w:rPr>
-                <w:rFonts w:ascii="Calibri" w:hAnsi="Calibri"/>
-                <w:sz w:val="20"/>
-              </w:rPr>
-              <w:t xml:space="default"/>
-            </w:r>
-          </w:p>
-        </w:tc>
-        <w:tc>
-          <w:tcPr>
-            <w:tcBorders>
-              <w:top w:val="single" w:space="0" w:color="D3D3D3"/>
-              <w:bottom w:val="single" w:space="0" w:color="D3D3D3"/>
-              <w:start w:val="single" w:space="0" w:color="D3D3D3"/>
-              <w:end w:val="single" w:space="0" w:color="D3D3D3"/>
-            </w:tcBorders>
-          </w:tcPr>
-          <w:p>
-            <w:pPr>
-              <w:spacing w:before="0" w:after="60"/>
-              <w:keepNext/>
-              <w:jc w:val="center"/>
-            </w:pPr>
-            <w:r>
-              <w:rPr>
-                <w:rFonts w:ascii="Calibri" w:hAnsi="Calibri"/>
-                <w:sz w:val="20"/>
-              </w:rPr>
-              <w:t xml:space="default"/>
-            </w:r>
-          </w:p>
-        </w:tc>
-        <w:tc>
-          <w:tcPr>
-            <w:tcBorders>
-              <w:top w:val="single" w:space="0" w:color="D3D3D3"/>
-              <w:bottom w:val="single" w:space="0" w:color="D3D3D3"/>
-              <w:start w:val="single" w:space="0" w:color="D3D3D3"/>
-              <w:end w:val="single" w:space="0" w:color="D3D3D3"/>
-            </w:tcBorders>
-          </w:tcPr>
-          <w:p>
-            <w:pPr>
-              <w:spacing w:before="0" w:after="60"/>
-              <w:keepNext/>
-              <w:jc w:val="center"/>
-            </w:pPr>
-            <w:r>
-              <w:rPr>
-                <w:rFonts w:ascii="Calibri" w:hAnsi="Calibri"/>
-                <w:sz w:val="20"/>
-              </w:rPr>
-              <w:t xml:space="default"/>
-            </w:r>
-          </w:p>
-        </w:tc>
-      </w:tr>
-      <w:tr>
-        <w:trPr>
-          <w:cantSplit/>
-        </w:trPr>
-        <w:tc>
-          <w:tcPr>
-            <w:tcBorders>
-              <w:top w:val="single" w:space="0" w:color="D3D3D3"/>
-              <w:bottom w:val="single" w:space="0" w:color="D3D3D3"/>
-              <w:start w:val="single" w:space="0" w:color="D3D3D3"/>
-              <w:end w:val="single" w:space="0" w:color="D3D3D3"/>
-            </w:tcBorders>
-          </w:tcPr>
-          <w:p>
-            <w:pPr>
-              <w:spacing w:before="0" w:after="60"/>
-              <w:keepNext/>
-              <w:jc w:val="start"/>
-            </w:pPr>
-            <w:r>
-              <w:rPr>
-                <w:rFonts w:ascii="Calibri" w:hAnsi="Calibri"/>
-                <w:sz w:val="20"/>
-              </w:rPr>
-              <w:t xml:space="default">    No</w:t>
-            </w:r>
-          </w:p>
-        </w:tc>
-        <w:tc>
-          <w:tcPr>
-            <w:tcBorders>
-              <w:top w:val="single" w:space="0" w:color="D3D3D3"/>
-              <w:bottom w:val="single" w:space="0" w:color="D3D3D3"/>
-              <w:start w:val="single" w:space="0" w:color="D3D3D3"/>
-              <w:end w:val="single" w:space="0" w:color="D3D3D3"/>
-            </w:tcBorders>
-          </w:tcPr>
-          <w:p>
-            <w:pPr>
-              <w:spacing w:before="0" w:after="60"/>
-              <w:keepNext/>
-              <w:jc w:val="center"/>
-            </w:pPr>
-            <w:r>
-              <w:rPr>
-                <w:rFonts w:ascii="Calibri" w:hAnsi="Calibri"/>
-                <w:sz w:val="20"/>
-              </w:rPr>
-              <w:t xml:space="default">—</w:t>
-            </w:r>
-          </w:p>
-        </w:tc>
-        <w:tc>
-          <w:tcPr>
-            <w:tcBorders>
-              <w:top w:val="single" w:space="0" w:color="D3D3D3"/>
-              <w:bottom w:val="single" w:space="0" w:color="D3D3D3"/>
-              <w:start w:val="single" w:space="0" w:color="D3D3D3"/>
-              <w:end w:val="single" w:space="0" w:color="D3D3D3"/>
-            </w:tcBorders>
-          </w:tcPr>
-          <w:p>
-            <w:pPr>
-              <w:spacing w:before="0" w:after="60"/>
-              <w:keepNext/>
-              <w:jc w:val="center"/>
-            </w:pPr>
-            <w:r>
-              <w:rPr>
-                <w:rFonts w:ascii="Calibri" w:hAnsi="Calibri"/>
-                <w:sz w:val="20"/>
-              </w:rPr>
-              <w:t xml:space="default">—</w:t>
-            </w:r>
-          </w:p>
-        </w:tc>
-        <w:tc>
-          <w:tcPr>
-            <w:tcBorders>
-              <w:top w:val="single" w:space="0" w:color="D3D3D3"/>
-              <w:bottom w:val="single" w:space="0" w:color="D3D3D3"/>
-              <w:start w:val="single" w:space="0" w:color="D3D3D3"/>
-              <w:end w:val="single" w:space="0" w:color="D3D3D3"/>
-            </w:tcBorders>
-          </w:tcPr>
-          <w:p>
-            <w:pPr>
-              <w:spacing w:before="0" w:after="60"/>
-              <w:keepNext/>
-              <w:jc w:val="center"/>
-            </w:pPr>
-            <w:r>
-              <w:rPr>
-                <w:rFonts w:ascii="Calibri" w:hAnsi="Calibri"/>
-                <w:sz w:val="20"/>
-              </w:rPr>
-              <w:t xml:space="default"/>
-            </w:r>
-          </w:p>
-        </w:tc>
-      </w:tr>
-      <w:tr>
-        <w:trPr>
-          <w:cantSplit/>
-        </w:trPr>
-        <w:tc>
-          <w:tcPr>
-            <w:tcBorders>
-              <w:top w:val="single" w:space="0" w:color="D3D3D3"/>
-              <w:bottom w:val="single" w:space="0" w:color="D3D3D3"/>
-              <w:start w:val="single" w:space="0" w:color="D3D3D3"/>
-              <w:end w:val="single" w:space="0" w:color="D3D3D3"/>
-            </w:tcBorders>
-          </w:tcPr>
-          <w:p>
-            <w:pPr>
-              <w:spacing w:before="0" w:after="60"/>
-              <w:keepNext/>
-              <w:jc w:val="start"/>
-            </w:pPr>
-            <w:r>
-              <w:rPr>
-                <w:rFonts w:ascii="Calibri" w:hAnsi="Calibri"/>
-                <w:sz w:val="20"/>
-              </w:rPr>
-              <w:t xml:space="default">    Yes</w:t>
-            </w:r>
-          </w:p>
-        </w:tc>
-        <w:tc>
-          <w:tcPr>
-            <w:tcBorders>
-              <w:top w:val="single" w:space="0" w:color="D3D3D3"/>
-              <w:bottom w:val="single" w:space="0" w:color="D3D3D3"/>
-              <w:start w:val="single" w:space="0" w:color="D3D3D3"/>
-              <w:end w:val="single" w:space="0" w:color="D3D3D3"/>
-            </w:tcBorders>
-          </w:tcPr>
-          <w:p>
-            <w:pPr>
-              <w:spacing w:before="0" w:after="60"/>
-              <w:keepNext/>
-              <w:jc w:val="center"/>
-            </w:pPr>
-            <w:r>
-              <w:rPr>
-                <w:rFonts w:ascii="Calibri" w:hAnsi="Calibri"/>
-                <w:sz w:val="20"/>
-              </w:rPr>
-              <w:t xml:space="default">0.98</w:t>
-            </w:r>
-          </w:p>
-        </w:tc>
-        <w:tc>
-          <w:tcPr>
-            <w:tcBorders>
-              <w:top w:val="single" w:space="0" w:color="D3D3D3"/>
-              <w:bottom w:val="single" w:space="0" w:color="D3D3D3"/>
-              <w:start w:val="single" w:space="0" w:color="D3D3D3"/>
-              <w:end w:val="single" w:space="0" w:color="D3D3D3"/>
-            </w:tcBorders>
-          </w:tcPr>
-          <w:p>
-            <w:pPr>
-              <w:spacing w:before="0" w:after="60"/>
-              <w:keepNext/>
-              <w:jc w:val="center"/>
-            </w:pPr>
-            <w:r>
-              <w:rPr>
-                <w:rFonts w:ascii="Calibri" w:hAnsi="Calibri"/>
-                <w:sz w:val="20"/>
-              </w:rPr>
-              <w:t xml:space="default">0.54, 1.77</w:t>
-            </w:r>
-          </w:p>
-        </w:tc>
-        <w:tc>
-          <w:tcPr>
-            <w:tcBorders>
-              <w:top w:val="single" w:space="0" w:color="D3D3D3"/>
-              <w:bottom w:val="single" w:space="0" w:color="D3D3D3"/>
-              <w:start w:val="single" w:space="0" w:color="D3D3D3"/>
-              <w:end w:val="single" w:space="0" w:color="D3D3D3"/>
-            </w:tcBorders>
-          </w:tcPr>
-          <w:p>
-            <w:pPr>
-              <w:spacing w:before="0" w:after="60"/>
-              <w:keepNext/>
-              <w:jc w:val="center"/>
-            </w:pPr>
-            <w:r>
-              <w:rPr>
-                <w:rFonts w:ascii="Calibri" w:hAnsi="Calibri"/>
-                <w:sz w:val="20"/>
-              </w:rPr>
-              <w:t xml:space="default">&gt;0.9</w:t>
-            </w:r>
-          </w:p>
-        </w:tc>
-      </w:tr>
-      <w:tr>
-        <w:trPr>
-          <w:cantSplit/>
-        </w:trPr>
-        <w:tc>
-          <w:tcPr>
             <w:gridSpan w:val="4"/>
           </w:tcPr>
           <w:p>
@@ -17707,7 +12051,7 @@
                 <w:rFonts w:ascii="Calibri" w:hAnsi="Calibri"/>
                 <w:sz w:val="20"/>
               </w:rPr>
-              <w:t xml:space="preserve">Odds ratios adjusted for all listed covariates. Survey-weighted (NRD complex design). Note: is_alcohol dropped due to a sparse cell in the index cohort.</w:t>
+              <w:t xml:space="preserve">Odds ratios adjusted for all listed covariates. Survey-weighted (NRD complex design). Comorbidity adjustment limited to diabetes, hypertension, and CHF (primary comorbidities for this cohort).</w:t>
             </w:r>
           </w:p>
         </w:tc>
